--- a/forskning/ncc-kohort/revision_r1/submission_r1/SUPPLEMENT_R1_highlighted.docx
+++ b/forskning/ncc-kohort/revision_r1/submission_r1/SUPPLEMENT_R1_highlighted.docx
@@ -788,7 +788,7 @@
       </w:r>
     </w:p>
     <w:bookmarkEnd w:id="20"/>
-    <w:bookmarkStart w:id="21" w:name="Xf2d10a379455606afa20a2d5e26c58e9feb5210"/>
+    <w:bookmarkStart w:id="21" w:name="X845eb84bfd1c59a3ef52f92cd7d77122fb4ff05"/>
     <w:p>
       <w:pPr>
         <w:pStyle w:val="Heading2"/>
@@ -797,7 +797,7 @@
         <w:rPr>
           <w:rStyle w:val="Revised"/>
         </w:rPr>
-        <w:t xml:space="preserve">S-M12. Data audit and corrections made during the revision</w:t>
+        <w:t xml:space="preserve">S-M12. Data preparation and corrections made during the revision</w:t>
       </w:r>
     </w:p>
     <w:p>
@@ -808,207 +808,127 @@
         <w:rPr>
           <w:rStyle w:val="Revised"/>
         </w:rPr>
-        <w:t xml:space="preserve">Before the revision we audited the data pipeline from register extraction to analysis file, re-deriving every variable independently. The original analysis file was exactly reproducible from the original extract, but the audit found the following problems, all corrected in the revised analyses (code in the repository; the original data and code are retained unchanged for comparison).</w:t>
+        <w:t xml:space="preserve">Before the revision we audited the data pipeline, re-deriving every variable from the register; the original analysis file was exactly reproducible from the original extract. The following corrections were made (code in the repository):</w:t>
       </w:r>
     </w:p>
     <w:p>
       <w:pPr>
-        <w:pStyle w:val="BodyText"/>
+        <w:pStyle w:val="Compact"/>
+        <w:numPr>
+          <w:ilvl w:val="0"/>
+          <w:numId w:val="1001"/>
+        </w:numPr>
       </w:pPr>
       <w:r>
         <w:rPr>
           <w:rStyle w:val="Revised"/>
-          <w:i/>
-          <w:iCs/>
-        </w:rPr>
-        <w:t xml:space="preserve">Extraction.</w:t>
-      </w:r>
-      <w:r>
-        <w:rPr>
-          <w:rStyle w:val="Revised"/>
-        </w:rPr>
-        <w:t xml:space="preserve"> </w:t>
-      </w:r>
-      <w:r>
-        <w:rPr>
-          <w:rStyle w:val="Revised"/>
-        </w:rPr>
-        <w:t xml:space="preserve">The career data had been paginated on a non-unique sort key (date), so that rows tied on date at page boundaries could be returned twice or skipped: 332 rows appeared twice and 334 rows (240 athletes) were missing. A deterministic re-extraction (sorted on the result identifier, restricted to rows registered before the original extraction) supplied the missing rows; duplicates were removed.</w:t>
+        </w:rPr>
+        <w:t xml:space="preserve">Extraction: a deterministic re-extraction added 334 results missed by the original pagination and removed 332 duplicates.</w:t>
       </w:r>
     </w:p>
     <w:p>
       <w:pPr>
-        <w:pStyle w:val="BodyText"/>
+        <w:pStyle w:val="Compact"/>
+        <w:numPr>
+          <w:ilvl w:val="0"/>
+          <w:numId w:val="1001"/>
+        </w:numPr>
       </w:pPr>
       <w:r>
         <w:rPr>
           <w:rStyle w:val="Revised"/>
-          <w:i/>
-          <w:iCs/>
-        </w:rPr>
-        <w:t xml:space="preserve">Baseline meet and cohort membership.</w:t>
-      </w:r>
-      <w:r>
-        <w:rPr>
-          <w:rStyle w:val="Revised"/>
-        </w:rPr>
-        <w:t xml:space="preserve"> </w:t>
-      </w:r>
-      <w:r>
-        <w:rPr>
-          <w:rStyle w:val="Revised"/>
-        </w:rPr>
-        <w:t xml:space="preserve">The baseline meet had been identified by meet name, but two venue-days are registered under other names (Jessheim, 13 September 2014, as a national meet; Osterøy, 28 August 2016, as a series meet), some single events are filed under city-only records, and the name patterns used to select baseline results also matched other meets in the baseline year. Participation is now identified by venue and date: every result on the meet weekend at one of the three venues by an athlete aged 13–14 that year (a 600 m race for older athletes at Jessheim in 2016 excluded). All 2,123 original cohort members were confirmed, 15 participants born 1998–2002 who had been missed were added (n = 2,138), and the first edition changed for 5 athletes.</w:t>
+        </w:rPr>
+        <w:t xml:space="preserve">Baseline meet: identified by venue and date rather than by meet name, because two venue-days are registered under other names; all 2,123 original cohort members were confirmed and 15 missed participants added.</w:t>
       </w:r>
     </w:p>
     <w:p>
       <w:pPr>
-        <w:pStyle w:val="BodyText"/>
+        <w:pStyle w:val="Compact"/>
+        <w:numPr>
+          <w:ilvl w:val="0"/>
+          <w:numId w:val="1001"/>
+        </w:numPr>
       </w:pPr>
       <w:r>
         <w:rPr>
           <w:rStyle w:val="Revised"/>
-          <w:i/>
-          <w:iCs/>
-        </w:rPr>
-        <w:t xml:space="preserve">Follow-up.</w:t>
-      </w:r>
-      <w:r>
-        <w:rPr>
-          <w:rStyle w:val="Revised"/>
-        </w:rPr>
-        <w:t xml:space="preserve"> </w:t>
-      </w:r>
-      <w:r>
-        <w:rPr>
-          <w:rStyle w:val="Revised"/>
-        </w:rPr>
-        <w:t xml:space="preserve">The extract, made in May 2026, contained 339 results from the partial 2026 season; follow-up now ends on 31 December 2025, as stated in Section 2.3.</w:t>
+        </w:rPr>
+        <w:t xml:space="preserve">Follow-up: results from the partial 2026 season were removed.</w:t>
       </w:r>
     </w:p>
     <w:p>
       <w:pPr>
-        <w:pStyle w:val="BodyText"/>
+        <w:pStyle w:val="Compact"/>
+        <w:numPr>
+          <w:ilvl w:val="0"/>
+          <w:numId w:val="1001"/>
+        </w:numPr>
       </w:pPr>
       <w:r>
         <w:rPr>
           <w:rStyle w:val="Revised"/>
-          <w:i/>
-          <w:iCs/>
-        </w:rPr>
-        <w:t xml:space="preserve">Sex.</w:t>
-      </w:r>
-      <w:r>
-        <w:rPr>
-          <w:rStyle w:val="Revised"/>
-        </w:rPr>
-        <w:t xml:space="preserve"> </w:t>
-      </w:r>
-      <w:r>
-        <w:rPr>
-          <w:rStyle w:val="Revised"/>
-        </w:rPr>
-        <w:t xml:space="preserve">Sex is taken from the register after its July 2026 correction of sex coding (S-M3).</w:t>
+        </w:rPr>
+        <w:t xml:space="preserve">Sex: register values after its July 2026 correction (S-M3).</w:t>
       </w:r>
     </w:p>
     <w:p>
       <w:pPr>
-        <w:pStyle w:val="BodyText"/>
+        <w:pStyle w:val="Compact"/>
+        <w:numPr>
+          <w:ilvl w:val="0"/>
+          <w:numId w:val="1001"/>
+        </w:numPr>
       </w:pPr>
       <w:r>
         <w:rPr>
           <w:rStyle w:val="Revised"/>
-          <w:i/>
-          <w:iCs/>
-        </w:rPr>
-        <w:t xml:space="preserve">Region and club.</w:t>
-      </w:r>
-      <w:r>
-        <w:rPr>
-          <w:rStyle w:val="Revised"/>
-        </w:rPr>
-        <w:t xml:space="preserve"> </w:t>
-      </w:r>
-      <w:r>
-        <w:rPr>
-          <w:rStyle w:val="Revised"/>
-        </w:rPr>
-        <w:t xml:space="preserve">The 600 m, 1500 m and race-walk results of all three venues are filed under one venue’s meet record in 2013–2015, so the venue recorded for an athlete’s first result could be the wrong one. Region is now read from the athlete’s other events at the meet (for athletes who took part twice, the venue so identified was the same in both years for every athlete), and for athletes with endurance results only from the club’s other participants that year (agreement with athletes’ own venue 99.9%); region changed for 221 athletes. For Cohort A, the club variable had recorded the club of the athlete’s last registered result rather than the baseline club, a post-baseline quantity (club and club size are used as controls and for club-level analyses); it is now the club under which the athlete competed at the baseline meet, for all athletes.</w:t>
+        </w:rPr>
+        <w:t xml:space="preserve">Region and club: region is read from events other than the 600 m, 1500 m and race walk, whose results from all venues are filed under one venue in 2013–2015; club is the club at the baseline meet (for Cohort A it had been the club of the athlete’s last result).</w:t>
       </w:r>
     </w:p>
     <w:p>
       <w:pPr>
-        <w:pStyle w:val="BodyText"/>
+        <w:pStyle w:val="Compact"/>
+        <w:numPr>
+          <w:ilvl w:val="0"/>
+          <w:numId w:val="1001"/>
+        </w:numPr>
       </w:pPr>
       <w:r>
         <w:rPr>
           <w:rStyle w:val="Revised"/>
-          <w:i/>
-          <w:iCs/>
-        </w:rPr>
-        <w:t xml:space="preserve">Volume.</w:t>
-      </w:r>
-      <w:r>
-        <w:rPr>
-          <w:rStyle w:val="Revised"/>
-        </w:rPr>
-        <w:t xml:space="preserve"> </w:t>
-      </w:r>
-      <w:r>
-        <w:rPr>
-          <w:rStyle w:val="Revised"/>
-        </w:rPr>
-        <w:t xml:space="preserve">The register stores each day of a multi-day meet as a separate meet, and on 1,046 athlete-days the results are filed under two meet records (largely the endurance lists above), which counted as two meets. Volume is now the number of competition days, which counts such days once; for all other athlete-days the two measures are identical.</w:t>
+        </w:rPr>
+        <w:t xml:space="preserve">Volume: counted as competition days, so that one day’s results filed under two meet records count once.</w:t>
       </w:r>
     </w:p>
     <w:p>
       <w:pPr>
-        <w:pStyle w:val="BodyText"/>
+        <w:pStyle w:val="Compact"/>
+        <w:numPr>
+          <w:ilvl w:val="0"/>
+          <w:numId w:val="1001"/>
+        </w:numPr>
       </w:pPr>
       <w:r>
         <w:rPr>
           <w:rStyle w:val="Revised"/>
-          <w:i/>
-          <w:iCs/>
-        </w:rPr>
-        <w:t xml:space="preserve">Tyrving formulas.</w:t>
-      </w:r>
-      <w:r>
-        <w:rPr>
-          <w:rStyle w:val="Revised"/>
-        </w:rPr>
-        <w:t xml:space="preserve"> </w:t>
-      </w:r>
-      <w:r>
-        <w:rPr>
-          <w:rStyle w:val="Revised"/>
-        </w:rPr>
-        <w:t xml:space="preserve">Besides the event-mapping gap (only flat runs and four jumps had been matched to the table; S-M3), the original scoring used hundredths instead of tenths of a second for 600 m and longer races and race walking, and the steepest of the three throwing and pole-vault rates throughout. The corrected implementation reproduces the federation’s workbook exactly (S-M3). The correction raises the association between baseline performance and retention (Table 3).</w:t>
+        </w:rPr>
+        <w:t xml:space="preserve">Tyrving: the workbook’s formulas for 600 m and longer races, race walking, throws and pole vault (S-M3).</w:t>
       </w:r>
     </w:p>
     <w:p>
       <w:pPr>
-        <w:pStyle w:val="BodyText"/>
+        <w:pStyle w:val="Compact"/>
+        <w:numPr>
+          <w:ilvl w:val="0"/>
+          <w:numId w:val="1001"/>
+        </w:numPr>
       </w:pPr>
       <w:r>
         <w:rPr>
           <w:rStyle w:val="Revised"/>
-          <w:i/>
-          <w:iCs/>
-        </w:rPr>
-        <w:t xml:space="preserve">Secondary analyses.</w:t>
-      </w:r>
-      <w:r>
-        <w:rPr>
-          <w:rStyle w:val="Revised"/>
-        </w:rPr>
-        <w:t xml:space="preserve"> </w:t>
-      </w:r>
-      <w:r>
-        <w:rPr>
-          <w:rStyle w:val="Revised"/>
-        </w:rPr>
-        <w:t xml:space="preserve">The time origin of the baseline-only Cox model and the at-risk set of the age-16 landmark were corrected (S-M1); club-clustered and population-averaged estimates were added for the primary model (S-M7); the calibration figure now shows the cross-validated calibration of the primary model (it previously showed the in-sample fit of a post-baseline logistic model); and the register-population comparison now uses the register state of the extraction (S-M11).</w:t>
+        </w:rPr>
+        <w:t xml:space="preserve">Secondary analyses: the time origin of the baseline-only Cox model and the at-risk set of the age-16 landmark (S-M1); club-clustered and population-averaged estimates (S-M7); the cross-validated calibration figure (Supplementary Figure S1); the register-population comparison (S-M11).</w:t>
       </w:r>
     </w:p>
     <w:bookmarkEnd w:id="21"/>
@@ -19515,8 +19435,114 @@
       </w:pPr>
     </w:lvl>
   </w:abstractNum>
+  <w:abstractNum w:abstractNumId="991">
+    <w:nsid w:val="0000A991"/>
+    <w:multiLevelType w:val="multilevel"/>
+    <w:lvl w:ilvl="0">
+      <w:numFmt w:val="bullet"/>
+      <w:lvlText w:val=""/>
+      <w:lvlJc w:val="left"/>
+      <w:pPr>
+        <w:ind w:left="720" w:hanging="360"/>
+      </w:pPr>
+      <w:rPr>
+        <w:rFonts w:ascii="Symbol" w:hAnsi="Symbol" w:cs="Symbol" w:hint="default"/>
+      </w:rPr>
+    </w:lvl>
+    <w:lvl w:ilvl="1">
+      <w:numFmt w:val="bullet"/>
+      <w:lvlText w:val="o"/>
+      <w:lvlJc w:val="left"/>
+      <w:pPr>
+        <w:ind w:left="1440" w:hanging="360"/>
+      </w:pPr>
+      <w:rPr>
+        <w:rFonts w:ascii="Courier New" w:hAnsi="Courier New" w:cs="Courier New" w:hint="default"/>
+      </w:rPr>
+    </w:lvl>
+    <w:lvl w:ilvl="2">
+      <w:numFmt w:val="bullet"/>
+      <w:lvlText w:val=""/>
+      <w:lvlJc w:val="left"/>
+      <w:pPr>
+        <w:ind w:left="2160" w:hanging="360"/>
+      </w:pPr>
+      <w:rPr>
+        <w:rFonts w:ascii="Wingdings" w:hAnsi="Wingdings" w:cs="Wingdings" w:hint="default"/>
+      </w:rPr>
+    </w:lvl>
+    <w:lvl w:ilvl="3">
+      <w:numFmt w:val="bullet"/>
+      <w:lvlText w:val=""/>
+      <w:lvlJc w:val="left"/>
+      <w:pPr>
+        <w:ind w:left="2880" w:hanging="360"/>
+      </w:pPr>
+      <w:rPr>
+        <w:rFonts w:ascii="Symbol" w:hAnsi="Symbol" w:cs="Symbol" w:hint="default"/>
+      </w:rPr>
+    </w:lvl>
+    <w:lvl w:ilvl="4">
+      <w:numFmt w:val="bullet"/>
+      <w:lvlText w:val="o"/>
+      <w:lvlJc w:val="left"/>
+      <w:pPr>
+        <w:ind w:left="3600" w:hanging="360"/>
+      </w:pPr>
+      <w:rPr>
+        <w:rFonts w:ascii="Courier New" w:hAnsi="Courier New" w:cs="Courier New" w:hint="default"/>
+      </w:rPr>
+    </w:lvl>
+    <w:lvl w:ilvl="5">
+      <w:numFmt w:val="bullet"/>
+      <w:lvlText w:val=""/>
+      <w:lvlJc w:val="left"/>
+      <w:pPr>
+        <w:ind w:left="4320" w:hanging="360"/>
+      </w:pPr>
+      <w:rPr>
+        <w:rFonts w:ascii="Wingdings" w:hAnsi="Wingdings" w:cs="Wingdings" w:hint="default"/>
+      </w:rPr>
+    </w:lvl>
+    <w:lvl w:ilvl="6">
+      <w:numFmt w:val="bullet"/>
+      <w:lvlText w:val=""/>
+      <w:lvlJc w:val="left"/>
+      <w:pPr>
+        <w:ind w:left="5040" w:hanging="360"/>
+      </w:pPr>
+      <w:rPr>
+        <w:rFonts w:ascii="Symbol" w:hAnsi="Symbol" w:cs="Symbol" w:hint="default"/>
+      </w:rPr>
+    </w:lvl>
+    <w:lvl w:ilvl="7">
+      <w:numFmt w:val="bullet"/>
+      <w:lvlText w:val="o"/>
+      <w:lvlJc w:val="left"/>
+      <w:pPr>
+        <w:ind w:left="5760" w:hanging="360"/>
+      </w:pPr>
+      <w:rPr>
+        <w:rFonts w:ascii="Courier New" w:hAnsi="Courier New" w:cs="Courier New" w:hint="default"/>
+      </w:rPr>
+    </w:lvl>
+    <w:lvl w:ilvl="8">
+      <w:numFmt w:val="bullet"/>
+      <w:lvlText w:val=""/>
+      <w:lvlJc w:val="left"/>
+      <w:pPr>
+        <w:ind w:left="6480" w:hanging="360"/>
+      </w:pPr>
+      <w:rPr>
+        <w:rFonts w:ascii="Wingdings" w:hAnsi="Wingdings" w:cs="Wingdings" w:hint="default"/>
+      </w:rPr>
+    </w:lvl>
+  </w:abstractNum>
   <w:num w:numId="1000">
     <w:abstractNumId w:val="990"/>
+  </w:num>
+  <w:num w:numId="1001">
+    <w:abstractNumId w:val="991"/>
   </w:num>
 </w:numbering>
 </file>

--- a/forskning/ncc-kohort/revision_r1/submission_r1/SUPPLEMENT_R1_highlighted.docx
+++ b/forskning/ncc-kohort/revision_r1/submission_r1/SUPPLEMENT_R1_highlighted.docx
@@ -309,7 +309,7 @@
         <w:rPr>
           <w:rStyle w:val="Revised"/>
         </w:rPr>
-        <w:t xml:space="preserve">Every result is scored when its event and implement or hurdle specification match a row of the Tyrving table (Norwegian Athletics Federation, 2014 version) for the athlete’s sex and calendar age; the register codes events with their specification (e.g., shot put 3 kg, 60 m hurdles 76.2 cm), and the table gives one row per age-appropriate specification, so all events contested at the baseline meet (sprints, middle distances, hurdles, jumps, throws, race walking) are covered. Take-off-zone long and triple jumps, used in these age groups, have no separate norm and are scored against the board-jump norm (a slight advantage to zone jumpers; scoring them as missing instead leaves 17 rather than 2 athletes without a baseline score and gives volume OR 2.06 [1.82, 2.34], Tyrving OR 1.78 [1.50, 2.12], and CV-AUC 0.768, essentially unchanged). Race-walk and middle-distance times recorded in minutes.seconds format are converted before scoring. Points follow the table’s own formulas, which differ by event type: a linear rate per hundredth of a second for runs up to 400 m and per tenth of a second for 600 m and longer races and race walking; a linear rate per centimetre for horizontal jumps and high jump; and, for throws and pole vault, three rates per centimetre (one above the reference, one down to 80% of it, and a steeper one below 80%). Points are truncated to whole numbers. Our implementation reproduces the workbook exactly: 1,596 of 1,596 test values, computed by the workbook itself, agree (Supplementary Methods S-M12). With this scoring, 99.1% of baseline-meet results receive a score; none reaches the 1,500-point cap.</w:t>
+        <w:t xml:space="preserve">Every result is scored when its event and implement or hurdle specification match a row of the Tyrving table (the Norwegian Athletics Federation’s workbook, 2014 version) for the athlete’s sex and calendar age; the register codes events with their specification (e.g., shot put 3 kg, 60 m hurdles 76.2 cm), and the table gives one row per age-appropriate specification, so all events contested at the baseline meet (sprints, middle distances, hurdles, jumps, throws, race walking) are covered. Take-off-zone long and triple jumps, used in these age groups, have no separate norm and are scored against the board-jump norm (a slight advantage to zone jumpers; scoring them as missing instead leaves 17 rather than 2 athletes without a baseline score and gives volume OR 2.06 [1.82, 2.34], Tyrving OR 1.78 [1.50, 2.12], and CV-AUC 0.768, essentially unchanged). Race-walk and middle-distance times recorded in minutes.seconds format are converted before scoring. Points follow the table’s own formulas, which differ by event type: a linear rate per hundredth of a second for runs up to 400 m and per tenth of a second for 600 m and longer races and race walking; a linear rate per centimetre for horizontal jumps and high jump; and, for throws and pole vault, three rates per centimetre (one above the reference, one down to 80% of it, and a steeper one below 80%). Points are truncated to whole numbers. Our implementation reproduces the workbook exactly: 1,596 of 1,596 test values, computed by the workbook itself, agree (Supplementary Methods S-M12). With this scoring, 99.1% of baseline-meet results receive a score; none reaches the 1,500-point cap.</w:t>
       </w:r>
     </w:p>
     <w:p>
@@ -370,7 +370,7 @@
         <w:rPr>
           <w:rStyle w:val="Revised"/>
         </w:rPr>
-        <w:t xml:space="preserve">The register records sex as a binary variable. In the submitted data 24 cohort athletes had none; after the register-wide correction of sex coding in July 2026, 2 (0.1%) remain. They are excluded from all regression models, which condition on sex, and from Tyrving scoring, but included in cohort totals and unstratified Kaplan–Meier curves (one of the two retained). The same correction recoded 8 athletes (6 from male to female, 2 from female to male). The sex-specific implements and hurdle heights an athlete uses at ages 12–17 provide an independent check (each result is tested against the Tyrving rows for either sex at that age). Of the athletes whose sex changed or became known, 24 have implements that point to one sex, and all 24 agree with the corrected value (none with the original). Across the cohort, among the 1,296 athletes with clear evidence (at least three more results fitting one sex than the other), the implements contradict the registered sex for 2.</w:t>
+        <w:t xml:space="preserve">The register records sex as a binary variable. In the submitted data 24 cohort athletes had none; after the register-wide correction of sex coding in July 2026, 2 (0.1%) remain. They are excluded from all regression models, which condition on sex (except the mean-imputation check of the post-baseline Cox model in Supplementary Table S5, which keeps every athlete and, as in the submission, codes them as male), and from Tyrving scoring, but included in cohort totals and unstratified Kaplan–Meier curves (one of the two retained). The same correction recoded 8 athletes (6 from male to female, 2 from female to male). The sex-specific implements and hurdle heights an athlete uses at ages 12–17 provide an independent check (each result is tested against the Tyrving rows for either sex at that age). Of the athletes whose sex changed or became known, 24 have implements that point to one sex, and all 24 agree with the corrected value (none with the original). Across the cohort, among the 1,296 athletes with clear evidence (at least three more results fitting one sex than the other), the implements contradict the registered sex for 2.</w:t>
       </w:r>
     </w:p>
     <w:bookmarkEnd w:id="12"/>
@@ -400,7 +400,7 @@
         <w:rPr>
           <w:rStyle w:val="Revised"/>
         </w:rPr>
-        <w:t xml:space="preserve">All cross-validation uses stratified 5-fold splits repeated 20 times with different seeds; in each training fold the standardization of continuous covariates is re-estimated and applied to the held-out fold (a scikit-learn pipeline), and an unpenalized logistic model is fitted. The CV-AUC is the mean of the 100 fold-level AUCs. Its 95% CI, and the CIs and p-values for differences between models fitted on identical folds, use the corrected resampled t-statistic for repeated k-fold cross-validation, which inflates the variance of the fold-level estimates by n_test/n_train to account for overlapping training sets (Nadeau &amp; Bengio, 2003). Calibration was assessed on the out-of-fold predicted probabilities averaged over the 20 repeats: the calibration slope (logistic regression of the outcome on the linear predictor), calibration-in-the-large (intercept of a logistic model with the linear predictor as offset), and the Brier score. To test transfer across clubs, the cross-validation was repeated with stratified group folds, keeping every baseline club (287 clubs) entirely within either the training or the validation fold.</w:t>
+        <w:t xml:space="preserve">Cross-validation in the primary and all new analyses uses stratified 5-fold splits repeated 20 times with different seeds (Supplementary Tables S9, S17 and S24, re-runs of the original scripts, keep the submission’s single split, as their notes state); in each training fold the standardization of continuous covariates is re-estimated and applied to the held-out fold (a scikit-learn pipeline), and an unpenalized logistic model is fitted. The CV-AUC is the mean of the 100 fold-level AUCs. Its 95% CI, and the CIs and p-values for differences between models fitted on identical folds, use the corrected resampled t-statistic for repeated k-fold cross-validation, which inflates the variance of the fold-level estimates by n_test/n_train to account for overlapping training sets (Nadeau &amp; Bengio, 2003). Calibration was assessed on the out-of-fold predicted probabilities averaged over the 20 repeats: the calibration slope (logistic regression of the outcome on the linear predictor), calibration-in-the-large (intercept of a logistic model with the linear predictor as offset), and the Brier score. To test transfer across clubs, the cross-validation was repeated with stratified group folds, keeping every baseline club (287 clubs) entirely within either the training or the validation fold.</w:t>
       </w:r>
     </w:p>
     <w:p>
@@ -736,7 +736,7 @@
         <w:rPr>
           <w:rStyle w:val="Revised"/>
         </w:rPr>
-        <w:t xml:space="preserve">Because the candidate threshold (&lt; 10 meets) was chosen in the pooled data, cut-offs were also derived in one birth cohort and evaluated, unchanged, in the other (Supplementary Table S29). Two pre-specified derivation rules were used: a capacity rule that flags the lowest quartile of pre-milestone volume in the derivation cohort (athletes at or below its 25th percentile), which corresponds to the targeting logic of Section 4.8, and the cut-off maximizing Youden’s J (sensitivity + specificity − 1) over 2–40 meets. Performance in the evaluation cohort is reported with 2,000-replicate bootstrap percentile CIs. Both cohorts come from the same register and national system, so this is temporal validation within one setting, not external validation.</w:t>
+        <w:t xml:space="preserve">Because the candidate threshold (&lt; 10 meets) was chosen in the pooled data, cut-offs were also derived in one birth cohort and evaluated, unchanged, in the other (Supplementary Table S29). Two derivation rules, fixed before the cohorts were compared, were used: a capacity rule that flags the lowest quartile of pre-milestone volume in the derivation cohort (athletes at or below its 25th percentile), which corresponds to the targeting logic of Section 4.8, and the cut-off maximizing Youden’s J (sensitivity + specificity − 1) over 2–40 meets. Performance in the evaluation cohort is reported with 2,000-replicate bootstrap percentile CIs. Both cohorts come from the same register and national system, so this is temporal validation within one setting, not external validation.</w:t>
       </w:r>
     </w:p>
     <w:bookmarkEnd w:id="18"/>
@@ -760,7 +760,7 @@
         <w:rPr>
           <w:rStyle w:val="Revised"/>
         </w:rPr>
-        <w:t xml:space="preserve">An active season is a calendar year with ≥2 results. Both outcomes use the final active season observed through 2025, so a gap followed by a return is part of a continuing career rather than an exit, and athletes active in 2024 or 2025 are censored (time-to-event) because a final season cannot yet be distinguished from a gap. To quantify how often gaps end in a return, we counted athletes with inactive seasons between baseline and their final active season, and, among athletes who at some point before 2020 missed two consecutive seasons (so that at least four later seasons are observable), the share who ever competed again. The baseline-only Cox model (time zero at the end of the age-14 season; S-M1) was then re-estimated with two alternative event definitions that do not use later returns: the first sustained exit (the last active season before the first run of two or more inactive seasons) and the first inactive season (the spell ends at the first season without ≥2 results) (Supplementary Table S30).</w:t>
+        <w:t xml:space="preserve">An active season is a calendar year with ≥2 results. Both outcomes use the final active season observed through 2025, so a gap followed by a return is part of a continuing career rather than an exit, and athletes active in 2024 or 2025 are censored (time-to-event) because a final season cannot yet be distinguished from a gap. To quantify how often gaps end in a return, we counted athletes with inactive seasons between baseline and their final active season, and, among athletes with an active season in 2019 or earlier followed by two missed seasons (so that at least four later seasons are observable), the share who ever competed again. The baseline-only Cox model (time zero at the end of the age-14 season; S-M1) was then re-estimated with two alternative event definitions that do not use later returns: the first sustained exit (the last active season before the first run of two or more inactive seasons) and the first inactive season (the spell ends at the first season without ≥2 results) (Supplementary Table S30).</w:t>
       </w:r>
     </w:p>
     <w:bookmarkEnd w:id="19"/>
@@ -784,7 +784,7 @@
         <w:rPr>
           <w:rStyle w:val="Revised"/>
         </w:rPr>
-        <w:t xml:space="preserve">To describe the target population, we extracted from the register, as it stood at the data extraction (rows registered by 18 May 2026; results through 2025), every athlete born 1998–2002 with at least one result at ages 13–14 (n = 7,266), defined cohort membership by venue and date exactly as for the analysis data (reproducing its 2,138 members), and computed, from the same register rows for members and non-members alike, the number of meets (competition days) at ages 13–14 and senior status (≥2 results in a calendar year at age 20 or later; SQL in the code repository). For cohort members the register counts agree closely with the analysis data (mean 20.4 vs. 20.5 meets; senior retention 15.9% vs. 16.3%); the small differences reflect rows re-registered after the extraction, which the analysis data retain from the original extract. An earlier version of this comparison used the September 2026 register, in which an import had registered some historical results a second time, inflating cohort members’ meet counts by about 2.5; that version is superseded. The sex-adjusted association between volume and senior status was estimated per 10 meets, with repeated cross-validated AUC.</w:t>
+        <w:t xml:space="preserve">To describe the target population, we extracted from the register, as it stood at the data extraction (rows registered by 18 May 2026; results through 2025), every athlete born 1998–2002 with at least one result at ages 13–14 (n = 7,266), defined cohort membership by venue and date exactly as for the analysis data (reproducing its 2,138 members), and computed, from the same register rows for members and non-members alike, the number of meets (competition days) at ages 13–14 and senior status (≥2 results in a calendar year at age 20 or later). For cohort members the register counts agree closely with the analysis data (mean 20.4 vs. 20.5 meets; senior retention 15.9% vs. 16.3%); the small differences reflect rows re-registered after the extraction, which the analysis data retain from the original extract. The sex-adjusted association between volume and senior status was estimated per 10 meets, with repeated cross-validated AUC.</w:t>
       </w:r>
     </w:p>
     <w:bookmarkEnd w:id="20"/>
@@ -808,7 +808,7 @@
         <w:rPr>
           <w:rStyle w:val="Revised"/>
         </w:rPr>
-        <w:t xml:space="preserve">Before the revision we audited the data pipeline, re-deriving every variable from the register; the original analysis file was exactly reproducible from the original extract. The following corrections were made (code in the repository):</w:t>
+        <w:t xml:space="preserve">Before the revision we audited the data pipeline, re-deriving every variable from the register; the original analysis file was exactly reproducible from the original extract. The following corrections were made:</w:t>
       </w:r>
     </w:p>
     <w:p>
@@ -913,7 +913,7 @@
         <w:rPr>
           <w:rStyle w:val="Revised"/>
         </w:rPr>
-        <w:t xml:space="preserve">Tyrving: the workbook’s formulas for 600 m and longer races, race walking, throws and pole vault (S-M3).</w:t>
+        <w:t xml:space="preserve">Tyrving: events registered with their implement or hurdle specification (throws, hurdles, zone jumps, race walking), which the submitted scoring left unscored, are now scored (missing baseline Tyrving 19.7% → 0.1%), with the workbook’s own formulas for 600 m and longer races, race walking, throws and pole vault (S-M3).</w:t>
       </w:r>
     </w:p>
     <w:p>
@@ -1981,6 +1981,9 @@
               <w:pStyle w:val="Compact"/>
             </w:pPr>
             <w:r>
+              <w:rPr>
+                <w:rStyle w:val="Revised"/>
+              </w:rPr>
               <w:t xml:space="preserve">Approx. RR (common outcome; protective effects inverted)</w:t>
             </w:r>
           </w:p>
@@ -2262,6 +2265,9 @@
               <w:pStyle w:val="Compact"/>
             </w:pPr>
             <w:r>
+              <w:rPr>
+                <w:rStyle w:val="Revised"/>
+              </w:rPr>
               <w:t xml:space="preserve">N (Cox)</w:t>
             </w:r>
           </w:p>
@@ -2284,6 +2290,9 @@
               <w:pStyle w:val="Compact"/>
             </w:pPr>
             <w:r>
+              <w:rPr>
+                <w:rStyle w:val="Revised"/>
+              </w:rPr>
               <w:t xml:space="preserve">Min. detectable HR</w:t>
             </w:r>
           </w:p>
@@ -3779,7 +3788,7 @@
               <w:rPr>
                 <w:rStyle w:val="Revised"/>
               </w:rPr>
-              <w:t xml:space="preserve">.693</w:t>
+              <w:t xml:space="preserve">.692</w:t>
             </w:r>
           </w:p>
         </w:tc>
@@ -5320,7 +5329,7 @@
               <w:rPr>
                 <w:rStyle w:val="Revised"/>
               </w:rPr>
-              <w:t xml:space="preserve">1.23</w:t>
+              <w:t xml:space="preserve">1.22</w:t>
             </w:r>
           </w:p>
         </w:tc>
@@ -5503,7 +5512,7 @@
               <w:rPr>
                 <w:rStyle w:val="Revised"/>
               </w:rPr>
-              <w:t xml:space="preserve">[0.47, 0.56]</w:t>
+              <w:t xml:space="preserve">[0.48, 0.56]</w:t>
             </w:r>
           </w:p>
         </w:tc>
@@ -5538,10 +5547,7 @@
               <w:pStyle w:val="Compact"/>
             </w:pPr>
             <w:r>
-              <w:rPr>
-                <w:rStyle w:val="Revised"/>
-              </w:rPr>
-              <w:t xml:space="preserve">0.81</w:t>
+              <w:t xml:space="preserve">0.80</w:t>
             </w:r>
           </w:p>
         </w:tc>
@@ -5770,7 +5776,7 @@
               <w:rPr>
                 <w:rStyle w:val="Revised"/>
               </w:rPr>
-              <w:t xml:space="preserve">Gender M/F registered (2 unknown; excluded from regression models, included in cohort totals and unstratified KM curves)</w:t>
+              <w:t xml:space="preserve">Gender M/F registered (2 unknown; excluded from regression models except the mean-imputation check in Table S5, included in cohort totals and unstratified KM curves)</w:t>
             </w:r>
           </w:p>
         </w:tc>
@@ -5934,7 +5940,7 @@
               <w:rPr>
                 <w:rStyle w:val="Revised"/>
               </w:rPr>
-              <w:t xml:space="preserve">Time zero at the end of the age-14 season; excludes the 229 athletes whose final active season was at 13</w:t>
+              <w:t xml:space="preserve">Time zero at the end of the age-14 season; excludes the 229 athletes whose final active season was at 13 and 1 without registered sex; the first-inactive-season definition in Table S30 also requires an active season at 14</w:t>
             </w:r>
           </w:p>
         </w:tc>
@@ -6384,7 +6390,7 @@
               <w:rPr>
                 <w:rStyle w:val="Revised"/>
               </w:rPr>
-              <w:t xml:space="preserve">1.82</w:t>
+              <w:t xml:space="preserve">1.83</w:t>
             </w:r>
           </w:p>
         </w:tc>
@@ -6442,7 +6448,7 @@
               <w:rPr>
                 <w:rStyle w:val="Revised"/>
               </w:rPr>
-              <w:t xml:space="preserve">1.17</w:t>
+              <w:t xml:space="preserve">1.16</w:t>
             </w:r>
           </w:p>
         </w:tc>
@@ -6718,7 +6724,7 @@
               <w:rPr>
                 <w:rStyle w:val="Revised"/>
               </w:rPr>
-              <w:t xml:space="preserve">1.05</w:t>
+              <w:t xml:space="preserve">1.06</w:t>
             </w:r>
           </w:p>
         </w:tc>
@@ -6873,7 +6879,7 @@
         <w:rPr>
           <w:rStyle w:val="Revised"/>
         </w:rPr>
-        <w:t xml:space="preserve">only Q1 born reached p &lt; .05 (OR 0.73 [0.55, 0.98]).</w:t>
+        <w:t xml:space="preserve">only Q1 born reached p &lt; .05 (OR 0.73 [0.55, 0.98]). Region could not be determined for 2 athletes, who fall in the reference region (western Norway).</w:t>
       </w:r>
     </w:p>
     <w:p>
@@ -8199,6 +8205,9 @@
               <w:pStyle w:val="Compact"/>
             </w:pPr>
             <w:r>
+              <w:rPr>
+                <w:rStyle w:val="Revised"/>
+              </w:rPr>
               <w:t xml:space="preserve">CV-AUC</w:t>
             </w:r>
           </w:p>
@@ -10118,7 +10127,7 @@
               <w:rPr>
                 <w:rStyle w:val="Revised"/>
               </w:rPr>
-              <w:t xml:space="preserve">0.82 (±0.01)</w:t>
+              <w:t xml:space="preserve">0.83 (±0.01)</w:t>
             </w:r>
           </w:p>
         </w:tc>
@@ -10559,7 +10568,7 @@
                 <w:b/>
                 <w:bCs/>
               </w:rPr>
-              <w:t xml:space="preserve">[1.04, 1.33]</w:t>
+              <w:t xml:space="preserve">[1.04, 1.34]</w:t>
             </w:r>
           </w:p>
         </w:tc>
@@ -11091,7 +11100,7 @@
               <w:rPr>
                 <w:rStyle w:val="Revised"/>
               </w:rPr>
-              <w:t xml:space="preserve">2.06</w:t>
+              <w:t xml:space="preserve">2.07</w:t>
             </w:r>
           </w:p>
         </w:tc>
@@ -11388,7 +11397,7 @@
         <w:rPr>
           <w:rStyle w:val="Revised"/>
         </w:rPr>
-        <w:t xml:space="preserve">(OR 1.80–2.06).</w:t>
+        <w:t xml:space="preserve">(OR 1.80–2.07).</w:t>
       </w:r>
     </w:p>
     <w:p>
@@ -12432,6 +12441,9 @@
               <w:pStyle w:val="Compact"/>
             </w:pPr>
             <w:r>
+              <w:rPr>
+                <w:rStyle w:val="Revised"/>
+              </w:rPr>
               <w:t xml:space="preserve">Data / model</w:t>
             </w:r>
           </w:p>
@@ -12476,6 +12488,9 @@
               <w:pStyle w:val="Compact"/>
             </w:pPr>
             <w:r>
+              <w:rPr>
+                <w:rStyle w:val="Revised"/>
+              </w:rPr>
               <w:t xml:space="preserve">Tyrving OR [95% CI]</w:t>
             </w:r>
           </w:p>
@@ -12487,6 +12502,9 @@
               <w:pStyle w:val="Compact"/>
             </w:pPr>
             <w:r>
+              <w:rPr>
+                <w:rStyle w:val="Revised"/>
+              </w:rPr>
               <w:t xml:space="preserve">CV-AUC</w:t>
             </w:r>
           </w:p>
@@ -12500,6 +12518,9 @@
               <w:pStyle w:val="Compact"/>
             </w:pPr>
             <w:r>
+              <w:rPr>
+                <w:rStyle w:val="Revised"/>
+              </w:rPr>
               <w:t xml:space="preserve">Corrected data: complete case (primary)</w:t>
             </w:r>
           </w:p>
@@ -12511,6 +12532,9 @@
               <w:pStyle w:val="Compact"/>
             </w:pPr>
             <w:r>
+              <w:rPr>
+                <w:rStyle w:val="Revised"/>
+              </w:rPr>
               <w:t xml:space="preserve">2,136</w:t>
             </w:r>
           </w:p>
@@ -12522,6 +12546,9 @@
               <w:pStyle w:val="Compact"/>
             </w:pPr>
             <w:r>
+              <w:rPr>
+                <w:rStyle w:val="Revised"/>
+              </w:rPr>
               <w:t xml:space="preserve">2.04 [1.80, 2.32]</w:t>
             </w:r>
           </w:p>
@@ -12533,6 +12560,9 @@
               <w:pStyle w:val="Compact"/>
             </w:pPr>
             <w:r>
+              <w:rPr>
+                <w:rStyle w:val="Revised"/>
+              </w:rPr>
               <w:t xml:space="preserve">1.18 [1.04, 1.34]</w:t>
             </w:r>
           </w:p>
@@ -12544,6 +12574,9 @@
               <w:pStyle w:val="Compact"/>
             </w:pPr>
             <w:r>
+              <w:rPr>
+                <w:rStyle w:val="Revised"/>
+              </w:rPr>
               <w:t xml:space="preserve">1.75 [1.47, 2.08]</w:t>
             </w:r>
           </w:p>
@@ -12555,6 +12588,9 @@
               <w:pStyle w:val="Compact"/>
             </w:pPr>
             <w:r>
+              <w:rPr>
+                <w:rStyle w:val="Revised"/>
+              </w:rPr>
               <w:t xml:space="preserve">0.767</w:t>
             </w:r>
           </w:p>
@@ -12568,6 +12604,9 @@
               <w:pStyle w:val="Compact"/>
             </w:pPr>
             <w:r>
+              <w:rPr>
+                <w:rStyle w:val="Revised"/>
+              </w:rPr>
               <w:t xml:space="preserve">Corrected data: multiple imputation (m = 20)</w:t>
             </w:r>
           </w:p>
@@ -12579,6 +12618,9 @@
               <w:pStyle w:val="Compact"/>
             </w:pPr>
             <w:r>
+              <w:rPr>
+                <w:rStyle w:val="Revised"/>
+              </w:rPr>
               <w:t xml:space="preserve">2,136</w:t>
             </w:r>
           </w:p>
@@ -12590,6 +12632,9 @@
               <w:pStyle w:val="Compact"/>
             </w:pPr>
             <w:r>
+              <w:rPr>
+                <w:rStyle w:val="Revised"/>
+              </w:rPr>
               <w:t xml:space="preserve">2.04 [1.80, 2.32]</w:t>
             </w:r>
           </w:p>
@@ -12601,6 +12646,9 @@
               <w:pStyle w:val="Compact"/>
             </w:pPr>
             <w:r>
+              <w:rPr>
+                <w:rStyle w:val="Revised"/>
+              </w:rPr>
               <w:t xml:space="preserve">1.18 [1.04, 1.34]</w:t>
             </w:r>
           </w:p>
@@ -12612,6 +12660,9 @@
               <w:pStyle w:val="Compact"/>
             </w:pPr>
             <w:r>
+              <w:rPr>
+                <w:rStyle w:val="Revised"/>
+              </w:rPr>
               <w:t xml:space="preserve">1.75 [1.47, 2.08]</w:t>
             </w:r>
           </w:p>
@@ -12633,6 +12684,9 @@
               <w:pStyle w:val="Compact"/>
             </w:pPr>
             <w:r>
+              <w:rPr>
+                <w:rStyle w:val="Revised"/>
+              </w:rPr>
               <w:t xml:space="preserve">Submitted data: complete case</w:t>
             </w:r>
           </w:p>
@@ -12644,6 +12698,9 @@
               <w:pStyle w:val="Compact"/>
             </w:pPr>
             <w:r>
+              <w:rPr>
+                <w:rStyle w:val="Revised"/>
+              </w:rPr>
               <w:t xml:space="preserve">1,704</w:t>
             </w:r>
           </w:p>
@@ -12655,6 +12712,9 @@
               <w:pStyle w:val="Compact"/>
             </w:pPr>
             <w:r>
+              <w:rPr>
+                <w:rStyle w:val="Revised"/>
+              </w:rPr>
               <w:t xml:space="preserve">2.40 [2.08, 2.76]</w:t>
             </w:r>
           </w:p>
@@ -12666,6 +12726,9 @@
               <w:pStyle w:val="Compact"/>
             </w:pPr>
             <w:r>
+              <w:rPr>
+                <w:rStyle w:val="Revised"/>
+              </w:rPr>
               <w:t xml:space="preserve">1.36 [1.17, 1.57]</w:t>
             </w:r>
           </w:p>
@@ -12677,6 +12740,9 @@
               <w:pStyle w:val="Compact"/>
             </w:pPr>
             <w:r>
+              <w:rPr>
+                <w:rStyle w:val="Revised"/>
+              </w:rPr>
               <w:t xml:space="preserve">1.12 [0.96, 1.30]</w:t>
             </w:r>
           </w:p>
@@ -12688,6 +12754,9 @@
               <w:pStyle w:val="Compact"/>
             </w:pPr>
             <w:r>
+              <w:rPr>
+                <w:rStyle w:val="Revised"/>
+              </w:rPr>
               <w:t xml:space="preserve">0.753</w:t>
             </w:r>
           </w:p>
@@ -12701,6 +12770,9 @@
               <w:pStyle w:val="Compact"/>
             </w:pPr>
             <w:r>
+              <w:rPr>
+                <w:rStyle w:val="Revised"/>
+              </w:rPr>
               <w:t xml:space="preserve">Submitted data: MI (m = 20), outcome in imputation model</w:t>
             </w:r>
           </w:p>
@@ -12712,6 +12784,9 @@
               <w:pStyle w:val="Compact"/>
             </w:pPr>
             <w:r>
+              <w:rPr>
+                <w:rStyle w:val="Revised"/>
+              </w:rPr>
               <w:t xml:space="preserve">2,099</w:t>
             </w:r>
           </w:p>
@@ -12723,6 +12798,9 @@
               <w:pStyle w:val="Compact"/>
             </w:pPr>
             <w:r>
+              <w:rPr>
+                <w:rStyle w:val="Revised"/>
+              </w:rPr>
               <w:t xml:space="preserve">2.34 [2.07, 2.66]</w:t>
             </w:r>
           </w:p>
@@ -12734,6 +12812,9 @@
               <w:pStyle w:val="Compact"/>
             </w:pPr>
             <w:r>
+              <w:rPr>
+                <w:rStyle w:val="Revised"/>
+              </w:rPr>
               <w:t xml:space="preserve">1.32 [1.16, 1.49]</w:t>
             </w:r>
           </w:p>
@@ -12745,6 +12826,9 @@
               <w:pStyle w:val="Compact"/>
             </w:pPr>
             <w:r>
+              <w:rPr>
+                <w:rStyle w:val="Revised"/>
+              </w:rPr>
               <w:t xml:space="preserve">1.12 [0.97, 1.29]</w:t>
             </w:r>
           </w:p>
@@ -12756,6 +12840,9 @@
               <w:pStyle w:val="Compact"/>
             </w:pPr>
             <w:r>
+              <w:rPr>
+                <w:rStyle w:val="Revised"/>
+              </w:rPr>
               <w:t xml:space="preserve">0.751 (0.745-0.755)</w:t>
             </w:r>
           </w:p>
@@ -12769,6 +12856,9 @@
               <w:pStyle w:val="Compact"/>
             </w:pPr>
             <w:r>
+              <w:rPr>
+                <w:rStyle w:val="Revised"/>
+              </w:rPr>
               <w:t xml:space="preserve">Submitted data: MI with auxiliary variables (baseline event category, region, cohort, club size, result count)</w:t>
             </w:r>
           </w:p>
@@ -12780,6 +12870,9 @@
               <w:pStyle w:val="Compact"/>
             </w:pPr>
             <w:r>
+              <w:rPr>
+                <w:rStyle w:val="Revised"/>
+              </w:rPr>
               <w:t xml:space="preserve">2,099</w:t>
             </w:r>
           </w:p>
@@ -12791,6 +12884,9 @@
               <w:pStyle w:val="Compact"/>
             </w:pPr>
             <w:r>
+              <w:rPr>
+                <w:rStyle w:val="Revised"/>
+              </w:rPr>
               <w:t xml:space="preserve">2.34 [2.06, 2.65]</w:t>
             </w:r>
           </w:p>
@@ -12802,6 +12898,9 @@
               <w:pStyle w:val="Compact"/>
             </w:pPr>
             <w:r>
+              <w:rPr>
+                <w:rStyle w:val="Revised"/>
+              </w:rPr>
               <w:t xml:space="preserve">1.31 [1.16, 1.49]</w:t>
             </w:r>
           </w:p>
@@ -12813,6 +12912,9 @@
               <w:pStyle w:val="Compact"/>
             </w:pPr>
             <w:r>
+              <w:rPr>
+                <w:rStyle w:val="Revised"/>
+              </w:rPr>
               <w:t xml:space="preserve">1.14 [0.99, 1.31]</w:t>
             </w:r>
           </w:p>
@@ -13670,7 +13772,7 @@
         <w:rPr>
           <w:rStyle w:val="Revised"/>
         </w:rPr>
-        <w:t xml:space="preserve">CV-AUC from a single stratified 5-fold split, as in the original analysis.</w:t>
+        <w:t xml:space="preserve">Prevalences are for all 2,138 athletes; the model uses the 2,136 with complete data. CV-AUC from a single stratified 5-fold split, as in the original analysis.</w:t>
       </w:r>
     </w:p>
     <w:p>
@@ -14044,6 +14146,9 @@
               <w:pStyle w:val="Compact"/>
             </w:pPr>
             <w:r>
+              <w:rPr>
+                <w:rStyle w:val="Revised"/>
+              </w:rPr>
               <w:t xml:space="preserve">Procedure</w:t>
             </w:r>
           </w:p>
@@ -14055,6 +14160,9 @@
               <w:pStyle w:val="Compact"/>
             </w:pPr>
             <w:r>
+              <w:rPr>
+                <w:rStyle w:val="Revised"/>
+              </w:rPr>
               <w:t xml:space="preserve">n</w:t>
             </w:r>
           </w:p>
@@ -14066,6 +14174,9 @@
               <w:pStyle w:val="Compact"/>
             </w:pPr>
             <w:r>
+              <w:rPr>
+                <w:rStyle w:val="Revised"/>
+              </w:rPr>
               <w:t xml:space="preserve">CV-AUC</w:t>
             </w:r>
           </w:p>
@@ -14077,6 +14188,9 @@
               <w:pStyle w:val="Compact"/>
             </w:pPr>
             <w:r>
+              <w:rPr>
+                <w:rStyle w:val="Revised"/>
+              </w:rPr>
               <w:t xml:space="preserve">Calibration slope</w:t>
             </w:r>
           </w:p>
@@ -14088,6 +14202,9 @@
               <w:pStyle w:val="Compact"/>
             </w:pPr>
             <w:r>
+              <w:rPr>
+                <w:rStyle w:val="Revised"/>
+              </w:rPr>
               <w:t xml:space="preserve">Calibration-in-the-large</w:t>
             </w:r>
           </w:p>
@@ -14099,6 +14216,9 @@
               <w:pStyle w:val="Compact"/>
             </w:pPr>
             <w:r>
+              <w:rPr>
+                <w:rStyle w:val="Revised"/>
+              </w:rPr>
               <w:t xml:space="preserve">Brier</w:t>
             </w:r>
           </w:p>
@@ -14112,6 +14232,9 @@
               <w:pStyle w:val="Compact"/>
             </w:pPr>
             <w:r>
+              <w:rPr>
+                <w:rStyle w:val="Revised"/>
+              </w:rPr>
               <w:t xml:space="preserve">Submitted data; standardized on full data before CV (as submitted)</w:t>
             </w:r>
           </w:p>
@@ -14123,6 +14246,9 @@
               <w:pStyle w:val="Compact"/>
             </w:pPr>
             <w:r>
+              <w:rPr>
+                <w:rStyle w:val="Revised"/>
+              </w:rPr>
               <w:t xml:space="preserve">1,704</w:t>
             </w:r>
           </w:p>
@@ -14134,6 +14260,9 @@
               <w:pStyle w:val="Compact"/>
             </w:pPr>
             <w:r>
+              <w:rPr>
+                <w:rStyle w:val="Revised"/>
+              </w:rPr>
               <w:t xml:space="preserve">0.751</w:t>
             </w:r>
           </w:p>
@@ -14145,6 +14274,9 @@
               <w:pStyle w:val="Compact"/>
             </w:pPr>
             <w:r>
+              <w:rPr>
+                <w:rStyle w:val="Revised"/>
+              </w:rPr>
               <w:t xml:space="preserve">0.96</w:t>
             </w:r>
           </w:p>
@@ -14156,6 +14288,9 @@
               <w:pStyle w:val="Compact"/>
             </w:pPr>
             <w:r>
+              <w:rPr>
+                <w:rStyle w:val="Revised"/>
+              </w:rPr>
               <w:t xml:space="preserve">0.00</w:t>
             </w:r>
           </w:p>
@@ -14167,6 +14302,9 @@
               <w:pStyle w:val="Compact"/>
             </w:pPr>
             <w:r>
+              <w:rPr>
+                <w:rStyle w:val="Revised"/>
+              </w:rPr>
               <w:t xml:space="preserve">0.122</w:t>
             </w:r>
           </w:p>
@@ -14180,6 +14318,9 @@
               <w:pStyle w:val="Compact"/>
             </w:pPr>
             <w:r>
+              <w:rPr>
+                <w:rStyle w:val="Revised"/>
+              </w:rPr>
               <w:t xml:space="preserve">Submitted data; standardized within training folds</w:t>
             </w:r>
           </w:p>
@@ -14191,6 +14332,9 @@
               <w:pStyle w:val="Compact"/>
             </w:pPr>
             <w:r>
+              <w:rPr>
+                <w:rStyle w:val="Revised"/>
+              </w:rPr>
               <w:t xml:space="preserve">1,704</w:t>
             </w:r>
           </w:p>
@@ -14202,6 +14346,9 @@
               <w:pStyle w:val="Compact"/>
             </w:pPr>
             <w:r>
+              <w:rPr>
+                <w:rStyle w:val="Revised"/>
+              </w:rPr>
               <w:t xml:space="preserve">0.751</w:t>
             </w:r>
           </w:p>
@@ -14213,6 +14360,9 @@
               <w:pStyle w:val="Compact"/>
             </w:pPr>
             <w:r>
+              <w:rPr>
+                <w:rStyle w:val="Revised"/>
+              </w:rPr>
               <w:t xml:space="preserve">0.96</w:t>
             </w:r>
           </w:p>
@@ -14224,6 +14374,9 @@
               <w:pStyle w:val="Compact"/>
             </w:pPr>
             <w:r>
+              <w:rPr>
+                <w:rStyle w:val="Revised"/>
+              </w:rPr>
               <w:t xml:space="preserve">0.00</w:t>
             </w:r>
           </w:p>
@@ -14235,6 +14388,9 @@
               <w:pStyle w:val="Compact"/>
             </w:pPr>
             <w:r>
+              <w:rPr>
+                <w:rStyle w:val="Revised"/>
+              </w:rPr>
               <w:t xml:space="preserve">0.122</w:t>
             </w:r>
           </w:p>
@@ -14248,6 +14404,9 @@
               <w:pStyle w:val="Compact"/>
             </w:pPr>
             <w:r>
+              <w:rPr>
+                <w:rStyle w:val="Revised"/>
+              </w:rPr>
               <w:t xml:space="preserve">Corrected data; athlete-level stratified 5-fold, 20 repeats</w:t>
             </w:r>
           </w:p>
@@ -14259,6 +14418,9 @@
               <w:pStyle w:val="Compact"/>
             </w:pPr>
             <w:r>
+              <w:rPr>
+                <w:rStyle w:val="Revised"/>
+              </w:rPr>
               <w:t xml:space="preserve">2,136</w:t>
             </w:r>
           </w:p>
@@ -14270,6 +14432,9 @@
               <w:pStyle w:val="Compact"/>
             </w:pPr>
             <w:r>
+              <w:rPr>
+                <w:rStyle w:val="Revised"/>
+              </w:rPr>
               <w:t xml:space="preserve">0.767 [0.737, 0.797]; repeat range 0.762–0.769</w:t>
             </w:r>
           </w:p>
@@ -14281,6 +14446,9 @@
               <w:pStyle w:val="Compact"/>
             </w:pPr>
             <w:r>
+              <w:rPr>
+                <w:rStyle w:val="Revised"/>
+              </w:rPr>
               <w:t xml:space="preserve">0.98</w:t>
             </w:r>
           </w:p>
@@ -14292,6 +14460,9 @@
               <w:pStyle w:val="Compact"/>
             </w:pPr>
             <w:r>
+              <w:rPr>
+                <w:rStyle w:val="Revised"/>
+              </w:rPr>
               <w:t xml:space="preserve">0.00</w:t>
             </w:r>
           </w:p>
@@ -14303,6 +14474,9 @@
               <w:pStyle w:val="Compact"/>
             </w:pPr>
             <w:r>
+              <w:rPr>
+                <w:rStyle w:val="Revised"/>
+              </w:rPr>
               <w:t xml:space="preserve">0.117</w:t>
             </w:r>
           </w:p>
@@ -14316,6 +14490,9 @@
               <w:pStyle w:val="Compact"/>
             </w:pPr>
             <w:r>
+              <w:rPr>
+                <w:rStyle w:val="Revised"/>
+              </w:rPr>
               <w:t xml:space="preserve">Corrected data; club-grouped stratified 5-fold, 20 repeats</w:t>
             </w:r>
           </w:p>
@@ -14327,6 +14504,9 @@
               <w:pStyle w:val="Compact"/>
             </w:pPr>
             <w:r>
+              <w:rPr>
+                <w:rStyle w:val="Revised"/>
+              </w:rPr>
               <w:t xml:space="preserve">2,136</w:t>
             </w:r>
           </w:p>
@@ -14338,6 +14518,9 @@
               <w:pStyle w:val="Compact"/>
             </w:pPr>
             <w:r>
+              <w:rPr>
+                <w:rStyle w:val="Revised"/>
+              </w:rPr>
               <w:t xml:space="preserve">0.766 [0.735, 0.797]; repeat range 0.761–0.772</w:t>
             </w:r>
           </w:p>
@@ -14349,6 +14532,9 @@
               <w:pStyle w:val="Compact"/>
             </w:pPr>
             <w:r>
+              <w:rPr>
+                <w:rStyle w:val="Revised"/>
+              </w:rPr>
               <w:t xml:space="preserve">0.97</w:t>
             </w:r>
           </w:p>
@@ -14360,6 +14546,9 @@
               <w:pStyle w:val="Compact"/>
             </w:pPr>
             <w:r>
+              <w:rPr>
+                <w:rStyle w:val="Revised"/>
+              </w:rPr>
               <w:t xml:space="preserve">0.00</w:t>
             </w:r>
           </w:p>
@@ -14371,6 +14560,9 @@
               <w:pStyle w:val="Compact"/>
             </w:pPr>
             <w:r>
+              <w:rPr>
+                <w:rStyle w:val="Revised"/>
+              </w:rPr>
               <w:t xml:space="preserve">0.117</w:t>
             </w:r>
           </w:p>
@@ -14383,15 +14575,22 @@
       </w:pPr>
       <w:r>
         <w:rPr>
+          <w:rStyle w:val="Revised"/>
           <w:i/>
           <w:iCs/>
         </w:rPr>
         <w:t xml:space="preserve">Note.</w:t>
       </w:r>
       <w:r>
+        <w:rPr>
+          <w:rStyle w:val="Revised"/>
+        </w:rPr>
         <w:t xml:space="preserve"> </w:t>
       </w:r>
       <w:r>
+        <w:rPr>
+          <w:rStyle w:val="Revised"/>
+        </w:rPr>
         <w:t xml:space="preserve">Rows 1–2 use the variables and the single 5-fold split (seed 42) of the original submission. Because the logistic models are unpenalized, standardizing inside the training folds is an affine re-parameterization that leaves out-of-fold predictions unchanged; the two procedures therefore agree to the third decimal. Rows 3–4 use the corrected data and revised variables (HHI from ages 13–14; complete Tyrving scoring) with 20 repeats; club-grouped folds keep every baseline club (287 clubs; largest 65 athletes) entirely in either the training or the validation fold.</w:t>
       </w:r>
     </w:p>
@@ -14448,6 +14647,9 @@
               <w:pStyle w:val="Compact"/>
             </w:pPr>
             <w:r>
+              <w:rPr>
+                <w:rStyle w:val="Revised"/>
+              </w:rPr>
               <w:t xml:space="preserve">Comparison (B vs. A)</w:t>
             </w:r>
           </w:p>
@@ -14459,6 +14661,9 @@
               <w:pStyle w:val="Compact"/>
             </w:pPr>
             <w:r>
+              <w:rPr>
+                <w:rStyle w:val="Revised"/>
+              </w:rPr>
               <w:t xml:space="preserve">n</w:t>
             </w:r>
           </w:p>
@@ -14470,6 +14675,9 @@
               <w:pStyle w:val="Compact"/>
             </w:pPr>
             <w:r>
+              <w:rPr>
+                <w:rStyle w:val="Revised"/>
+              </w:rPr>
               <w:t xml:space="preserve">CV-AUC A</w:t>
             </w:r>
           </w:p>
@@ -14481,6 +14689,9 @@
               <w:pStyle w:val="Compact"/>
             </w:pPr>
             <w:r>
+              <w:rPr>
+                <w:rStyle w:val="Revised"/>
+              </w:rPr>
               <w:t xml:space="preserve">CV-AUC B</w:t>
             </w:r>
           </w:p>
@@ -14492,6 +14703,9 @@
               <w:pStyle w:val="Compact"/>
             </w:pPr>
             <w:r>
+              <w:rPr>
+                <w:rStyle w:val="Revised"/>
+              </w:rPr>
               <w:t xml:space="preserve">Difference</w:t>
             </w:r>
           </w:p>
@@ -14503,6 +14717,9 @@
               <w:pStyle w:val="Compact"/>
             </w:pPr>
             <w:r>
+              <w:rPr>
+                <w:rStyle w:val="Revised"/>
+              </w:rPr>
               <w:t xml:space="preserve">95% CI</w:t>
             </w:r>
           </w:p>
@@ -14514,6 +14731,9 @@
               <w:pStyle w:val="Compact"/>
             </w:pPr>
             <w:r>
+              <w:rPr>
+                <w:rStyle w:val="Revised"/>
+              </w:rPr>
               <w:t xml:space="preserve">p</w:t>
             </w:r>
           </w:p>
@@ -14527,6 +14747,9 @@
               <w:pStyle w:val="Compact"/>
             </w:pPr>
             <w:r>
+              <w:rPr>
+                <w:rStyle w:val="Revised"/>
+              </w:rPr>
               <w:t xml:space="preserve">Sex + Tyrving vs. sex</w:t>
             </w:r>
           </w:p>
@@ -14538,6 +14761,9 @@
               <w:pStyle w:val="Compact"/>
             </w:pPr>
             <w:r>
+              <w:rPr>
+                <w:rStyle w:val="Revised"/>
+              </w:rPr>
               <w:t xml:space="preserve">2,136</w:t>
             </w:r>
           </w:p>
@@ -14549,6 +14775,9 @@
               <w:pStyle w:val="Compact"/>
             </w:pPr>
             <w:r>
+              <w:rPr>
+                <w:rStyle w:val="Revised"/>
+              </w:rPr>
               <w:t xml:space="preserve">0.535</w:t>
             </w:r>
           </w:p>
@@ -14560,6 +14789,9 @@
               <w:pStyle w:val="Compact"/>
             </w:pPr>
             <w:r>
+              <w:rPr>
+                <w:rStyle w:val="Revised"/>
+              </w:rPr>
               <w:t xml:space="preserve">0.700</w:t>
             </w:r>
           </w:p>
@@ -14571,6 +14803,9 @@
               <w:pStyle w:val="Compact"/>
             </w:pPr>
             <w:r>
+              <w:rPr>
+                <w:rStyle w:val="Revised"/>
+              </w:rPr>
               <w:t xml:space="preserve">+0.165</w:t>
             </w:r>
           </w:p>
@@ -14582,6 +14817,9 @@
               <w:pStyle w:val="Compact"/>
             </w:pPr>
             <w:r>
+              <w:rPr>
+                <w:rStyle w:val="Revised"/>
+              </w:rPr>
               <w:t xml:space="preserve">[+0.127, +0.203]</w:t>
             </w:r>
           </w:p>
@@ -14593,6 +14831,9 @@
               <w:pStyle w:val="Compact"/>
             </w:pPr>
             <w:r>
+              <w:rPr>
+                <w:rStyle w:val="Revised"/>
+              </w:rPr>
               <w:t xml:space="preserve">&lt; .001</w:t>
             </w:r>
           </w:p>
@@ -14606,6 +14847,9 @@
               <w:pStyle w:val="Compact"/>
             </w:pPr>
             <w:r>
+              <w:rPr>
+                <w:rStyle w:val="Revised"/>
+              </w:rPr>
               <w:t xml:space="preserve">+ HHI vs. sex + Tyrving</w:t>
             </w:r>
           </w:p>
@@ -14617,6 +14861,9 @@
               <w:pStyle w:val="Compact"/>
             </w:pPr>
             <w:r>
+              <w:rPr>
+                <w:rStyle w:val="Revised"/>
+              </w:rPr>
               <w:t xml:space="preserve">2,136</w:t>
             </w:r>
           </w:p>
@@ -14628,6 +14875,9 @@
               <w:pStyle w:val="Compact"/>
             </w:pPr>
             <w:r>
+              <w:rPr>
+                <w:rStyle w:val="Revised"/>
+              </w:rPr>
               <w:t xml:space="preserve">0.700</w:t>
             </w:r>
           </w:p>
@@ -14639,6 +14889,9 @@
               <w:pStyle w:val="Compact"/>
             </w:pPr>
             <w:r>
+              <w:rPr>
+                <w:rStyle w:val="Revised"/>
+              </w:rPr>
               <w:t xml:space="preserve">0.698</w:t>
             </w:r>
           </w:p>
@@ -14650,6 +14903,9 @@
               <w:pStyle w:val="Compact"/>
             </w:pPr>
             <w:r>
+              <w:rPr>
+                <w:rStyle w:val="Revised"/>
+              </w:rPr>
               <w:t xml:space="preserve">−0.002</w:t>
             </w:r>
           </w:p>
@@ -14661,6 +14917,9 @@
               <w:pStyle w:val="Compact"/>
             </w:pPr>
             <w:r>
+              <w:rPr>
+                <w:rStyle w:val="Revised"/>
+              </w:rPr>
               <w:t xml:space="preserve">[−0.005, +0.001]</w:t>
             </w:r>
           </w:p>
@@ -14672,6 +14931,9 @@
               <w:pStyle w:val="Compact"/>
             </w:pPr>
             <w:r>
+              <w:rPr>
+                <w:rStyle w:val="Revised"/>
+              </w:rPr>
               <w:t xml:space="preserve">.173</w:t>
             </w:r>
           </w:p>
@@ -14685,6 +14947,9 @@
               <w:pStyle w:val="Compact"/>
             </w:pPr>
             <w:r>
+              <w:rPr>
+                <w:rStyle w:val="Revised"/>
+              </w:rPr>
               <w:t xml:space="preserve">+ volume vs. sex + Tyrving + HHI (L4 vs. L3)</w:t>
             </w:r>
           </w:p>
@@ -14696,6 +14961,9 @@
               <w:pStyle w:val="Compact"/>
             </w:pPr>
             <w:r>
+              <w:rPr>
+                <w:rStyle w:val="Revised"/>
+              </w:rPr>
               <w:t xml:space="preserve">2,136</w:t>
             </w:r>
           </w:p>
@@ -14707,6 +14975,9 @@
               <w:pStyle w:val="Compact"/>
             </w:pPr>
             <w:r>
+              <w:rPr>
+                <w:rStyle w:val="Revised"/>
+              </w:rPr>
               <w:t xml:space="preserve">0.698</w:t>
             </w:r>
           </w:p>
@@ -14718,6 +14989,9 @@
               <w:pStyle w:val="Compact"/>
             </w:pPr>
             <w:r>
+              <w:rPr>
+                <w:rStyle w:val="Revised"/>
+              </w:rPr>
               <w:t xml:space="preserve">0.767</w:t>
             </w:r>
           </w:p>
@@ -14729,6 +15003,9 @@
               <w:pStyle w:val="Compact"/>
             </w:pPr>
             <w:r>
+              <w:rPr>
+                <w:rStyle w:val="Revised"/>
+              </w:rPr>
               <w:t xml:space="preserve">+0.069</w:t>
             </w:r>
           </w:p>
@@ -14740,6 +15017,9 @@
               <w:pStyle w:val="Compact"/>
             </w:pPr>
             <w:r>
+              <w:rPr>
+                <w:rStyle w:val="Revised"/>
+              </w:rPr>
               <w:t xml:space="preserve">[+0.047, +0.091]</w:t>
             </w:r>
           </w:p>
@@ -14751,6 +15031,9 @@
               <w:pStyle w:val="Compact"/>
             </w:pPr>
             <w:r>
+              <w:rPr>
+                <w:rStyle w:val="Revised"/>
+              </w:rPr>
               <w:t xml:space="preserve">&lt; .001</w:t>
             </w:r>
           </w:p>
@@ -14764,6 +15047,9 @@
               <w:pStyle w:val="Compact"/>
             </w:pPr>
             <w:r>
+              <w:rPr>
+                <w:rStyle w:val="Revised"/>
+              </w:rPr>
               <w:t xml:space="preserve">Sex + volume vs. sex + Tyrving (time-aligned)</w:t>
             </w:r>
           </w:p>
@@ -14775,6 +15061,9 @@
               <w:pStyle w:val="Compact"/>
             </w:pPr>
             <w:r>
+              <w:rPr>
+                <w:rStyle w:val="Revised"/>
+              </w:rPr>
               <w:t xml:space="preserve">2,136</w:t>
             </w:r>
           </w:p>
@@ -14786,6 +15075,9 @@
               <w:pStyle w:val="Compact"/>
             </w:pPr>
             <w:r>
+              <w:rPr>
+                <w:rStyle w:val="Revised"/>
+              </w:rPr>
               <w:t xml:space="preserve">0.700</w:t>
             </w:r>
           </w:p>
@@ -14797,6 +15089,9 @@
               <w:pStyle w:val="Compact"/>
             </w:pPr>
             <w:r>
+              <w:rPr>
+                <w:rStyle w:val="Revised"/>
+              </w:rPr>
               <w:t xml:space="preserve">0.740</w:t>
             </w:r>
           </w:p>
@@ -14808,6 +15103,9 @@
               <w:pStyle w:val="Compact"/>
             </w:pPr>
             <w:r>
+              <w:rPr>
+                <w:rStyle w:val="Revised"/>
+              </w:rPr>
               <w:t xml:space="preserve">+0.040</w:t>
             </w:r>
           </w:p>
@@ -14819,6 +15117,9 @@
               <w:pStyle w:val="Compact"/>
             </w:pPr>
             <w:r>
+              <w:rPr>
+                <w:rStyle w:val="Revised"/>
+              </w:rPr>
               <w:t xml:space="preserve">[+0.006, +0.074]</w:t>
             </w:r>
           </w:p>
@@ -14830,6 +15131,9 @@
               <w:pStyle w:val="Compact"/>
             </w:pPr>
             <w:r>
+              <w:rPr>
+                <w:rStyle w:val="Revised"/>
+              </w:rPr>
               <w:t xml:space="preserve">.022</w:t>
             </w:r>
           </w:p>
@@ -14843,6 +15147,9 @@
               <w:pStyle w:val="Compact"/>
             </w:pPr>
             <w:r>
+              <w:rPr>
+                <w:rStyle w:val="Revised"/>
+              </w:rPr>
               <w:t xml:space="preserve">Sex + Tyrving + volume vs. sex + volume</w:t>
             </w:r>
           </w:p>
@@ -14854,6 +15161,9 @@
               <w:pStyle w:val="Compact"/>
             </w:pPr>
             <w:r>
+              <w:rPr>
+                <w:rStyle w:val="Revised"/>
+              </w:rPr>
               <w:t xml:space="preserve">2,136</w:t>
             </w:r>
           </w:p>
@@ -14865,6 +15175,9 @@
               <w:pStyle w:val="Compact"/>
             </w:pPr>
             <w:r>
+              <w:rPr>
+                <w:rStyle w:val="Revised"/>
+              </w:rPr>
               <w:t xml:space="preserve">0.740</w:t>
             </w:r>
           </w:p>
@@ -14876,6 +15189,9 @@
               <w:pStyle w:val="Compact"/>
             </w:pPr>
             <w:r>
+              <w:rPr>
+                <w:rStyle w:val="Revised"/>
+              </w:rPr>
               <w:t xml:space="preserve">0.763</w:t>
             </w:r>
           </w:p>
@@ -14887,6 +15203,9 @@
               <w:pStyle w:val="Compact"/>
             </w:pPr>
             <w:r>
+              <w:rPr>
+                <w:rStyle w:val="Revised"/>
+              </w:rPr>
               <w:t xml:space="preserve">+0.023</w:t>
             </w:r>
           </w:p>
@@ -14898,6 +15217,9 @@
               <w:pStyle w:val="Compact"/>
             </w:pPr>
             <w:r>
+              <w:rPr>
+                <w:rStyle w:val="Revised"/>
+              </w:rPr>
               <w:t xml:space="preserve">[+0.007, +0.038]</w:t>
             </w:r>
           </w:p>
@@ -14909,6 +15231,9 @@
               <w:pStyle w:val="Compact"/>
             </w:pPr>
             <w:r>
+              <w:rPr>
+                <w:rStyle w:val="Revised"/>
+              </w:rPr>
               <w:t xml:space="preserve">.005</w:t>
             </w:r>
           </w:p>
@@ -14922,6 +15247,9 @@
               <w:pStyle w:val="Compact"/>
             </w:pPr>
             <w:r>
+              <w:rPr>
+                <w:rStyle w:val="Revised"/>
+              </w:rPr>
               <w:t xml:space="preserve">Full L4 vs. sex + volume</w:t>
             </w:r>
           </w:p>
@@ -14933,6 +15261,9 @@
               <w:pStyle w:val="Compact"/>
             </w:pPr>
             <w:r>
+              <w:rPr>
+                <w:rStyle w:val="Revised"/>
+              </w:rPr>
               <w:t xml:space="preserve">2,136</w:t>
             </w:r>
           </w:p>
@@ -14944,6 +15275,9 @@
               <w:pStyle w:val="Compact"/>
             </w:pPr>
             <w:r>
+              <w:rPr>
+                <w:rStyle w:val="Revised"/>
+              </w:rPr>
               <w:t xml:space="preserve">0.740</w:t>
             </w:r>
           </w:p>
@@ -14955,6 +15289,9 @@
               <w:pStyle w:val="Compact"/>
             </w:pPr>
             <w:r>
+              <w:rPr>
+                <w:rStyle w:val="Revised"/>
+              </w:rPr>
               <w:t xml:space="preserve">0.767</w:t>
             </w:r>
           </w:p>
@@ -14966,6 +15303,9 @@
               <w:pStyle w:val="Compact"/>
             </w:pPr>
             <w:r>
+              <w:rPr>
+                <w:rStyle w:val="Revised"/>
+              </w:rPr>
               <w:t xml:space="preserve">+0.026</w:t>
             </w:r>
           </w:p>
@@ -14977,6 +15317,9 @@
               <w:pStyle w:val="Compact"/>
             </w:pPr>
             <w:r>
+              <w:rPr>
+                <w:rStyle w:val="Revised"/>
+              </w:rPr>
               <w:t xml:space="preserve">[+0.008, +0.044]</w:t>
             </w:r>
           </w:p>
@@ -14988,6 +15331,9 @@
               <w:pStyle w:val="Compact"/>
             </w:pPr>
             <w:r>
+              <w:rPr>
+                <w:rStyle w:val="Revised"/>
+              </w:rPr>
               <w:t xml:space="preserve">.004</w:t>
             </w:r>
           </w:p>
@@ -15001,6 +15347,9 @@
               <w:pStyle w:val="Compact"/>
             </w:pPr>
             <w:r>
+              <w:rPr>
+                <w:rStyle w:val="Revised"/>
+              </w:rPr>
               <w:t xml:space="preserve">Sex + volume vs. sex + Tyrving + Tyrving change 13–14</w:t>
             </w:r>
           </w:p>
@@ -15012,6 +15361,9 @@
               <w:pStyle w:val="Compact"/>
             </w:pPr>
             <w:r>
+              <w:rPr>
+                <w:rStyle w:val="Revised"/>
+              </w:rPr>
               <w:t xml:space="preserve">1,721</w:t>
             </w:r>
           </w:p>
@@ -15023,6 +15375,9 @@
               <w:pStyle w:val="Compact"/>
             </w:pPr>
             <w:r>
+              <w:rPr>
+                <w:rStyle w:val="Revised"/>
+              </w:rPr>
               <w:t xml:space="preserve">0.737</w:t>
             </w:r>
           </w:p>
@@ -15034,6 +15389,9 @@
               <w:pStyle w:val="Compact"/>
             </w:pPr>
             <w:r>
+              <w:rPr>
+                <w:rStyle w:val="Revised"/>
+              </w:rPr>
               <w:t xml:space="preserve">0.736</w:t>
             </w:r>
           </w:p>
@@ -15045,6 +15403,9 @@
               <w:pStyle w:val="Compact"/>
             </w:pPr>
             <w:r>
+              <w:rPr>
+                <w:rStyle w:val="Revised"/>
+              </w:rPr>
               <w:t xml:space="preserve">−0.001</w:t>
             </w:r>
           </w:p>
@@ -15056,6 +15417,9 @@
               <w:pStyle w:val="Compact"/>
             </w:pPr>
             <w:r>
+              <w:rPr>
+                <w:rStyle w:val="Revised"/>
+              </w:rPr>
               <w:t xml:space="preserve">[−0.042, +0.039]</w:t>
             </w:r>
           </w:p>
@@ -15067,6 +15431,9 @@
               <w:pStyle w:val="Compact"/>
             </w:pPr>
             <w:r>
+              <w:rPr>
+                <w:rStyle w:val="Revised"/>
+              </w:rPr>
               <w:t xml:space="preserve">.943</w:t>
             </w:r>
           </w:p>
@@ -15080,6 +15447,9 @@
               <w:pStyle w:val="Compact"/>
             </w:pPr>
             <w:r>
+              <w:rPr>
+                <w:rStyle w:val="Revised"/>
+              </w:rPr>
               <w:t xml:space="preserve">Sex + volume vs. sex + within-event percentile at the meet</w:t>
             </w:r>
           </w:p>
@@ -15091,6 +15461,9 @@
               <w:pStyle w:val="Compact"/>
             </w:pPr>
             <w:r>
+              <w:rPr>
+                <w:rStyle w:val="Revised"/>
+              </w:rPr>
               <w:t xml:space="preserve">2,136</w:t>
             </w:r>
           </w:p>
@@ -15102,6 +15475,9 @@
               <w:pStyle w:val="Compact"/>
             </w:pPr>
             <w:r>
+              <w:rPr>
+                <w:rStyle w:val="Revised"/>
+              </w:rPr>
               <w:t xml:space="preserve">0.689</w:t>
             </w:r>
           </w:p>
@@ -15113,6 +15489,9 @@
               <w:pStyle w:val="Compact"/>
             </w:pPr>
             <w:r>
+              <w:rPr>
+                <w:rStyle w:val="Revised"/>
+              </w:rPr>
               <w:t xml:space="preserve">0.740</w:t>
             </w:r>
           </w:p>
@@ -15124,6 +15503,9 @@
               <w:pStyle w:val="Compact"/>
             </w:pPr>
             <w:r>
+              <w:rPr>
+                <w:rStyle w:val="Revised"/>
+              </w:rPr>
               <w:t xml:space="preserve">+0.051</w:t>
             </w:r>
           </w:p>
@@ -15135,6 +15517,9 @@
               <w:pStyle w:val="Compact"/>
             </w:pPr>
             <w:r>
+              <w:rPr>
+                <w:rStyle w:val="Revised"/>
+              </w:rPr>
               <w:t xml:space="preserve">[+0.019, +0.083]</w:t>
             </w:r>
           </w:p>
@@ -15146,6 +15531,9 @@
               <w:pStyle w:val="Compact"/>
             </w:pPr>
             <w:r>
+              <w:rPr>
+                <w:rStyle w:val="Revised"/>
+              </w:rPr>
               <w:t xml:space="preserve">.002</w:t>
             </w:r>
           </w:p>
@@ -15159,6 +15547,9 @@
               <w:pStyle w:val="Compact"/>
             </w:pPr>
             <w:r>
+              <w:rPr>
+                <w:rStyle w:val="Revised"/>
+              </w:rPr>
               <w:t xml:space="preserve">Sex + percentile + volume vs. sex + volume</w:t>
             </w:r>
           </w:p>
@@ -15170,6 +15561,9 @@
               <w:pStyle w:val="Compact"/>
             </w:pPr>
             <w:r>
+              <w:rPr>
+                <w:rStyle w:val="Revised"/>
+              </w:rPr>
               <w:t xml:space="preserve">2,136</w:t>
             </w:r>
           </w:p>
@@ -15181,6 +15575,9 @@
               <w:pStyle w:val="Compact"/>
             </w:pPr>
             <w:r>
+              <w:rPr>
+                <w:rStyle w:val="Revised"/>
+              </w:rPr>
               <w:t xml:space="preserve">0.740</w:t>
             </w:r>
           </w:p>
@@ -15192,6 +15589,9 @@
               <w:pStyle w:val="Compact"/>
             </w:pPr>
             <w:r>
+              <w:rPr>
+                <w:rStyle w:val="Revised"/>
+              </w:rPr>
               <w:t xml:space="preserve">0.757</w:t>
             </w:r>
           </w:p>
@@ -15203,6 +15603,9 @@
               <w:pStyle w:val="Compact"/>
             </w:pPr>
             <w:r>
+              <w:rPr>
+                <w:rStyle w:val="Revised"/>
+              </w:rPr>
               <w:t xml:space="preserve">+0.017</w:t>
             </w:r>
           </w:p>
@@ -15214,6 +15617,9 @@
               <w:pStyle w:val="Compact"/>
             </w:pPr>
             <w:r>
+              <w:rPr>
+                <w:rStyle w:val="Revised"/>
+              </w:rPr>
               <w:t xml:space="preserve">[+0.003, +0.031]</w:t>
             </w:r>
           </w:p>
@@ -15225,6 +15631,9 @@
               <w:pStyle w:val="Compact"/>
             </w:pPr>
             <w:r>
+              <w:rPr>
+                <w:rStyle w:val="Revised"/>
+              </w:rPr>
               <w:t xml:space="preserve">.020</w:t>
             </w:r>
           </w:p>
@@ -15238,6 +15647,9 @@
               <w:pStyle w:val="Compact"/>
             </w:pPr>
             <w:r>
+              <w:rPr>
+                <w:rStyle w:val="Revised"/>
+              </w:rPr>
               <w:t xml:space="preserve">Sex + Tyrving vs. sex + within-event percentile at the meet</w:t>
             </w:r>
           </w:p>
@@ -15249,6 +15661,9 @@
               <w:pStyle w:val="Compact"/>
             </w:pPr>
             <w:r>
+              <w:rPr>
+                <w:rStyle w:val="Revised"/>
+              </w:rPr>
               <w:t xml:space="preserve">2,136</w:t>
             </w:r>
           </w:p>
@@ -15260,6 +15675,9 @@
               <w:pStyle w:val="Compact"/>
             </w:pPr>
             <w:r>
+              <w:rPr>
+                <w:rStyle w:val="Revised"/>
+              </w:rPr>
               <w:t xml:space="preserve">0.689</w:t>
             </w:r>
           </w:p>
@@ -15271,6 +15689,9 @@
               <w:pStyle w:val="Compact"/>
             </w:pPr>
             <w:r>
+              <w:rPr>
+                <w:rStyle w:val="Revised"/>
+              </w:rPr>
               <w:t xml:space="preserve">0.700</w:t>
             </w:r>
           </w:p>
@@ -15282,6 +15703,9 @@
               <w:pStyle w:val="Compact"/>
             </w:pPr>
             <w:r>
+              <w:rPr>
+                <w:rStyle w:val="Revised"/>
+              </w:rPr>
               <w:t xml:space="preserve">+0.011</w:t>
             </w:r>
           </w:p>
@@ -15293,6 +15717,9 @@
               <w:pStyle w:val="Compact"/>
             </w:pPr>
             <w:r>
+              <w:rPr>
+                <w:rStyle w:val="Revised"/>
+              </w:rPr>
               <w:t xml:space="preserve">[−0.006, +0.028]</w:t>
             </w:r>
           </w:p>
@@ -15304,6 +15731,9 @@
               <w:pStyle w:val="Compact"/>
             </w:pPr>
             <w:r>
+              <w:rPr>
+                <w:rStyle w:val="Revised"/>
+              </w:rPr>
               <w:t xml:space="preserve">.216</w:t>
             </w:r>
           </w:p>
@@ -15317,6 +15747,9 @@
               <w:pStyle w:val="Compact"/>
             </w:pPr>
             <w:r>
+              <w:rPr>
+                <w:rStyle w:val="Revised"/>
+              </w:rPr>
               <w:t xml:space="preserve">+ HHI vs. sex + Tyrving + volume (L4 vs. L4 without HHI)</w:t>
             </w:r>
           </w:p>
@@ -15328,6 +15761,9 @@
               <w:pStyle w:val="Compact"/>
             </w:pPr>
             <w:r>
+              <w:rPr>
+                <w:rStyle w:val="Revised"/>
+              </w:rPr>
               <w:t xml:space="preserve">2,136</w:t>
             </w:r>
           </w:p>
@@ -15339,6 +15775,9 @@
               <w:pStyle w:val="Compact"/>
             </w:pPr>
             <w:r>
+              <w:rPr>
+                <w:rStyle w:val="Revised"/>
+              </w:rPr>
               <w:t xml:space="preserve">0.763</w:t>
             </w:r>
           </w:p>
@@ -15350,6 +15789,9 @@
               <w:pStyle w:val="Compact"/>
             </w:pPr>
             <w:r>
+              <w:rPr>
+                <w:rStyle w:val="Revised"/>
+              </w:rPr>
               <w:t xml:space="preserve">0.767</w:t>
             </w:r>
           </w:p>
@@ -15361,6 +15803,9 @@
               <w:pStyle w:val="Compact"/>
             </w:pPr>
             <w:r>
+              <w:rPr>
+                <w:rStyle w:val="Revised"/>
+              </w:rPr>
               <w:t xml:space="preserve">+0.004</w:t>
             </w:r>
           </w:p>
@@ -15372,6 +15817,9 @@
               <w:pStyle w:val="Compact"/>
             </w:pPr>
             <w:r>
+              <w:rPr>
+                <w:rStyle w:val="Revised"/>
+              </w:rPr>
               <w:t xml:space="preserve">[−0.003, +0.010]</w:t>
             </w:r>
           </w:p>
@@ -15383,6 +15831,9 @@
               <w:pStyle w:val="Compact"/>
             </w:pPr>
             <w:r>
+              <w:rPr>
+                <w:rStyle w:val="Revised"/>
+              </w:rPr>
               <w:t xml:space="preserve">.277</w:t>
             </w:r>
           </w:p>
@@ -15395,15 +15846,22 @@
       </w:pPr>
       <w:r>
         <w:rPr>
+          <w:rStyle w:val="Revised"/>
           <w:i/>
           <w:iCs/>
         </w:rPr>
         <w:t xml:space="preserve">Note.</w:t>
       </w:r>
       <w:r>
+        <w:rPr>
+          <w:rStyle w:val="Revised"/>
+        </w:rPr>
         <w:t xml:space="preserve"> </w:t>
       </w:r>
       <w:r>
+        <w:rPr>
+          <w:rStyle w:val="Revised"/>
+        </w:rPr>
         <w:t xml:space="preserve">Both models are fitted and validated on the same 100 folds (stratified 5-fold, 20 repeats); the difference is the mean of the 100 fold-level differences, with 95% CI and p from the corrected resampled t-statistic (Nadeau &amp; Bengio, 2003), which inflates the variance for the overlap between training sets.</w:t>
       </w:r>
     </w:p>
@@ -15461,6 +15919,9 @@
               <w:pStyle w:val="Compact"/>
             </w:pPr>
             <w:r>
+              <w:rPr>
+                <w:rStyle w:val="Revised"/>
+              </w:rPr>
               <w:t xml:space="preserve">Outcome / sample</w:t>
             </w:r>
           </w:p>
@@ -15472,6 +15933,9 @@
               <w:pStyle w:val="Compact"/>
             </w:pPr>
             <w:r>
+              <w:rPr>
+                <w:rStyle w:val="Revised"/>
+              </w:rPr>
               <w:t xml:space="preserve">Season</w:t>
             </w:r>
           </w:p>
@@ -15483,6 +15947,9 @@
               <w:pStyle w:val="Compact"/>
             </w:pPr>
             <w:r>
+              <w:rPr>
+                <w:rStyle w:val="Revised"/>
+              </w:rPr>
               <w:t xml:space="preserve">Estimate</w:t>
             </w:r>
           </w:p>
@@ -15494,6 +15961,9 @@
               <w:pStyle w:val="Compact"/>
             </w:pPr>
             <w:r>
+              <w:rPr>
+                <w:rStyle w:val="Revised"/>
+              </w:rPr>
               <w:t xml:space="preserve">95% CI</w:t>
             </w:r>
           </w:p>
@@ -15505,6 +15975,9 @@
               <w:pStyle w:val="Compact"/>
             </w:pPr>
             <w:r>
+              <w:rPr>
+                <w:rStyle w:val="Revised"/>
+              </w:rPr>
               <w:t xml:space="preserve">Effect</w:t>
             </w:r>
           </w:p>
@@ -15516,6 +15989,9 @@
               <w:pStyle w:val="Compact"/>
             </w:pPr>
             <w:r>
+              <w:rPr>
+                <w:rStyle w:val="Revised"/>
+              </w:rPr>
               <w:t xml:space="preserve">p</w:t>
             </w:r>
           </w:p>
@@ -15527,6 +16003,9 @@
               <w:pStyle w:val="Compact"/>
             </w:pPr>
             <w:r>
+              <w:rPr>
+                <w:rStyle w:val="Revised"/>
+              </w:rPr>
               <w:t xml:space="preserve">Athletes</w:t>
             </w:r>
           </w:p>
@@ -15538,6 +16017,9 @@
               <w:pStyle w:val="Compact"/>
             </w:pPr>
             <w:r>
+              <w:rPr>
+                <w:rStyle w:val="Revised"/>
+              </w:rPr>
               <w:t xml:space="preserve">Athlete-seasons</w:t>
             </w:r>
           </w:p>
@@ -15551,6 +16033,9 @@
               <w:pStyle w:val="Compact"/>
             </w:pPr>
             <w:r>
+              <w:rPr>
+                <w:rStyle w:val="Revised"/>
+              </w:rPr>
               <w:t xml:space="preserve">log(1 + meets), all athletes</w:t>
             </w:r>
           </w:p>
@@ -15562,6 +16047,9 @@
               <w:pStyle w:val="Compact"/>
             </w:pPr>
             <w:r>
+              <w:rPr>
+                <w:rStyle w:val="Revised"/>
+              </w:rPr>
               <w:t xml:space="preserve">T−3</w:t>
             </w:r>
           </w:p>
@@ -15573,6 +16061,9 @@
               <w:pStyle w:val="Compact"/>
             </w:pPr>
             <w:r>
+              <w:rPr>
+                <w:rStyle w:val="Revised"/>
+              </w:rPr>
               <w:t xml:space="preserve">−0.069</w:t>
             </w:r>
           </w:p>
@@ -15584,6 +16075,9 @@
               <w:pStyle w:val="Compact"/>
             </w:pPr>
             <w:r>
+              <w:rPr>
+                <w:rStyle w:val="Revised"/>
+              </w:rPr>
               <w:t xml:space="preserve">[−0.136, −0.002]</w:t>
             </w:r>
           </w:p>
@@ -15595,6 +16089,9 @@
               <w:pStyle w:val="Compact"/>
             </w:pPr>
             <w:r>
+              <w:rPr>
+                <w:rStyle w:val="Revised"/>
+              </w:rPr>
               <w:t xml:space="preserve">−7%</w:t>
             </w:r>
           </w:p>
@@ -15606,6 +16103,9 @@
               <w:pStyle w:val="Compact"/>
             </w:pPr>
             <w:r>
+              <w:rPr>
+                <w:rStyle w:val="Revised"/>
+              </w:rPr>
               <w:t xml:space="preserve">.044</w:t>
             </w:r>
           </w:p>
@@ -15617,6 +16117,9 @@
               <w:pStyle w:val="Compact"/>
             </w:pPr>
             <w:r>
+              <w:rPr>
+                <w:rStyle w:val="Revised"/>
+              </w:rPr>
               <w:t xml:space="preserve">1,909</w:t>
             </w:r>
           </w:p>
@@ -15628,6 +16131,9 @@
               <w:pStyle w:val="Compact"/>
             </w:pPr>
             <w:r>
+              <w:rPr>
+                <w:rStyle w:val="Revised"/>
+              </w:rPr>
               <w:t xml:space="preserve">8,490</w:t>
             </w:r>
           </w:p>
@@ -15641,6 +16147,9 @@
               <w:pStyle w:val="Compact"/>
             </w:pPr>
             <w:r>
+              <w:rPr>
+                <w:rStyle w:val="Revised"/>
+              </w:rPr>
               <w:t xml:space="preserve">log(1 + meets), all athletes</w:t>
             </w:r>
           </w:p>
@@ -15652,6 +16161,9 @@
               <w:pStyle w:val="Compact"/>
             </w:pPr>
             <w:r>
+              <w:rPr>
+                <w:rStyle w:val="Revised"/>
+              </w:rPr>
               <w:t xml:space="preserve">T−2</w:t>
             </w:r>
           </w:p>
@@ -15663,6 +16175,9 @@
               <w:pStyle w:val="Compact"/>
             </w:pPr>
             <w:r>
+              <w:rPr>
+                <w:rStyle w:val="Revised"/>
+              </w:rPr>
               <w:t xml:space="preserve">−0.132</w:t>
             </w:r>
           </w:p>
@@ -15674,6 +16189,9 @@
               <w:pStyle w:val="Compact"/>
             </w:pPr>
             <w:r>
+              <w:rPr>
+                <w:rStyle w:val="Revised"/>
+              </w:rPr>
               <w:t xml:space="preserve">[−0.214, −0.050]</w:t>
             </w:r>
           </w:p>
@@ -15685,6 +16203,9 @@
               <w:pStyle w:val="Compact"/>
             </w:pPr>
             <w:r>
+              <w:rPr>
+                <w:rStyle w:val="Revised"/>
+              </w:rPr>
               <w:t xml:space="preserve">−12%</w:t>
             </w:r>
           </w:p>
@@ -15696,6 +16217,9 @@
               <w:pStyle w:val="Compact"/>
             </w:pPr>
             <w:r>
+              <w:rPr>
+                <w:rStyle w:val="Revised"/>
+              </w:rPr>
               <w:t xml:space="preserve">.002</w:t>
             </w:r>
           </w:p>
@@ -15707,6 +16231,9 @@
               <w:pStyle w:val="Compact"/>
             </w:pPr>
             <w:r>
+              <w:rPr>
+                <w:rStyle w:val="Revised"/>
+              </w:rPr>
               <w:t xml:space="preserve">1,909</w:t>
             </w:r>
           </w:p>
@@ -15718,6 +16245,9 @@
               <w:pStyle w:val="Compact"/>
             </w:pPr>
             <w:r>
+              <w:rPr>
+                <w:rStyle w:val="Revised"/>
+              </w:rPr>
               <w:t xml:space="preserve">8,490</w:t>
             </w:r>
           </w:p>
@@ -15731,6 +16261,9 @@
               <w:pStyle w:val="Compact"/>
             </w:pPr>
             <w:r>
+              <w:rPr>
+                <w:rStyle w:val="Revised"/>
+              </w:rPr>
               <w:t xml:space="preserve">log(1 + meets), all athletes</w:t>
             </w:r>
           </w:p>
@@ -15742,6 +16275,9 @@
               <w:pStyle w:val="Compact"/>
             </w:pPr>
             <w:r>
+              <w:rPr>
+                <w:rStyle w:val="Revised"/>
+              </w:rPr>
               <w:t xml:space="preserve">T−1</w:t>
             </w:r>
           </w:p>
@@ -15753,6 +16289,9 @@
               <w:pStyle w:val="Compact"/>
             </w:pPr>
             <w:r>
+              <w:rPr>
+                <w:rStyle w:val="Revised"/>
+              </w:rPr>
               <w:t xml:space="preserve">−0.267</w:t>
             </w:r>
           </w:p>
@@ -15764,6 +16303,9 @@
               <w:pStyle w:val="Compact"/>
             </w:pPr>
             <w:r>
+              <w:rPr>
+                <w:rStyle w:val="Revised"/>
+              </w:rPr>
               <w:t xml:space="preserve">[−0.365, −0.169]</w:t>
             </w:r>
           </w:p>
@@ -15775,6 +16317,9 @@
               <w:pStyle w:val="Compact"/>
             </w:pPr>
             <w:r>
+              <w:rPr>
+                <w:rStyle w:val="Revised"/>
+              </w:rPr>
               <w:t xml:space="preserve">−23%</w:t>
             </w:r>
           </w:p>
@@ -15786,6 +16331,9 @@
               <w:pStyle w:val="Compact"/>
             </w:pPr>
             <w:r>
+              <w:rPr>
+                <w:rStyle w:val="Revised"/>
+              </w:rPr>
               <w:t xml:space="preserve">&lt; .001</w:t>
             </w:r>
           </w:p>
@@ -15797,6 +16345,9 @@
               <w:pStyle w:val="Compact"/>
             </w:pPr>
             <w:r>
+              <w:rPr>
+                <w:rStyle w:val="Revised"/>
+              </w:rPr>
               <w:t xml:space="preserve">1,909</w:t>
             </w:r>
           </w:p>
@@ -15808,6 +16359,9 @@
               <w:pStyle w:val="Compact"/>
             </w:pPr>
             <w:r>
+              <w:rPr>
+                <w:rStyle w:val="Revised"/>
+              </w:rPr>
               <w:t xml:space="preserve">8,490</w:t>
             </w:r>
           </w:p>
@@ -15821,6 +16375,9 @@
               <w:pStyle w:val="Compact"/>
             </w:pPr>
             <w:r>
+              <w:rPr>
+                <w:rStyle w:val="Revised"/>
+              </w:rPr>
               <w:t xml:space="preserve">log(1 + meets), all athletes</w:t>
             </w:r>
           </w:p>
@@ -15832,6 +16389,9 @@
               <w:pStyle w:val="Compact"/>
             </w:pPr>
             <w:r>
+              <w:rPr>
+                <w:rStyle w:val="Revised"/>
+              </w:rPr>
               <w:t xml:space="preserve">T</w:t>
             </w:r>
           </w:p>
@@ -15843,6 +16403,9 @@
               <w:pStyle w:val="Compact"/>
             </w:pPr>
             <w:r>
+              <w:rPr>
+                <w:rStyle w:val="Revised"/>
+              </w:rPr>
               <w:t xml:space="preserve">−0.640</w:t>
             </w:r>
           </w:p>
@@ -15854,6 +16417,9 @@
               <w:pStyle w:val="Compact"/>
             </w:pPr>
             <w:r>
+              <w:rPr>
+                <w:rStyle w:val="Revised"/>
+              </w:rPr>
               <w:t xml:space="preserve">[−0.751, −0.530]</w:t>
             </w:r>
           </w:p>
@@ -15865,6 +16431,9 @@
               <w:pStyle w:val="Compact"/>
             </w:pPr>
             <w:r>
+              <w:rPr>
+                <w:rStyle w:val="Revised"/>
+              </w:rPr>
               <w:t xml:space="preserve">−47%</w:t>
             </w:r>
           </w:p>
@@ -15876,6 +16445,9 @@
               <w:pStyle w:val="Compact"/>
             </w:pPr>
             <w:r>
+              <w:rPr>
+                <w:rStyle w:val="Revised"/>
+              </w:rPr>
               <w:t xml:space="preserve">&lt; .001</w:t>
             </w:r>
           </w:p>
@@ -15887,6 +16459,9 @@
               <w:pStyle w:val="Compact"/>
             </w:pPr>
             <w:r>
+              <w:rPr>
+                <w:rStyle w:val="Revised"/>
+              </w:rPr>
               <w:t xml:space="preserve">1,909</w:t>
             </w:r>
           </w:p>
@@ -15898,6 +16473,9 @@
               <w:pStyle w:val="Compact"/>
             </w:pPr>
             <w:r>
+              <w:rPr>
+                <w:rStyle w:val="Revised"/>
+              </w:rPr>
               <w:t xml:space="preserve">8,490</w:t>
             </w:r>
           </w:p>
@@ -15911,6 +16489,9 @@
               <w:pStyle w:val="Compact"/>
             </w:pPr>
             <w:r>
+              <w:rPr>
+                <w:rStyle w:val="Revised"/>
+              </w:rPr>
               <w:t xml:space="preserve">meets (linear), all athletes</w:t>
             </w:r>
           </w:p>
@@ -15922,6 +16503,9 @@
               <w:pStyle w:val="Compact"/>
             </w:pPr>
             <w:r>
+              <w:rPr>
+                <w:rStyle w:val="Revised"/>
+              </w:rPr>
               <w:t xml:space="preserve">T−3</w:t>
             </w:r>
           </w:p>
@@ -15933,6 +16517,9 @@
               <w:pStyle w:val="Compact"/>
             </w:pPr>
             <w:r>
+              <w:rPr>
+                <w:rStyle w:val="Revised"/>
+              </w:rPr>
               <w:t xml:space="preserve">−0.432</w:t>
             </w:r>
           </w:p>
@@ -15944,6 +16531,9 @@
               <w:pStyle w:val="Compact"/>
             </w:pPr>
             <w:r>
+              <w:rPr>
+                <w:rStyle w:val="Revised"/>
+              </w:rPr>
               <w:t xml:space="preserve">[−1.093, 0.229]</w:t>
             </w:r>
           </w:p>
@@ -15955,6 +16545,9 @@
               <w:pStyle w:val="Compact"/>
             </w:pPr>
             <w:r>
+              <w:rPr>
+                <w:rStyle w:val="Revised"/>
+              </w:rPr>
               <w:t xml:space="preserve">−0.4 meets</w:t>
             </w:r>
           </w:p>
@@ -15966,6 +16559,9 @@
               <w:pStyle w:val="Compact"/>
             </w:pPr>
             <w:r>
+              <w:rPr>
+                <w:rStyle w:val="Revised"/>
+              </w:rPr>
               <w:t xml:space="preserve">.200</w:t>
             </w:r>
           </w:p>
@@ -15977,6 +16573,9 @@
               <w:pStyle w:val="Compact"/>
             </w:pPr>
             <w:r>
+              <w:rPr>
+                <w:rStyle w:val="Revised"/>
+              </w:rPr>
               <w:t xml:space="preserve">1,909</w:t>
             </w:r>
           </w:p>
@@ -15988,6 +16587,9 @@
               <w:pStyle w:val="Compact"/>
             </w:pPr>
             <w:r>
+              <w:rPr>
+                <w:rStyle w:val="Revised"/>
+              </w:rPr>
               <w:t xml:space="preserve">8,490</w:t>
             </w:r>
           </w:p>
@@ -16001,6 +16603,9 @@
               <w:pStyle w:val="Compact"/>
             </w:pPr>
             <w:r>
+              <w:rPr>
+                <w:rStyle w:val="Revised"/>
+              </w:rPr>
               <w:t xml:space="preserve">meets (linear), all athletes</w:t>
             </w:r>
           </w:p>
@@ -16012,6 +16617,9 @@
               <w:pStyle w:val="Compact"/>
             </w:pPr>
             <w:r>
+              <w:rPr>
+                <w:rStyle w:val="Revised"/>
+              </w:rPr>
               <w:t xml:space="preserve">T−2</w:t>
             </w:r>
           </w:p>
@@ -16023,6 +16631,9 @@
               <w:pStyle w:val="Compact"/>
             </w:pPr>
             <w:r>
+              <w:rPr>
+                <w:rStyle w:val="Revised"/>
+              </w:rPr>
               <w:t xml:space="preserve">−1.084</w:t>
             </w:r>
           </w:p>
@@ -16034,6 +16645,9 @@
               <w:pStyle w:val="Compact"/>
             </w:pPr>
             <w:r>
+              <w:rPr>
+                <w:rStyle w:val="Revised"/>
+              </w:rPr>
               <w:t xml:space="preserve">[−1.929, −0.239]</w:t>
             </w:r>
           </w:p>
@@ -16045,6 +16659,9 @@
               <w:pStyle w:val="Compact"/>
             </w:pPr>
             <w:r>
+              <w:rPr>
+                <w:rStyle w:val="Revised"/>
+              </w:rPr>
               <w:t xml:space="preserve">−1.1 meets</w:t>
             </w:r>
           </w:p>
@@ -16056,6 +16673,9 @@
               <w:pStyle w:val="Compact"/>
             </w:pPr>
             <w:r>
+              <w:rPr>
+                <w:rStyle w:val="Revised"/>
+              </w:rPr>
               <w:t xml:space="preserve">.012</w:t>
             </w:r>
           </w:p>
@@ -16067,6 +16687,9 @@
               <w:pStyle w:val="Compact"/>
             </w:pPr>
             <w:r>
+              <w:rPr>
+                <w:rStyle w:val="Revised"/>
+              </w:rPr>
               <w:t xml:space="preserve">1,909</w:t>
             </w:r>
           </w:p>
@@ -16078,6 +16701,9 @@
               <w:pStyle w:val="Compact"/>
             </w:pPr>
             <w:r>
+              <w:rPr>
+                <w:rStyle w:val="Revised"/>
+              </w:rPr>
               <w:t xml:space="preserve">8,490</w:t>
             </w:r>
           </w:p>
@@ -16091,6 +16717,9 @@
               <w:pStyle w:val="Compact"/>
             </w:pPr>
             <w:r>
+              <w:rPr>
+                <w:rStyle w:val="Revised"/>
+              </w:rPr>
               <w:t xml:space="preserve">meets (linear), all athletes</w:t>
             </w:r>
           </w:p>
@@ -16102,6 +16731,9 @@
               <w:pStyle w:val="Compact"/>
             </w:pPr>
             <w:r>
+              <w:rPr>
+                <w:rStyle w:val="Revised"/>
+              </w:rPr>
               <w:t xml:space="preserve">T−1</w:t>
             </w:r>
           </w:p>
@@ -16113,6 +16745,9 @@
               <w:pStyle w:val="Compact"/>
             </w:pPr>
             <w:r>
+              <w:rPr>
+                <w:rStyle w:val="Revised"/>
+              </w:rPr>
               <w:t xml:space="preserve">−2.659</w:t>
             </w:r>
           </w:p>
@@ -16124,6 +16759,9 @@
               <w:pStyle w:val="Compact"/>
             </w:pPr>
             <w:r>
+              <w:rPr>
+                <w:rStyle w:val="Revised"/>
+              </w:rPr>
               <w:t xml:space="preserve">[−3.696, −1.622]</w:t>
             </w:r>
           </w:p>
@@ -16135,6 +16773,9 @@
               <w:pStyle w:val="Compact"/>
             </w:pPr>
             <w:r>
+              <w:rPr>
+                <w:rStyle w:val="Revised"/>
+              </w:rPr>
               <w:t xml:space="preserve">−2.7 meets</w:t>
             </w:r>
           </w:p>
@@ -16146,6 +16787,9 @@
               <w:pStyle w:val="Compact"/>
             </w:pPr>
             <w:r>
+              <w:rPr>
+                <w:rStyle w:val="Revised"/>
+              </w:rPr>
               <w:t xml:space="preserve">&lt; .001</w:t>
             </w:r>
           </w:p>
@@ -16157,6 +16801,9 @@
               <w:pStyle w:val="Compact"/>
             </w:pPr>
             <w:r>
+              <w:rPr>
+                <w:rStyle w:val="Revised"/>
+              </w:rPr>
               <w:t xml:space="preserve">1,909</w:t>
             </w:r>
           </w:p>
@@ -16168,6 +16815,9 @@
               <w:pStyle w:val="Compact"/>
             </w:pPr>
             <w:r>
+              <w:rPr>
+                <w:rStyle w:val="Revised"/>
+              </w:rPr>
               <w:t xml:space="preserve">8,490</w:t>
             </w:r>
           </w:p>
@@ -16181,6 +16831,9 @@
               <w:pStyle w:val="Compact"/>
             </w:pPr>
             <w:r>
+              <w:rPr>
+                <w:rStyle w:val="Revised"/>
+              </w:rPr>
               <w:t xml:space="preserve">meets (linear), all athletes</w:t>
             </w:r>
           </w:p>
@@ -16192,6 +16845,9 @@
               <w:pStyle w:val="Compact"/>
             </w:pPr>
             <w:r>
+              <w:rPr>
+                <w:rStyle w:val="Revised"/>
+              </w:rPr>
               <w:t xml:space="preserve">T</w:t>
             </w:r>
           </w:p>
@@ -16203,6 +16859,9 @@
               <w:pStyle w:val="Compact"/>
             </w:pPr>
             <w:r>
+              <w:rPr>
+                <w:rStyle w:val="Revised"/>
+              </w:rPr>
               <w:t xml:space="preserve">−6.381</w:t>
             </w:r>
           </w:p>
@@ -16214,6 +16873,9 @@
               <w:pStyle w:val="Compact"/>
             </w:pPr>
             <w:r>
+              <w:rPr>
+                <w:rStyle w:val="Revised"/>
+              </w:rPr>
               <w:t xml:space="preserve">[−7.594, −5.168]</w:t>
             </w:r>
           </w:p>
@@ -16225,6 +16887,9 @@
               <w:pStyle w:val="Compact"/>
             </w:pPr>
             <w:r>
+              <w:rPr>
+                <w:rStyle w:val="Revised"/>
+              </w:rPr>
               <w:t xml:space="preserve">−6.4 meets</w:t>
             </w:r>
           </w:p>
@@ -16236,6 +16901,9 @@
               <w:pStyle w:val="Compact"/>
             </w:pPr>
             <w:r>
+              <w:rPr>
+                <w:rStyle w:val="Revised"/>
+              </w:rPr>
               <w:t xml:space="preserve">&lt; .001</w:t>
             </w:r>
           </w:p>
@@ -16247,6 +16915,9 @@
               <w:pStyle w:val="Compact"/>
             </w:pPr>
             <w:r>
+              <w:rPr>
+                <w:rStyle w:val="Revised"/>
+              </w:rPr>
               <w:t xml:space="preserve">1,909</w:t>
             </w:r>
           </w:p>
@@ -16258,6 +16929,9 @@
               <w:pStyle w:val="Compact"/>
             </w:pPr>
             <w:r>
+              <w:rPr>
+                <w:rStyle w:val="Revised"/>
+              </w:rPr>
               <w:t xml:space="preserve">8,490</w:t>
             </w:r>
           </w:p>
@@ -16271,6 +16945,9 @@
               <w:pStyle w:val="Compact"/>
             </w:pPr>
             <w:r>
+              <w:rPr>
+                <w:rStyle w:val="Revised"/>
+              </w:rPr>
               <w:t xml:space="preserve">log(1 + meets), exits at ages 17–19 only (reference seasons observed)</w:t>
             </w:r>
           </w:p>
@@ -16282,6 +16959,9 @@
               <w:pStyle w:val="Compact"/>
             </w:pPr>
             <w:r>
+              <w:rPr>
+                <w:rStyle w:val="Revised"/>
+              </w:rPr>
               <w:t xml:space="preserve">T−3</w:t>
             </w:r>
           </w:p>
@@ -16293,6 +16973,9 @@
               <w:pStyle w:val="Compact"/>
             </w:pPr>
             <w:r>
+              <w:rPr>
+                <w:rStyle w:val="Revised"/>
+              </w:rPr>
               <w:t xml:space="preserve">−0.039</w:t>
             </w:r>
           </w:p>
@@ -16304,6 +16987,9 @@
               <w:pStyle w:val="Compact"/>
             </w:pPr>
             <w:r>
+              <w:rPr>
+                <w:rStyle w:val="Revised"/>
+              </w:rPr>
               <w:t xml:space="preserve">[−0.114, 0.036]</w:t>
             </w:r>
           </w:p>
@@ -16315,6 +17001,9 @@
               <w:pStyle w:val="Compact"/>
             </w:pPr>
             <w:r>
+              <w:rPr>
+                <w:rStyle w:val="Revised"/>
+              </w:rPr>
               <w:t xml:space="preserve">−4%</w:t>
             </w:r>
           </w:p>
@@ -16326,6 +17015,9 @@
               <w:pStyle w:val="Compact"/>
             </w:pPr>
             <w:r>
+              <w:rPr>
+                <w:rStyle w:val="Revised"/>
+              </w:rPr>
               <w:t xml:space="preserve">.305</w:t>
             </w:r>
           </w:p>
@@ -16337,6 +17029,9 @@
               <w:pStyle w:val="Compact"/>
             </w:pPr>
             <w:r>
+              <w:rPr>
+                <w:rStyle w:val="Revised"/>
+              </w:rPr>
               <w:t xml:space="preserve">693</w:t>
             </w:r>
           </w:p>
@@ -16348,6 +17043,9 @@
               <w:pStyle w:val="Compact"/>
             </w:pPr>
             <w:r>
+              <w:rPr>
+                <w:rStyle w:val="Revised"/>
+              </w:rPr>
               <w:t xml:space="preserve">4,244</w:t>
             </w:r>
           </w:p>
@@ -16361,6 +17059,9 @@
               <w:pStyle w:val="Compact"/>
             </w:pPr>
             <w:r>
+              <w:rPr>
+                <w:rStyle w:val="Revised"/>
+              </w:rPr>
               <w:t xml:space="preserve">log(1 + meets), exits at ages 17–19 only (reference seasons observed)</w:t>
             </w:r>
           </w:p>
@@ -16372,6 +17073,9 @@
               <w:pStyle w:val="Compact"/>
             </w:pPr>
             <w:r>
+              <w:rPr>
+                <w:rStyle w:val="Revised"/>
+              </w:rPr>
               <w:t xml:space="preserve">T−2</w:t>
             </w:r>
           </w:p>
@@ -16383,6 +17087,9 @@
               <w:pStyle w:val="Compact"/>
             </w:pPr>
             <w:r>
+              <w:rPr>
+                <w:rStyle w:val="Revised"/>
+              </w:rPr>
               <w:t xml:space="preserve">−0.089</w:t>
             </w:r>
           </w:p>
@@ -16394,6 +17101,9 @@
               <w:pStyle w:val="Compact"/>
             </w:pPr>
             <w:r>
+              <w:rPr>
+                <w:rStyle w:val="Revised"/>
+              </w:rPr>
               <w:t xml:space="preserve">[−0.189, 0.011]</w:t>
             </w:r>
           </w:p>
@@ -16405,6 +17115,9 @@
               <w:pStyle w:val="Compact"/>
             </w:pPr>
             <w:r>
+              <w:rPr>
+                <w:rStyle w:val="Revised"/>
+              </w:rPr>
               <w:t xml:space="preserve">−9%</w:t>
             </w:r>
           </w:p>
@@ -16416,6 +17129,9 @@
               <w:pStyle w:val="Compact"/>
             </w:pPr>
             <w:r>
+              <w:rPr>
+                <w:rStyle w:val="Revised"/>
+              </w:rPr>
               <w:t xml:space="preserve">.081</w:t>
             </w:r>
           </w:p>
@@ -16427,6 +17143,9 @@
               <w:pStyle w:val="Compact"/>
             </w:pPr>
             <w:r>
+              <w:rPr>
+                <w:rStyle w:val="Revised"/>
+              </w:rPr>
               <w:t xml:space="preserve">693</w:t>
             </w:r>
           </w:p>
@@ -16438,6 +17157,9 @@
               <w:pStyle w:val="Compact"/>
             </w:pPr>
             <w:r>
+              <w:rPr>
+                <w:rStyle w:val="Revised"/>
+              </w:rPr>
               <w:t xml:space="preserve">4,244</w:t>
             </w:r>
           </w:p>
@@ -16451,6 +17173,9 @@
               <w:pStyle w:val="Compact"/>
             </w:pPr>
             <w:r>
+              <w:rPr>
+                <w:rStyle w:val="Revised"/>
+              </w:rPr>
               <w:t xml:space="preserve">log(1 + meets), exits at ages 17–19 only (reference seasons observed)</w:t>
             </w:r>
           </w:p>
@@ -16462,6 +17187,9 @@
               <w:pStyle w:val="Compact"/>
             </w:pPr>
             <w:r>
+              <w:rPr>
+                <w:rStyle w:val="Revised"/>
+              </w:rPr>
               <w:t xml:space="preserve">T−1</w:t>
             </w:r>
           </w:p>
@@ -16473,6 +17201,9 @@
               <w:pStyle w:val="Compact"/>
             </w:pPr>
             <w:r>
+              <w:rPr>
+                <w:rStyle w:val="Revised"/>
+              </w:rPr>
               <w:t xml:space="preserve">−0.296</w:t>
             </w:r>
           </w:p>
@@ -16484,6 +17215,9 @@
               <w:pStyle w:val="Compact"/>
             </w:pPr>
             <w:r>
+              <w:rPr>
+                <w:rStyle w:val="Revised"/>
+              </w:rPr>
               <w:t xml:space="preserve">[−0.419, −0.172]</w:t>
             </w:r>
           </w:p>
@@ -16495,6 +17229,9 @@
               <w:pStyle w:val="Compact"/>
             </w:pPr>
             <w:r>
+              <w:rPr>
+                <w:rStyle w:val="Revised"/>
+              </w:rPr>
               <w:t xml:space="preserve">−26%</w:t>
             </w:r>
           </w:p>
@@ -16506,6 +17243,9 @@
               <w:pStyle w:val="Compact"/>
             </w:pPr>
             <w:r>
+              <w:rPr>
+                <w:rStyle w:val="Revised"/>
+              </w:rPr>
               <w:t xml:space="preserve">&lt; .001</w:t>
             </w:r>
           </w:p>
@@ -16517,6 +17257,9 @@
               <w:pStyle w:val="Compact"/>
             </w:pPr>
             <w:r>
+              <w:rPr>
+                <w:rStyle w:val="Revised"/>
+              </w:rPr>
               <w:t xml:space="preserve">693</w:t>
             </w:r>
           </w:p>
@@ -16528,6 +17271,9 @@
               <w:pStyle w:val="Compact"/>
             </w:pPr>
             <w:r>
+              <w:rPr>
+                <w:rStyle w:val="Revised"/>
+              </w:rPr>
               <w:t xml:space="preserve">4,244</w:t>
             </w:r>
           </w:p>
@@ -16541,6 +17287,9 @@
               <w:pStyle w:val="Compact"/>
             </w:pPr>
             <w:r>
+              <w:rPr>
+                <w:rStyle w:val="Revised"/>
+              </w:rPr>
               <w:t xml:space="preserve">log(1 + meets), exits at ages 17–19 only (reference seasons observed)</w:t>
             </w:r>
           </w:p>
@@ -16552,6 +17301,9 @@
               <w:pStyle w:val="Compact"/>
             </w:pPr>
             <w:r>
+              <w:rPr>
+                <w:rStyle w:val="Revised"/>
+              </w:rPr>
               <w:t xml:space="preserve">T</w:t>
             </w:r>
           </w:p>
@@ -16563,6 +17315,9 @@
               <w:pStyle w:val="Compact"/>
             </w:pPr>
             <w:r>
+              <w:rPr>
+                <w:rStyle w:val="Revised"/>
+              </w:rPr>
               <w:t xml:space="preserve">−0.590</w:t>
             </w:r>
           </w:p>
@@ -16574,6 +17329,9 @@
               <w:pStyle w:val="Compact"/>
             </w:pPr>
             <w:r>
+              <w:rPr>
+                <w:rStyle w:val="Revised"/>
+              </w:rPr>
               <w:t xml:space="preserve">[−0.720, −0.459]</w:t>
             </w:r>
           </w:p>
@@ -16585,6 +17343,9 @@
               <w:pStyle w:val="Compact"/>
             </w:pPr>
             <w:r>
+              <w:rPr>
+                <w:rStyle w:val="Revised"/>
+              </w:rPr>
               <w:t xml:space="preserve">−45%</w:t>
             </w:r>
           </w:p>
@@ -16596,6 +17357,9 @@
               <w:pStyle w:val="Compact"/>
             </w:pPr>
             <w:r>
+              <w:rPr>
+                <w:rStyle w:val="Revised"/>
+              </w:rPr>
               <w:t xml:space="preserve">&lt; .001</w:t>
             </w:r>
           </w:p>
@@ -16607,6 +17371,9 @@
               <w:pStyle w:val="Compact"/>
             </w:pPr>
             <w:r>
+              <w:rPr>
+                <w:rStyle w:val="Revised"/>
+              </w:rPr>
               <w:t xml:space="preserve">693</w:t>
             </w:r>
           </w:p>
@@ -16618,6 +17385,9 @@
               <w:pStyle w:val="Compact"/>
             </w:pPr>
             <w:r>
+              <w:rPr>
+                <w:rStyle w:val="Revised"/>
+              </w:rPr>
               <w:t xml:space="preserve">4,244</w:t>
             </w:r>
           </w:p>
@@ -16630,15 +17400,22 @@
       </w:pPr>
       <w:r>
         <w:rPr>
+          <w:rStyle w:val="Revised"/>
           <w:i/>
           <w:iCs/>
         </w:rPr>
         <w:t xml:space="preserve">Note.</w:t>
       </w:r>
       <w:r>
+        <w:rPr>
+          <w:rStyle w:val="Revised"/>
+        </w:rPr>
         <w:t xml:space="preserve"> </w:t>
       </w:r>
       <w:r>
+        <w:rPr>
+          <w:rStyle w:val="Revised"/>
+        </w:rPr>
         <w:t xml:space="preserve">Linear model with athlete fixed effects (within transformation), age fixed effects (ages 13–19), and indicators for the final active season (T) and the three preceding seasons of athletes whose exit was observed (final active season before 2024); seasons after the final active season are excluded, and the seasons of athletes still active, or more than three seasons before exit, form the reference. Estimates are deviations from the athlete’s own reference-period volume net of the common age profile; for log(1 + meets) the effect column gives 100 × (exp(β) − 1). Standard errors are cluster-robust by athlete. The decline steepens towards exit (Wald test T−1 = T−3, p &lt; .001). The final-season estimate is partly mechanical (the last season with ≥2 results is often a partial season). See Supplementary Methods S-M6 and Supplementary Figure S5.</w:t>
       </w:r>
     </w:p>
@@ -16697,6 +17474,9 @@
               <w:pStyle w:val="Compact"/>
             </w:pPr>
             <w:r>
+              <w:rPr>
+                <w:rStyle w:val="Revised"/>
+              </w:rPr>
               <w:t xml:space="preserve">Analysis</w:t>
             </w:r>
           </w:p>
@@ -16708,6 +17488,9 @@
               <w:pStyle w:val="Compact"/>
             </w:pPr>
             <w:r>
+              <w:rPr>
+                <w:rStyle w:val="Revised"/>
+              </w:rPr>
               <w:t xml:space="preserve">Threshold (meets)</w:t>
             </w:r>
           </w:p>
@@ -16719,6 +17502,9 @@
               <w:pStyle w:val="Compact"/>
             </w:pPr>
             <w:r>
+              <w:rPr>
+                <w:rStyle w:val="Revised"/>
+              </w:rPr>
               <w:t xml:space="preserve">n</w:t>
             </w:r>
           </w:p>
@@ -16730,6 +17516,9 @@
               <w:pStyle w:val="Compact"/>
             </w:pPr>
             <w:r>
+              <w:rPr>
+                <w:rStyle w:val="Revised"/>
+              </w:rPr>
               <w:t xml:space="preserve">Flagged %</w:t>
             </w:r>
           </w:p>
@@ -16741,6 +17530,9 @@
               <w:pStyle w:val="Compact"/>
             </w:pPr>
             <w:r>
+              <w:rPr>
+                <w:rStyle w:val="Revised"/>
+              </w:rPr>
               <w:t xml:space="preserve">Sensitivity</w:t>
             </w:r>
           </w:p>
@@ -16752,6 +17544,9 @@
               <w:pStyle w:val="Compact"/>
             </w:pPr>
             <w:r>
+              <w:rPr>
+                <w:rStyle w:val="Revised"/>
+              </w:rPr>
               <w:t xml:space="preserve">Specificity</w:t>
             </w:r>
           </w:p>
@@ -16763,6 +17558,9 @@
               <w:pStyle w:val="Compact"/>
             </w:pPr>
             <w:r>
+              <w:rPr>
+                <w:rStyle w:val="Revised"/>
+              </w:rPr>
               <w:t xml:space="preserve">PPV</w:t>
             </w:r>
           </w:p>
@@ -16774,6 +17572,9 @@
               <w:pStyle w:val="Compact"/>
             </w:pPr>
             <w:r>
+              <w:rPr>
+                <w:rStyle w:val="Revised"/>
+              </w:rPr>
               <w:t xml:space="preserve">Retention, flagged</w:t>
             </w:r>
           </w:p>
@@ -16785,6 +17586,9 @@
               <w:pStyle w:val="Compact"/>
             </w:pPr>
             <w:r>
+              <w:rPr>
+                <w:rStyle w:val="Revised"/>
+              </w:rPr>
               <w:t xml:space="preserve">Retention, unflagged</w:t>
             </w:r>
           </w:p>
@@ -16798,6 +17602,9 @@
               <w:pStyle w:val="Compact"/>
             </w:pPr>
             <w:r>
+              <w:rPr>
+                <w:rStyle w:val="Revised"/>
+              </w:rPr>
               <w:t xml:space="preserve">Lowest-quartile rule derived in Cohort A</w:t>
             </w:r>
           </w:p>
@@ -16809,6 +17616,9 @@
               <w:pStyle w:val="Compact"/>
             </w:pPr>
             <w:r>
+              <w:rPr>
+                <w:rStyle w:val="Revised"/>
+              </w:rPr>
               <w:t xml:space="preserve">&lt; 10</w:t>
             </w:r>
           </w:p>
@@ -16820,6 +17630,9 @@
               <w:pStyle w:val="Compact"/>
             </w:pPr>
             <w:r>
+              <w:rPr>
+                <w:rStyle w:val="Revised"/>
+              </w:rPr>
               <w:t xml:space="preserve">1,309</w:t>
             </w:r>
           </w:p>
@@ -16831,6 +17644,9 @@
               <w:pStyle w:val="Compact"/>
             </w:pPr>
             <w:r>
+              <w:rPr>
+                <w:rStyle w:val="Revised"/>
+              </w:rPr>
               <w:t xml:space="preserve">28.1</w:t>
             </w:r>
           </w:p>
@@ -16842,6 +17658,9 @@
               <w:pStyle w:val="Compact"/>
             </w:pPr>
             <w:r>
+              <w:rPr>
+                <w:rStyle w:val="Revised"/>
+              </w:rPr>
               <w:t xml:space="preserve">0.31 [0.29, 0.34]</w:t>
             </w:r>
           </w:p>
@@ -16853,6 +17672,9 @@
               <w:pStyle w:val="Compact"/>
             </w:pPr>
             <w:r>
+              <w:rPr>
+                <w:rStyle w:val="Revised"/>
+              </w:rPr>
               <w:t xml:space="preserve">0.89 [0.85, 0.93]</w:t>
             </w:r>
           </w:p>
@@ -16864,6 +17686,9 @@
               <w:pStyle w:val="Compact"/>
             </w:pPr>
             <w:r>
+              <w:rPr>
+                <w:rStyle w:val="Revised"/>
+              </w:rPr>
               <w:t xml:space="preserve">0.94 [0.92, 0.96]</w:t>
             </w:r>
           </w:p>
@@ -16875,6 +17700,9 @@
               <w:pStyle w:val="Compact"/>
             </w:pPr>
             <w:r>
+              <w:rPr>
+                <w:rStyle w:val="Revised"/>
+              </w:rPr>
               <w:t xml:space="preserve">6.0% [3.7, 8.5]</w:t>
             </w:r>
           </w:p>
@@ -16886,6 +17714,9 @@
               <w:pStyle w:val="Compact"/>
             </w:pPr>
             <w:r>
+              <w:rPr>
+                <w:rStyle w:val="Revised"/>
+              </w:rPr>
               <w:t xml:space="preserve">19.7% [17.1, 22.2]</w:t>
             </w:r>
           </w:p>
@@ -16899,6 +17730,9 @@
               <w:pStyle w:val="Compact"/>
             </w:pPr>
             <w:r>
+              <w:rPr>
+                <w:rStyle w:val="Revised"/>
+              </w:rPr>
               <w:t xml:space="preserve">Cohort-A lowest-quartile cut-off applied to Cohort B (validation)</w:t>
             </w:r>
           </w:p>
@@ -16910,6 +17744,9 @@
               <w:pStyle w:val="Compact"/>
             </w:pPr>
             <w:r>
+              <w:rPr>
+                <w:rStyle w:val="Revised"/>
+              </w:rPr>
               <w:t xml:space="preserve">&lt; 10</w:t>
             </w:r>
           </w:p>
@@ -16921,6 +17758,9 @@
               <w:pStyle w:val="Compact"/>
             </w:pPr>
             <w:r>
+              <w:rPr>
+                <w:rStyle w:val="Revised"/>
+              </w:rPr>
               <w:t xml:space="preserve">829</w:t>
             </w:r>
           </w:p>
@@ -16932,6 +17772,9 @@
               <w:pStyle w:val="Compact"/>
             </w:pPr>
             <w:r>
+              <w:rPr>
+                <w:rStyle w:val="Revised"/>
+              </w:rPr>
               <w:t xml:space="preserve">26.1</w:t>
             </w:r>
           </w:p>
@@ -16943,6 +17786,9 @@
               <w:pStyle w:val="Compact"/>
             </w:pPr>
             <w:r>
+              <w:rPr>
+                <w:rStyle w:val="Revised"/>
+              </w:rPr>
               <w:t xml:space="preserve">0.30 [0.27, 0.33]</w:t>
             </w:r>
           </w:p>
@@ -16954,6 +17800,9 @@
               <w:pStyle w:val="Compact"/>
             </w:pPr>
             <w:r>
+              <w:rPr>
+                <w:rStyle w:val="Revised"/>
+              </w:rPr>
               <w:t xml:space="preserve">0.93 [0.89, 0.97]</w:t>
             </w:r>
           </w:p>
@@ -16965,6 +17814,9 @@
               <w:pStyle w:val="Compact"/>
             </w:pPr>
             <w:r>
+              <w:rPr>
+                <w:rStyle w:val="Revised"/>
+              </w:rPr>
               <w:t xml:space="preserve">0.95 [0.92, 0.98]</w:t>
             </w:r>
           </w:p>
@@ -16976,6 +17828,9 @@
               <w:pStyle w:val="Compact"/>
             </w:pPr>
             <w:r>
+              <w:rPr>
+                <w:rStyle w:val="Revised"/>
+              </w:rPr>
               <w:t xml:space="preserve">4.6% [2.0, 7.5]</w:t>
             </w:r>
           </w:p>
@@ -16987,6 +17842,9 @@
               <w:pStyle w:val="Compact"/>
             </w:pPr>
             <w:r>
+              <w:rPr>
+                <w:rStyle w:val="Revised"/>
+              </w:rPr>
               <w:t xml:space="preserve">21.4% [18.2, 24.8]</w:t>
             </w:r>
           </w:p>
@@ -17000,6 +17858,9 @@
               <w:pStyle w:val="Compact"/>
             </w:pPr>
             <w:r>
+              <w:rPr>
+                <w:rStyle w:val="Revised"/>
+              </w:rPr>
               <w:t xml:space="preserve">Lowest-quartile rule derived in Cohort B</w:t>
             </w:r>
           </w:p>
@@ -17011,6 +17872,9 @@
               <w:pStyle w:val="Compact"/>
             </w:pPr>
             <w:r>
+              <w:rPr>
+                <w:rStyle w:val="Revised"/>
+              </w:rPr>
               <w:t xml:space="preserve">&lt; 10</w:t>
             </w:r>
           </w:p>
@@ -17022,6 +17886,9 @@
               <w:pStyle w:val="Compact"/>
             </w:pPr>
             <w:r>
+              <w:rPr>
+                <w:rStyle w:val="Revised"/>
+              </w:rPr>
               <w:t xml:space="preserve">829</w:t>
             </w:r>
           </w:p>
@@ -17033,6 +17900,9 @@
               <w:pStyle w:val="Compact"/>
             </w:pPr>
             <w:r>
+              <w:rPr>
+                <w:rStyle w:val="Revised"/>
+              </w:rPr>
               <w:t xml:space="preserve">26.1</w:t>
             </w:r>
           </w:p>
@@ -17044,6 +17914,9 @@
               <w:pStyle w:val="Compact"/>
             </w:pPr>
             <w:r>
+              <w:rPr>
+                <w:rStyle w:val="Revised"/>
+              </w:rPr>
               <w:t xml:space="preserve">0.30 [0.27, 0.33]</w:t>
             </w:r>
           </w:p>
@@ -17055,17 +17928,23 @@
               <w:pStyle w:val="Compact"/>
             </w:pPr>
             <w:r>
-              <w:t xml:space="preserve">0.93 [0.88, 0.97]</w:t>
-            </w:r>
-          </w:p>
-        </w:tc>
-        <w:tc>
-          <w:tcPr/>
-          <w:p>
-            <w:pPr>
-              <w:pStyle w:val="Compact"/>
-            </w:pPr>
-            <w:r>
+              <w:rPr>
+                <w:rStyle w:val="Revised"/>
+              </w:rPr>
+              <w:t xml:space="preserve">0.93 [0.89, 0.97]</w:t>
+            </w:r>
+          </w:p>
+        </w:tc>
+        <w:tc>
+          <w:tcPr/>
+          <w:p>
+            <w:pPr>
+              <w:pStyle w:val="Compact"/>
+            </w:pPr>
+            <w:r>
+              <w:rPr>
+                <w:rStyle w:val="Revised"/>
+              </w:rPr>
               <w:t xml:space="preserve">0.95 [0.92, 0.98]</w:t>
             </w:r>
           </w:p>
@@ -17077,30 +17956,39 @@
               <w:pStyle w:val="Compact"/>
             </w:pPr>
             <w:r>
-              <w:t xml:space="preserve">4.6% [2.1, 7.6]</w:t>
-            </w:r>
-          </w:p>
-        </w:tc>
-        <w:tc>
-          <w:tcPr/>
-          <w:p>
-            <w:pPr>
-              <w:pStyle w:val="Compact"/>
-            </w:pPr>
-            <w:r>
-              <w:t xml:space="preserve">21.4% [18.1, 24.6]</w:t>
-            </w:r>
-          </w:p>
-        </w:tc>
-      </w:tr>
-      <w:tr>
-        <w:tc>
-          <w:tcPr/>
-          <w:p>
-            <w:pPr>
-              <w:pStyle w:val="Compact"/>
-            </w:pPr>
-            <w:r>
+              <w:rPr>
+                <w:rStyle w:val="Revised"/>
+              </w:rPr>
+              <w:t xml:space="preserve">4.6% [2.0, 7.5]</w:t>
+            </w:r>
+          </w:p>
+        </w:tc>
+        <w:tc>
+          <w:tcPr/>
+          <w:p>
+            <w:pPr>
+              <w:pStyle w:val="Compact"/>
+            </w:pPr>
+            <w:r>
+              <w:rPr>
+                <w:rStyle w:val="Revised"/>
+              </w:rPr>
+              <w:t xml:space="preserve">21.4% [18.2, 24.8]</w:t>
+            </w:r>
+          </w:p>
+        </w:tc>
+      </w:tr>
+      <w:tr>
+        <w:tc>
+          <w:tcPr/>
+          <w:p>
+            <w:pPr>
+              <w:pStyle w:val="Compact"/>
+            </w:pPr>
+            <w:r>
+              <w:rPr>
+                <w:rStyle w:val="Revised"/>
+              </w:rPr>
               <w:t xml:space="preserve">Cohort-B lowest-quartile cut-off applied to Cohort A (validation)</w:t>
             </w:r>
           </w:p>
@@ -17112,6 +18000,9 @@
               <w:pStyle w:val="Compact"/>
             </w:pPr>
             <w:r>
+              <w:rPr>
+                <w:rStyle w:val="Revised"/>
+              </w:rPr>
               <w:t xml:space="preserve">&lt; 10</w:t>
             </w:r>
           </w:p>
@@ -17123,6 +18014,9 @@
               <w:pStyle w:val="Compact"/>
             </w:pPr>
             <w:r>
+              <w:rPr>
+                <w:rStyle w:val="Revised"/>
+              </w:rPr>
               <w:t xml:space="preserve">1,309</w:t>
             </w:r>
           </w:p>
@@ -17134,6 +18028,9 @@
               <w:pStyle w:val="Compact"/>
             </w:pPr>
             <w:r>
+              <w:rPr>
+                <w:rStyle w:val="Revised"/>
+              </w:rPr>
               <w:t xml:space="preserve">28.1</w:t>
             </w:r>
           </w:p>
@@ -17145,6 +18042,9 @@
               <w:pStyle w:val="Compact"/>
             </w:pPr>
             <w:r>
+              <w:rPr>
+                <w:rStyle w:val="Revised"/>
+              </w:rPr>
               <w:t xml:space="preserve">0.31 [0.29, 0.34]</w:t>
             </w:r>
           </w:p>
@@ -17156,6 +18056,9 @@
               <w:pStyle w:val="Compact"/>
             </w:pPr>
             <w:r>
+              <w:rPr>
+                <w:rStyle w:val="Revised"/>
+              </w:rPr>
               <w:t xml:space="preserve">0.89 [0.85, 0.93]</w:t>
             </w:r>
           </w:p>
@@ -17167,17 +18070,23 @@
               <w:pStyle w:val="Compact"/>
             </w:pPr>
             <w:r>
-              <w:t xml:space="preserve">0.94 [0.91, 0.96]</w:t>
-            </w:r>
-          </w:p>
-        </w:tc>
-        <w:tc>
-          <w:tcPr/>
-          <w:p>
-            <w:pPr>
-              <w:pStyle w:val="Compact"/>
-            </w:pPr>
-            <w:r>
+              <w:rPr>
+                <w:rStyle w:val="Revised"/>
+              </w:rPr>
+              <w:t xml:space="preserve">0.94 [0.92, 0.96]</w:t>
+            </w:r>
+          </w:p>
+        </w:tc>
+        <w:tc>
+          <w:tcPr/>
+          <w:p>
+            <w:pPr>
+              <w:pStyle w:val="Compact"/>
+            </w:pPr>
+            <w:r>
+              <w:rPr>
+                <w:rStyle w:val="Revised"/>
+              </w:rPr>
               <w:t xml:space="preserve">6.0% [3.7, 8.5]</w:t>
             </w:r>
           </w:p>
@@ -17189,19 +18098,25 @@
               <w:pStyle w:val="Compact"/>
             </w:pPr>
             <w:r>
-              <w:t xml:space="preserve">19.7% [17.2, 22.1]</w:t>
-            </w:r>
-          </w:p>
-        </w:tc>
-      </w:tr>
-      <w:tr>
-        <w:tc>
-          <w:tcPr/>
-          <w:p>
-            <w:pPr>
-              <w:pStyle w:val="Compact"/>
-            </w:pPr>
-            <w:r>
+              <w:rPr>
+                <w:rStyle w:val="Revised"/>
+              </w:rPr>
+              <w:t xml:space="preserve">19.7% [17.1, 22.2]</w:t>
+            </w:r>
+          </w:p>
+        </w:tc>
+      </w:tr>
+      <w:tr>
+        <w:tc>
+          <w:tcPr/>
+          <w:p>
+            <w:pPr>
+              <w:pStyle w:val="Compact"/>
+            </w:pPr>
+            <w:r>
+              <w:rPr>
+                <w:rStyle w:val="Revised"/>
+              </w:rPr>
               <w:t xml:space="preserve">Derived in Cohort A (Youden’s J)</w:t>
             </w:r>
           </w:p>
@@ -17213,6 +18128,9 @@
               <w:pStyle w:val="Compact"/>
             </w:pPr>
             <w:r>
+              <w:rPr>
+                <w:rStyle w:val="Revised"/>
+              </w:rPr>
               <w:t xml:space="preserve">&lt; 21</w:t>
             </w:r>
           </w:p>
@@ -17224,6 +18142,9 @@
               <w:pStyle w:val="Compact"/>
             </w:pPr>
             <w:r>
+              <w:rPr>
+                <w:rStyle w:val="Revised"/>
+              </w:rPr>
               <w:t xml:space="preserve">1,309</w:t>
             </w:r>
           </w:p>
@@ -17235,6 +18156,9 @@
               <w:pStyle w:val="Compact"/>
             </w:pPr>
             <w:r>
+              <w:rPr>
+                <w:rStyle w:val="Revised"/>
+              </w:rPr>
               <w:t xml:space="preserve">62.0</w:t>
             </w:r>
           </w:p>
@@ -17246,6 +18170,9 @@
               <w:pStyle w:val="Compact"/>
             </w:pPr>
             <w:r>
+              <w:rPr>
+                <w:rStyle w:val="Revised"/>
+              </w:rPr>
               <w:t xml:space="preserve">0.68 [0.65, 0.71]</w:t>
             </w:r>
           </w:p>
@@ -17257,6 +18184,9 @@
               <w:pStyle w:val="Compact"/>
             </w:pPr>
             <w:r>
+              <w:rPr>
+                <w:rStyle w:val="Revised"/>
+              </w:rPr>
               <w:t xml:space="preserve">0.70 [0.63, 0.76]</w:t>
             </w:r>
           </w:p>
@@ -17268,6 +18198,9 @@
               <w:pStyle w:val="Compact"/>
             </w:pPr>
             <w:r>
+              <w:rPr>
+                <w:rStyle w:val="Revised"/>
+              </w:rPr>
               <w:t xml:space="preserve">0.92 [0.90, 0.94]</w:t>
             </w:r>
           </w:p>
@@ -17279,30 +18212,39 @@
               <w:pStyle w:val="Compact"/>
             </w:pPr>
             <w:r>
-              <w:t xml:space="preserve">7.8% [6.1, 9.6]</w:t>
-            </w:r>
-          </w:p>
-        </w:tc>
-        <w:tc>
-          <w:tcPr/>
-          <w:p>
-            <w:pPr>
-              <w:pStyle w:val="Compact"/>
-            </w:pPr>
-            <w:r>
-              <w:t xml:space="preserve">29.0% [25.3, 32.8]</w:t>
-            </w:r>
-          </w:p>
-        </w:tc>
-      </w:tr>
-      <w:tr>
-        <w:tc>
-          <w:tcPr/>
-          <w:p>
-            <w:pPr>
-              <w:pStyle w:val="Compact"/>
-            </w:pPr>
-            <w:r>
+              <w:rPr>
+                <w:rStyle w:val="Revised"/>
+              </w:rPr>
+              <w:t xml:space="preserve">7.8% [5.9, 9.6]</w:t>
+            </w:r>
+          </w:p>
+        </w:tc>
+        <w:tc>
+          <w:tcPr/>
+          <w:p>
+            <w:pPr>
+              <w:pStyle w:val="Compact"/>
+            </w:pPr>
+            <w:r>
+              <w:rPr>
+                <w:rStyle w:val="Revised"/>
+              </w:rPr>
+              <w:t xml:space="preserve">29.0% [25.0, 32.9]</w:t>
+            </w:r>
+          </w:p>
+        </w:tc>
+      </w:tr>
+      <w:tr>
+        <w:tc>
+          <w:tcPr/>
+          <w:p>
+            <w:pPr>
+              <w:pStyle w:val="Compact"/>
+            </w:pPr>
+            <w:r>
+              <w:rPr>
+                <w:rStyle w:val="Revised"/>
+              </w:rPr>
               <w:t xml:space="preserve">Cohort-A threshold applied to Cohort B (validation)</w:t>
             </w:r>
           </w:p>
@@ -17314,6 +18256,9 @@
               <w:pStyle w:val="Compact"/>
             </w:pPr>
             <w:r>
+              <w:rPr>
+                <w:rStyle w:val="Revised"/>
+              </w:rPr>
               <w:t xml:space="preserve">&lt; 21</w:t>
             </w:r>
           </w:p>
@@ -17325,6 +18270,9 @@
               <w:pStyle w:val="Compact"/>
             </w:pPr>
             <w:r>
+              <w:rPr>
+                <w:rStyle w:val="Revised"/>
+              </w:rPr>
               <w:t xml:space="preserve">829</w:t>
             </w:r>
           </w:p>
@@ -17336,6 +18284,9 @@
               <w:pStyle w:val="Compact"/>
             </w:pPr>
             <w:r>
+              <w:rPr>
+                <w:rStyle w:val="Revised"/>
+              </w:rPr>
               <w:t xml:space="preserve">55.6</w:t>
             </w:r>
           </w:p>
@@ -17347,28 +18298,37 @@
               <w:pStyle w:val="Compact"/>
             </w:pPr>
             <w:r>
-              <w:t xml:space="preserve">0.61 [0.57, 0.65]</w:t>
-            </w:r>
-          </w:p>
-        </w:tc>
-        <w:tc>
-          <w:tcPr/>
-          <w:p>
-            <w:pPr>
-              <w:pStyle w:val="Compact"/>
-            </w:pPr>
-            <w:r>
-              <w:t xml:space="preserve">0.70 [0.62, 0.78]</w:t>
-            </w:r>
-          </w:p>
-        </w:tc>
-        <w:tc>
-          <w:tcPr/>
-          <w:p>
-            <w:pPr>
-              <w:pStyle w:val="Compact"/>
-            </w:pPr>
-            <w:r>
+              <w:rPr>
+                <w:rStyle w:val="Revised"/>
+              </w:rPr>
+              <w:t xml:space="preserve">0.61 [0.57, 0.64]</w:t>
+            </w:r>
+          </w:p>
+        </w:tc>
+        <w:tc>
+          <w:tcPr/>
+          <w:p>
+            <w:pPr>
+              <w:pStyle w:val="Compact"/>
+            </w:pPr>
+            <w:r>
+              <w:rPr>
+                <w:rStyle w:val="Revised"/>
+              </w:rPr>
+              <w:t xml:space="preserve">0.70 [0.63, 0.78]</w:t>
+            </w:r>
+          </w:p>
+        </w:tc>
+        <w:tc>
+          <w:tcPr/>
+          <w:p>
+            <w:pPr>
+              <w:pStyle w:val="Compact"/>
+            </w:pPr>
+            <w:r>
+              <w:rPr>
+                <w:rStyle w:val="Revised"/>
+              </w:rPr>
               <w:t xml:space="preserve">0.91 [0.88, 0.93]</w:t>
             </w:r>
           </w:p>
@@ -17380,30 +18340,39 @@
               <w:pStyle w:val="Compact"/>
             </w:pPr>
             <w:r>
-              <w:t xml:space="preserve">9.1% [6.6, 11.9]</w:t>
-            </w:r>
-          </w:p>
-        </w:tc>
-        <w:tc>
-          <w:tcPr/>
-          <w:p>
-            <w:pPr>
-              <w:pStyle w:val="Compact"/>
-            </w:pPr>
-            <w:r>
-              <w:t xml:space="preserve">26.9% [22.2, 31.5]</w:t>
-            </w:r>
-          </w:p>
-        </w:tc>
-      </w:tr>
-      <w:tr>
-        <w:tc>
-          <w:tcPr/>
-          <w:p>
-            <w:pPr>
-              <w:pStyle w:val="Compact"/>
-            </w:pPr>
-            <w:r>
+              <w:rPr>
+                <w:rStyle w:val="Revised"/>
+              </w:rPr>
+              <w:t xml:space="preserve">9.1% [6.6, 11.8]</w:t>
+            </w:r>
+          </w:p>
+        </w:tc>
+        <w:tc>
+          <w:tcPr/>
+          <w:p>
+            <w:pPr>
+              <w:pStyle w:val="Compact"/>
+            </w:pPr>
+            <w:r>
+              <w:rPr>
+                <w:rStyle w:val="Revised"/>
+              </w:rPr>
+              <w:t xml:space="preserve">26.9% [22.5, 31.4]</w:t>
+            </w:r>
+          </w:p>
+        </w:tc>
+      </w:tr>
+      <w:tr>
+        <w:tc>
+          <w:tcPr/>
+          <w:p>
+            <w:pPr>
+              <w:pStyle w:val="Compact"/>
+            </w:pPr>
+            <w:r>
+              <w:rPr>
+                <w:rStyle w:val="Revised"/>
+              </w:rPr>
               <w:t xml:space="preserve">Derived in Cohort B (Youden’s J)</w:t>
             </w:r>
           </w:p>
@@ -17415,6 +18384,9 @@
               <w:pStyle w:val="Compact"/>
             </w:pPr>
             <w:r>
+              <w:rPr>
+                <w:rStyle w:val="Revised"/>
+              </w:rPr>
               <w:t xml:space="preserve">&lt; 29</w:t>
             </w:r>
           </w:p>
@@ -17426,6 +18398,9 @@
               <w:pStyle w:val="Compact"/>
             </w:pPr>
             <w:r>
+              <w:rPr>
+                <w:rStyle w:val="Revised"/>
+              </w:rPr>
               <w:t xml:space="preserve">829</w:t>
             </w:r>
           </w:p>
@@ -17437,6 +18412,9 @@
               <w:pStyle w:val="Compact"/>
             </w:pPr>
             <w:r>
+              <w:rPr>
+                <w:rStyle w:val="Revised"/>
+              </w:rPr>
               <w:t xml:space="preserve">71.4</w:t>
             </w:r>
           </w:p>
@@ -17448,6 +18426,9 @@
               <w:pStyle w:val="Compact"/>
             </w:pPr>
             <w:r>
+              <w:rPr>
+                <w:rStyle w:val="Revised"/>
+              </w:rPr>
               <w:t xml:space="preserve">0.77 [0.74, 0.80]</w:t>
             </w:r>
           </w:p>
@@ -17459,17 +18440,23 @@
               <w:pStyle w:val="Compact"/>
             </w:pPr>
             <w:r>
-              <w:t xml:space="preserve">0.57 [0.48, 0.64]</w:t>
-            </w:r>
-          </w:p>
-        </w:tc>
-        <w:tc>
-          <w:tcPr/>
-          <w:p>
-            <w:pPr>
-              <w:pStyle w:val="Compact"/>
-            </w:pPr>
-            <w:r>
+              <w:rPr>
+                <w:rStyle w:val="Revised"/>
+              </w:rPr>
+              <w:t xml:space="preserve">0.57 [0.49, 0.65]</w:t>
+            </w:r>
+          </w:p>
+        </w:tc>
+        <w:tc>
+          <w:tcPr/>
+          <w:p>
+            <w:pPr>
+              <w:pStyle w:val="Compact"/>
+            </w:pPr>
+            <w:r>
+              <w:rPr>
+                <w:rStyle w:val="Revised"/>
+              </w:rPr>
               <w:t xml:space="preserve">0.90 [0.87, 0.92]</w:t>
             </w:r>
           </w:p>
@@ -17481,30 +18468,39 @@
               <w:pStyle w:val="Compact"/>
             </w:pPr>
             <w:r>
-              <w:t xml:space="preserve">10.3% [7.9, 12.8]</w:t>
-            </w:r>
-          </w:p>
-        </w:tc>
-        <w:tc>
-          <w:tcPr/>
-          <w:p>
-            <w:pPr>
-              <w:pStyle w:val="Compact"/>
-            </w:pPr>
-            <w:r>
-              <w:t xml:space="preserve">33.8% [27.9, 39.8]</w:t>
-            </w:r>
-          </w:p>
-        </w:tc>
-      </w:tr>
-      <w:tr>
-        <w:tc>
-          <w:tcPr/>
-          <w:p>
-            <w:pPr>
-              <w:pStyle w:val="Compact"/>
-            </w:pPr>
-            <w:r>
+              <w:rPr>
+                <w:rStyle w:val="Revised"/>
+              </w:rPr>
+              <w:t xml:space="preserve">10.3% [7.8, 12.7]</w:t>
+            </w:r>
+          </w:p>
+        </w:tc>
+        <w:tc>
+          <w:tcPr/>
+          <w:p>
+            <w:pPr>
+              <w:pStyle w:val="Compact"/>
+            </w:pPr>
+            <w:r>
+              <w:rPr>
+                <w:rStyle w:val="Revised"/>
+              </w:rPr>
+              <w:t xml:space="preserve">33.8% [27.5, 39.6]</w:t>
+            </w:r>
+          </w:p>
+        </w:tc>
+      </w:tr>
+      <w:tr>
+        <w:tc>
+          <w:tcPr/>
+          <w:p>
+            <w:pPr>
+              <w:pStyle w:val="Compact"/>
+            </w:pPr>
+            <w:r>
+              <w:rPr>
+                <w:rStyle w:val="Revised"/>
+              </w:rPr>
               <w:t xml:space="preserve">Cohort-B threshold applied to Cohort A (validation)</w:t>
             </w:r>
           </w:p>
@@ -17516,6 +18512,9 @@
               <w:pStyle w:val="Compact"/>
             </w:pPr>
             <w:r>
+              <w:rPr>
+                <w:rStyle w:val="Revised"/>
+              </w:rPr>
               <w:t xml:space="preserve">&lt; 29</w:t>
             </w:r>
           </w:p>
@@ -17527,6 +18526,9 @@
               <w:pStyle w:val="Compact"/>
             </w:pPr>
             <w:r>
+              <w:rPr>
+                <w:rStyle w:val="Revised"/>
+              </w:rPr>
               <w:t xml:space="preserve">1,309</w:t>
             </w:r>
           </w:p>
@@ -17538,6 +18540,9 @@
               <w:pStyle w:val="Compact"/>
             </w:pPr>
             <w:r>
+              <w:rPr>
+                <w:rStyle w:val="Revised"/>
+              </w:rPr>
               <w:t xml:space="preserve">76.7</w:t>
             </w:r>
           </w:p>
@@ -17549,6 +18554,9 @@
               <w:pStyle w:val="Compact"/>
             </w:pPr>
             <w:r>
+              <w:rPr>
+                <w:rStyle w:val="Revised"/>
+              </w:rPr>
               <w:t xml:space="preserve">0.82 [0.80, 0.84]</w:t>
             </w:r>
           </w:p>
@@ -17560,17 +18568,23 @@
               <w:pStyle w:val="Compact"/>
             </w:pPr>
             <w:r>
-              <w:t xml:space="preserve">0.51 [0.44, 0.58]</w:t>
-            </w:r>
-          </w:p>
-        </w:tc>
-        <w:tc>
-          <w:tcPr/>
-          <w:p>
-            <w:pPr>
-              <w:pStyle w:val="Compact"/>
-            </w:pPr>
-            <w:r>
+              <w:rPr>
+                <w:rStyle w:val="Revised"/>
+              </w:rPr>
+              <w:t xml:space="preserve">0.51 [0.45, 0.58]</w:t>
+            </w:r>
+          </w:p>
+        </w:tc>
+        <w:tc>
+          <w:tcPr/>
+          <w:p>
+            <w:pPr>
+              <w:pStyle w:val="Compact"/>
+            </w:pPr>
+            <w:r>
+              <w:rPr>
+                <w:rStyle w:val="Revised"/>
+              </w:rPr>
               <w:t xml:space="preserve">0.90 [0.88, 0.92]</w:t>
             </w:r>
           </w:p>
@@ -17582,30 +18596,39 @@
               <w:pStyle w:val="Compact"/>
             </w:pPr>
             <w:r>
-              <w:t xml:space="preserve">10.1% [8.3, 12.1]</w:t>
-            </w:r>
-          </w:p>
-        </w:tc>
-        <w:tc>
-          <w:tcPr/>
-          <w:p>
-            <w:pPr>
-              <w:pStyle w:val="Compact"/>
-            </w:pPr>
-            <w:r>
-              <w:t xml:space="preserve">34.8% [29.8, 40.1]</w:t>
-            </w:r>
-          </w:p>
-        </w:tc>
-      </w:tr>
-      <w:tr>
-        <w:tc>
-          <w:tcPr/>
-          <w:p>
-            <w:pPr>
-              <w:pStyle w:val="Compact"/>
-            </w:pPr>
-            <w:r>
+              <w:rPr>
+                <w:rStyle w:val="Revised"/>
+              </w:rPr>
+              <w:t xml:space="preserve">10.1% [8.2, 11.9]</w:t>
+            </w:r>
+          </w:p>
+        </w:tc>
+        <w:tc>
+          <w:tcPr/>
+          <w:p>
+            <w:pPr>
+              <w:pStyle w:val="Compact"/>
+            </w:pPr>
+            <w:r>
+              <w:rPr>
+                <w:rStyle w:val="Revised"/>
+              </w:rPr>
+              <w:t xml:space="preserve">34.8% [29.6, 40.3]</w:t>
+            </w:r>
+          </w:p>
+        </w:tc>
+      </w:tr>
+      <w:tr>
+        <w:tc>
+          <w:tcPr/>
+          <w:p>
+            <w:pPr>
+              <w:pStyle w:val="Compact"/>
+            </w:pPr>
+            <w:r>
+              <w:rPr>
+                <w:rStyle w:val="Revised"/>
+              </w:rPr>
               <w:t xml:space="preserve">Candidate &lt; 10 meets, Cohort A</w:t>
             </w:r>
           </w:p>
@@ -17617,6 +18640,9 @@
               <w:pStyle w:val="Compact"/>
             </w:pPr>
             <w:r>
+              <w:rPr>
+                <w:rStyle w:val="Revised"/>
+              </w:rPr>
               <w:t xml:space="preserve">&lt; 10</w:t>
             </w:r>
           </w:p>
@@ -17628,6 +18654,9 @@
               <w:pStyle w:val="Compact"/>
             </w:pPr>
             <w:r>
+              <w:rPr>
+                <w:rStyle w:val="Revised"/>
+              </w:rPr>
               <w:t xml:space="preserve">1,309</w:t>
             </w:r>
           </w:p>
@@ -17639,6 +18668,9 @@
               <w:pStyle w:val="Compact"/>
             </w:pPr>
             <w:r>
+              <w:rPr>
+                <w:rStyle w:val="Revised"/>
+              </w:rPr>
               <w:t xml:space="preserve">28.1</w:t>
             </w:r>
           </w:p>
@@ -17650,6 +18682,9 @@
               <w:pStyle w:val="Compact"/>
             </w:pPr>
             <w:r>
+              <w:rPr>
+                <w:rStyle w:val="Revised"/>
+              </w:rPr>
               <w:t xml:space="preserve">0.31 [0.29, 0.34]</w:t>
             </w:r>
           </w:p>
@@ -17661,6 +18696,9 @@
               <w:pStyle w:val="Compact"/>
             </w:pPr>
             <w:r>
+              <w:rPr>
+                <w:rStyle w:val="Revised"/>
+              </w:rPr>
               <w:t xml:space="preserve">0.89 [0.85, 0.93]</w:t>
             </w:r>
           </w:p>
@@ -17672,6 +18710,9 @@
               <w:pStyle w:val="Compact"/>
             </w:pPr>
             <w:r>
+              <w:rPr>
+                <w:rStyle w:val="Revised"/>
+              </w:rPr>
               <w:t xml:space="preserve">0.94 [0.92, 0.96]</w:t>
             </w:r>
           </w:p>
@@ -17683,17 +18724,23 @@
               <w:pStyle w:val="Compact"/>
             </w:pPr>
             <w:r>
-              <w:t xml:space="preserve">6.0% [3.7, 8.3]</w:t>
-            </w:r>
-          </w:p>
-        </w:tc>
-        <w:tc>
-          <w:tcPr/>
-          <w:p>
-            <w:pPr>
-              <w:pStyle w:val="Compact"/>
-            </w:pPr>
-            <w:r>
+              <w:rPr>
+                <w:rStyle w:val="Revised"/>
+              </w:rPr>
+              <w:t xml:space="preserve">6.0% [3.7, 8.5]</w:t>
+            </w:r>
+          </w:p>
+        </w:tc>
+        <w:tc>
+          <w:tcPr/>
+          <w:p>
+            <w:pPr>
+              <w:pStyle w:val="Compact"/>
+            </w:pPr>
+            <w:r>
+              <w:rPr>
+                <w:rStyle w:val="Revised"/>
+              </w:rPr>
               <w:t xml:space="preserve">19.7% [17.1, 22.2]</w:t>
             </w:r>
           </w:p>
@@ -17707,6 +18754,9 @@
               <w:pStyle w:val="Compact"/>
             </w:pPr>
             <w:r>
+              <w:rPr>
+                <w:rStyle w:val="Revised"/>
+              </w:rPr>
               <w:t xml:space="preserve">Candidate &lt; 10 meets, Cohort B</w:t>
             </w:r>
           </w:p>
@@ -17718,6 +18768,9 @@
               <w:pStyle w:val="Compact"/>
             </w:pPr>
             <w:r>
+              <w:rPr>
+                <w:rStyle w:val="Revised"/>
+              </w:rPr>
               <w:t xml:space="preserve">&lt; 10</w:t>
             </w:r>
           </w:p>
@@ -17729,6 +18782,9 @@
               <w:pStyle w:val="Compact"/>
             </w:pPr>
             <w:r>
+              <w:rPr>
+                <w:rStyle w:val="Revised"/>
+              </w:rPr>
               <w:t xml:space="preserve">829</w:t>
             </w:r>
           </w:p>
@@ -17740,6 +18796,9 @@
               <w:pStyle w:val="Compact"/>
             </w:pPr>
             <w:r>
+              <w:rPr>
+                <w:rStyle w:val="Revised"/>
+              </w:rPr>
               <w:t xml:space="preserve">26.1</w:t>
             </w:r>
           </w:p>
@@ -17751,6 +18810,9 @@
               <w:pStyle w:val="Compact"/>
             </w:pPr>
             <w:r>
+              <w:rPr>
+                <w:rStyle w:val="Revised"/>
+              </w:rPr>
               <w:t xml:space="preserve">0.30 [0.27, 0.33]</w:t>
             </w:r>
           </w:p>
@@ -17762,6 +18824,9 @@
               <w:pStyle w:val="Compact"/>
             </w:pPr>
             <w:r>
+              <w:rPr>
+                <w:rStyle w:val="Revised"/>
+              </w:rPr>
               <w:t xml:space="preserve">0.93 [0.89, 0.97]</w:t>
             </w:r>
           </w:p>
@@ -17773,6 +18838,9 @@
               <w:pStyle w:val="Compact"/>
             </w:pPr>
             <w:r>
+              <w:rPr>
+                <w:rStyle w:val="Revised"/>
+              </w:rPr>
               <w:t xml:space="preserve">0.95 [0.92, 0.98]</w:t>
             </w:r>
           </w:p>
@@ -17784,18 +18852,24 @@
               <w:pStyle w:val="Compact"/>
             </w:pPr>
             <w:r>
-              <w:t xml:space="preserve">4.6% [1.9, 7.5]</w:t>
-            </w:r>
-          </w:p>
-        </w:tc>
-        <w:tc>
-          <w:tcPr/>
-          <w:p>
-            <w:pPr>
-              <w:pStyle w:val="Compact"/>
-            </w:pPr>
-            <w:r>
-              <w:t xml:space="preserve">21.4% [18.2, 24.5]</w:t>
+              <w:rPr>
+                <w:rStyle w:val="Revised"/>
+              </w:rPr>
+              <w:t xml:space="preserve">4.6% [2.0, 7.5]</w:t>
+            </w:r>
+          </w:p>
+        </w:tc>
+        <w:tc>
+          <w:tcPr/>
+          <w:p>
+            <w:pPr>
+              <w:pStyle w:val="Compact"/>
+            </w:pPr>
+            <w:r>
+              <w:rPr>
+                <w:rStyle w:val="Revised"/>
+              </w:rPr>
+              <w:t xml:space="preserve">21.4% [18.2, 24.8]</w:t>
             </w:r>
           </w:p>
         </w:tc>
@@ -17807,16 +18881,23 @@
       </w:pPr>
       <w:r>
         <w:rPr>
+          <w:rStyle w:val="Revised"/>
           <w:i/>
           <w:iCs/>
         </w:rPr>
         <w:t xml:space="preserve">Note.</w:t>
       </w:r>
       <w:r>
+        <w:rPr>
+          <w:rStyle w:val="Revised"/>
+        </w:rPr>
         <w:t xml:space="preserve"> </w:t>
       </w:r>
       <w:r>
-        <w:t xml:space="preserve">Cohort A: births 1998–2000; Cohort B: births 2001–2002. Lowest-quartile rule: flag athletes at or below the 25th percentile of pre-milestone volume in the derivation cohort (≤ 9 meets in Cohort A, i.e. &lt; 10; ≤ 9 in Cohort B, i.e. &lt; 10). Youden’s J maximizes sensitivity + specificity − 1 over cut-offs 2–40. Brackets: 2,000-replicate bootstrap 95% CIs within the evaluation cohort. Sensitivity and PPV refer to identifying athletes who did not retain senior activity.</w:t>
+        <w:rPr>
+          <w:rStyle w:val="Revised"/>
+        </w:rPr>
+        <w:t xml:space="preserve">Cohort A: births 1998–2000; Cohort B: births 2001–2002. Lowest-quartile rule: flag athletes at or below the 25th percentile of pre-milestone volume in the derivation cohort (≤ 9 meets in Cohort A, i.e. &lt; 10; ≤ 9 in Cohort B, i.e. &lt; 10). Youden’s J maximizes sensitivity + specificity − 1 over cut-offs 2–40. Brackets: 2,000-replicate bootstrap 95% CIs within the evaluation cohort; rows with the same cohort and cut-off are one computation (the lowest-quartile cut-off is &lt; 10 in both cohorts, so the quartile rows and the candidate rows coincide). Sensitivity and PPV refer to identifying athletes who did not retain senior activity.</w:t>
       </w:r>
     </w:p>
     <w:p>
@@ -17871,6 +18952,9 @@
               <w:pStyle w:val="Compact"/>
             </w:pPr>
             <w:r>
+              <w:rPr>
+                <w:rStyle w:val="Revised"/>
+              </w:rPr>
               <w:t xml:space="preserve">Event definition</w:t>
             </w:r>
           </w:p>
@@ -17882,6 +18966,9 @@
               <w:pStyle w:val="Compact"/>
             </w:pPr>
             <w:r>
+              <w:rPr>
+                <w:rStyle w:val="Revised"/>
+              </w:rPr>
               <w:t xml:space="preserve">n</w:t>
             </w:r>
           </w:p>
@@ -17893,6 +18980,9 @@
               <w:pStyle w:val="Compact"/>
             </w:pPr>
             <w:r>
+              <w:rPr>
+                <w:rStyle w:val="Revised"/>
+              </w:rPr>
               <w:t xml:space="preserve">Events</w:t>
             </w:r>
           </w:p>
@@ -17904,6 +18994,9 @@
               <w:pStyle w:val="Compact"/>
             </w:pPr>
             <w:r>
+              <w:rPr>
+                <w:rStyle w:val="Revised"/>
+              </w:rPr>
               <w:t xml:space="preserve">Volume HR per SD [95% CI]</w:t>
             </w:r>
           </w:p>
@@ -17915,6 +19008,9 @@
               <w:pStyle w:val="Compact"/>
             </w:pPr>
             <w:r>
+              <w:rPr>
+                <w:rStyle w:val="Revised"/>
+              </w:rPr>
               <w:t xml:space="preserve">HHI HR per SD</w:t>
             </w:r>
           </w:p>
@@ -17926,6 +19022,9 @@
               <w:pStyle w:val="Compact"/>
             </w:pPr>
             <w:r>
+              <w:rPr>
+                <w:rStyle w:val="Revised"/>
+              </w:rPr>
               <w:t xml:space="preserve">C-index</w:t>
             </w:r>
           </w:p>
@@ -17939,6 +19038,9 @@
               <w:pStyle w:val="Compact"/>
             </w:pPr>
             <w:r>
+              <w:rPr>
+                <w:rStyle w:val="Revised"/>
+              </w:rPr>
               <w:t xml:space="preserve">Final active season (primary; censored if active 2024+)</w:t>
             </w:r>
           </w:p>
@@ -17950,6 +19052,9 @@
               <w:pStyle w:val="Compact"/>
             </w:pPr>
             <w:r>
+              <w:rPr>
+                <w:rStyle w:val="Revised"/>
+              </w:rPr>
               <w:t xml:space="preserve">1,908</w:t>
             </w:r>
           </w:p>
@@ -17961,6 +19066,9 @@
               <w:pStyle w:val="Compact"/>
             </w:pPr>
             <w:r>
+              <w:rPr>
+                <w:rStyle w:val="Revised"/>
+              </w:rPr>
               <w:t xml:space="preserve">1,747</w:t>
             </w:r>
           </w:p>
@@ -17972,6 +19080,9 @@
               <w:pStyle w:val="Compact"/>
             </w:pPr>
             <w:r>
+              <w:rPr>
+                <w:rStyle w:val="Revised"/>
+              </w:rPr>
               <w:t xml:space="preserve">0.65 [0.62, 0.69]</w:t>
             </w:r>
           </w:p>
@@ -17983,6 +19094,9 @@
               <w:pStyle w:val="Compact"/>
             </w:pPr>
             <w:r>
+              <w:rPr>
+                <w:rStyle w:val="Revised"/>
+              </w:rPr>
               <w:t xml:space="preserve">0.91</w:t>
             </w:r>
           </w:p>
@@ -17994,6 +19108,9 @@
               <w:pStyle w:val="Compact"/>
             </w:pPr>
             <w:r>
+              <w:rPr>
+                <w:rStyle w:val="Revised"/>
+              </w:rPr>
               <w:t xml:space="preserve">0.690</w:t>
             </w:r>
           </w:p>
@@ -18007,6 +19124,9 @@
               <w:pStyle w:val="Compact"/>
             </w:pPr>
             <w:r>
+              <w:rPr>
+                <w:rStyle w:val="Revised"/>
+              </w:rPr>
               <w:t xml:space="preserve">First sustained exit (active season followed by ≥2 inactive seasons)</w:t>
             </w:r>
           </w:p>
@@ -18018,6 +19138,9 @@
               <w:pStyle w:val="Compact"/>
             </w:pPr>
             <w:r>
+              <w:rPr>
+                <w:rStyle w:val="Revised"/>
+              </w:rPr>
               <w:t xml:space="preserve">1,908</w:t>
             </w:r>
           </w:p>
@@ -18029,6 +19152,9 @@
               <w:pStyle w:val="Compact"/>
             </w:pPr>
             <w:r>
+              <w:rPr>
+                <w:rStyle w:val="Revised"/>
+              </w:rPr>
               <w:t xml:space="preserve">1,768</w:t>
             </w:r>
           </w:p>
@@ -18040,6 +19166,9 @@
               <w:pStyle w:val="Compact"/>
             </w:pPr>
             <w:r>
+              <w:rPr>
+                <w:rStyle w:val="Revised"/>
+              </w:rPr>
               <w:t xml:space="preserve">0.62 [0.59, 0.66]</w:t>
             </w:r>
           </w:p>
@@ -18051,6 +19180,9 @@
               <w:pStyle w:val="Compact"/>
             </w:pPr>
             <w:r>
+              <w:rPr>
+                <w:rStyle w:val="Revised"/>
+              </w:rPr>
               <w:t xml:space="preserve">0.90</w:t>
             </w:r>
           </w:p>
@@ -18062,6 +19194,9 @@
               <w:pStyle w:val="Compact"/>
             </w:pPr>
             <w:r>
+              <w:rPr>
+                <w:rStyle w:val="Revised"/>
+              </w:rPr>
               <w:t xml:space="preserve">0.698</w:t>
             </w:r>
           </w:p>
@@ -18075,6 +19210,9 @@
               <w:pStyle w:val="Compact"/>
             </w:pPr>
             <w:r>
+              <w:rPr>
+                <w:rStyle w:val="Revised"/>
+              </w:rPr>
               <w:t xml:space="preserve">First inactive season (any one-season gap ends the spell)</w:t>
             </w:r>
           </w:p>
@@ -18086,6 +19224,9 @@
               <w:pStyle w:val="Compact"/>
             </w:pPr>
             <w:r>
+              <w:rPr>
+                <w:rStyle w:val="Revised"/>
+              </w:rPr>
               <w:t xml:space="preserve">1,867</w:t>
             </w:r>
           </w:p>
@@ -18097,6 +19238,9 @@
               <w:pStyle w:val="Compact"/>
             </w:pPr>
             <w:r>
+              <w:rPr>
+                <w:rStyle w:val="Revised"/>
+              </w:rPr>
               <w:t xml:space="preserve">1,792</w:t>
             </w:r>
           </w:p>
@@ -18108,6 +19252,9 @@
               <w:pStyle w:val="Compact"/>
             </w:pPr>
             <w:r>
+              <w:rPr>
+                <w:rStyle w:val="Revised"/>
+              </w:rPr>
               <w:t xml:space="preserve">0.62 [0.58, 0.66]</w:t>
             </w:r>
           </w:p>
@@ -18119,6 +19266,9 @@
               <w:pStyle w:val="Compact"/>
             </w:pPr>
             <w:r>
+              <w:rPr>
+                <w:rStyle w:val="Revised"/>
+              </w:rPr>
               <w:t xml:space="preserve">0.92</w:t>
             </w:r>
           </w:p>
@@ -18130,6 +19280,9 @@
               <w:pStyle w:val="Compact"/>
             </w:pPr>
             <w:r>
+              <w:rPr>
+                <w:rStyle w:val="Revised"/>
+              </w:rPr>
               <w:t xml:space="preserve">0.707</w:t>
             </w:r>
           </w:p>
@@ -18142,16 +19295,23 @@
       </w:pPr>
       <w:r>
         <w:rPr>
+          <w:rStyle w:val="Revised"/>
           <w:i/>
           <w:iCs/>
         </w:rPr>
         <w:t xml:space="preserve">Note.</w:t>
       </w:r>
       <w:r>
+        <w:rPr>
+          <w:rStyle w:val="Revised"/>
+        </w:rPr>
         <w:t xml:space="preserve"> </w:t>
       </w:r>
       <w:r>
-        <w:t xml:space="preserve">All models include sex, Tyrving, HHI (ages 13–14), and pre-milestone volume. An active season is a calendar year with ≥2 results. 11.8% of athletes (253) had at least one inactive season followed by a return, 4.4% (95) a gap of two or more seasons followed by a return, and 1.8% a gap of three or more. Of 1,782 athletes who at some point (before 2020) missed two consecutive seasons, 4.4% ever returned. Under the primary definition such returns are part of a continuing career; the alternative definitions instead end the spell at the first two-season gap or at the first inactive season (censored if no such pattern is observed through 2025).</w:t>
+        <w:rPr>
+          <w:rStyle w:val="Revised"/>
+        </w:rPr>
+        <w:t xml:space="preserve">All models include sex, Tyrving, HHI (ages 13–14), and pre-milestone volume. An active season is a calendar year with ≥2 results. 11.8% of athletes (253) had at least one inactive season followed by a return, 4.4% (95) a gap of two or more seasons followed by a return, and 1.8% a gap of three or more. Of 1,782 athletes with an active season in 2019 or earlier followed by two missed seasons, 4.4% ever returned (at least four later seasons observable). Under the primary definition such returns are part of a continuing career; the alternative definitions instead end the spell at the first two-season gap or at the first inactive season (censored if no such pattern is observed through 2025). The first-inactive-season definition also requires an active season at 14, the season before time zero, which explains its smaller n.</w:t>
       </w:r>
     </w:p>
     <w:p>
@@ -18208,6 +19368,9 @@
               <w:pStyle w:val="Compact"/>
             </w:pPr>
             <w:r>
+              <w:rPr>
+                <w:rStyle w:val="Revised"/>
+              </w:rPr>
               <w:t xml:space="preserve">Group</w:t>
             </w:r>
           </w:p>
@@ -18219,6 +19382,9 @@
               <w:pStyle w:val="Compact"/>
             </w:pPr>
             <w:r>
+              <w:rPr>
+                <w:rStyle w:val="Revised"/>
+              </w:rPr>
               <w:t xml:space="preserve">n</w:t>
             </w:r>
           </w:p>
@@ -18230,6 +19396,9 @@
               <w:pStyle w:val="Compact"/>
             </w:pPr>
             <w:r>
+              <w:rPr>
+                <w:rStyle w:val="Revised"/>
+              </w:rPr>
               <w:t xml:space="preserve">Female %</w:t>
             </w:r>
           </w:p>
@@ -18241,6 +19410,9 @@
               <w:pStyle w:val="Compact"/>
             </w:pPr>
             <w:r>
+              <w:rPr>
+                <w:rStyle w:val="Revised"/>
+              </w:rPr>
               <w:t xml:space="preserve">Meets at 13–14, median [IQR]</w:t>
             </w:r>
           </w:p>
@@ -18252,6 +19424,9 @@
               <w:pStyle w:val="Compact"/>
             </w:pPr>
             <w:r>
+              <w:rPr>
+                <w:rStyle w:val="Revised"/>
+              </w:rPr>
               <w:t xml:space="preserve">≥10 meets at 13–14 (%)</w:t>
             </w:r>
           </w:p>
@@ -18263,6 +19438,9 @@
               <w:pStyle w:val="Compact"/>
             </w:pPr>
             <w:r>
+              <w:rPr>
+                <w:rStyle w:val="Revised"/>
+              </w:rPr>
               <w:t xml:space="preserve">Senior retention %</w:t>
             </w:r>
           </w:p>
@@ -18274,6 +19452,9 @@
               <w:pStyle w:val="Compact"/>
             </w:pPr>
             <w:r>
+              <w:rPr>
+                <w:rStyle w:val="Revised"/>
+              </w:rPr>
               <w:t xml:space="preserve">Volume OR per 10 meets</w:t>
             </w:r>
           </w:p>
@@ -18285,6 +19466,9 @@
               <w:pStyle w:val="Compact"/>
             </w:pPr>
             <w:r>
+              <w:rPr>
+                <w:rStyle w:val="Revised"/>
+              </w:rPr>
               <w:t xml:space="preserve">CV-AUC (sex + volume)</w:t>
             </w:r>
           </w:p>
@@ -18298,6 +19482,9 @@
               <w:pStyle w:val="Compact"/>
             </w:pPr>
             <w:r>
+              <w:rPr>
+                <w:rStyle w:val="Revised"/>
+              </w:rPr>
               <w:t xml:space="preserve">Cohort (attended the baseline meet)</w:t>
             </w:r>
           </w:p>
@@ -18309,6 +19496,9 @@
               <w:pStyle w:val="Compact"/>
             </w:pPr>
             <w:r>
+              <w:rPr>
+                <w:rStyle w:val="Revised"/>
+              </w:rPr>
               <w:t xml:space="preserve">2,138</w:t>
             </w:r>
           </w:p>
@@ -18320,6 +19510,9 @@
               <w:pStyle w:val="Compact"/>
             </w:pPr>
             <w:r>
+              <w:rPr>
+                <w:rStyle w:val="Revised"/>
+              </w:rPr>
               <w:t xml:space="preserve">52.9</w:t>
             </w:r>
           </w:p>
@@ -18331,6 +19524,9 @@
               <w:pStyle w:val="Compact"/>
             </w:pPr>
             <w:r>
+              <w:rPr>
+                <w:rStyle w:val="Revised"/>
+              </w:rPr>
               <w:t xml:space="preserve">17 [9–29]</w:t>
             </w:r>
           </w:p>
@@ -18342,6 +19538,9 @@
               <w:pStyle w:val="Compact"/>
             </w:pPr>
             <w:r>
+              <w:rPr>
+                <w:rStyle w:val="Revised"/>
+              </w:rPr>
               <w:t xml:space="preserve">72.5</w:t>
             </w:r>
           </w:p>
@@ -18353,6 +19552,9 @@
               <w:pStyle w:val="Compact"/>
             </w:pPr>
             <w:r>
+              <w:rPr>
+                <w:rStyle w:val="Revised"/>
+              </w:rPr>
               <w:t xml:space="preserve">15.9</w:t>
             </w:r>
           </w:p>
@@ -18364,6 +19566,9 @@
               <w:pStyle w:val="Compact"/>
             </w:pPr>
             <w:r>
+              <w:rPr>
+                <w:rStyle w:val="Revised"/>
+              </w:rPr>
               <w:t xml:space="preserve">1.70 [1.58, 1.84]</w:t>
             </w:r>
           </w:p>
@@ -18375,19 +19580,25 @@
               <w:pStyle w:val="Compact"/>
             </w:pPr>
             <w:r>
-              <w:t xml:space="preserve">0.74</w:t>
-            </w:r>
-          </w:p>
-        </w:tc>
-      </w:tr>
-      <w:tr>
-        <w:tc>
-          <w:tcPr/>
-          <w:p>
-            <w:pPr>
-              <w:pStyle w:val="Compact"/>
-            </w:pPr>
-            <w:r>
+              <w:rPr>
+                <w:rStyle w:val="Revised"/>
+              </w:rPr>
+              <w:t xml:space="preserve">0.740</w:t>
+            </w:r>
+          </w:p>
+        </w:tc>
+      </w:tr>
+      <w:tr>
+        <w:tc>
+          <w:tcPr/>
+          <w:p>
+            <w:pPr>
+              <w:pStyle w:val="Compact"/>
+            </w:pPr>
+            <w:r>
+              <w:rPr>
+                <w:rStyle w:val="Revised"/>
+              </w:rPr>
               <w:t xml:space="preserve">Not in cohort (same birth years, ≥1 result at 13–14)</w:t>
             </w:r>
           </w:p>
@@ -18399,6 +19610,9 @@
               <w:pStyle w:val="Compact"/>
             </w:pPr>
             <w:r>
+              <w:rPr>
+                <w:rStyle w:val="Revised"/>
+              </w:rPr>
               <w:t xml:space="preserve">5,128</w:t>
             </w:r>
           </w:p>
@@ -18410,6 +19624,9 @@
               <w:pStyle w:val="Compact"/>
             </w:pPr>
             <w:r>
+              <w:rPr>
+                <w:rStyle w:val="Revised"/>
+              </w:rPr>
               <w:t xml:space="preserve">52.9</w:t>
             </w:r>
           </w:p>
@@ -18421,6 +19638,9 @@
               <w:pStyle w:val="Compact"/>
             </w:pPr>
             <w:r>
+              <w:rPr>
+                <w:rStyle w:val="Revised"/>
+              </w:rPr>
               <w:t xml:space="preserve">2 [1–4]</w:t>
             </w:r>
           </w:p>
@@ -18432,6 +19652,9 @@
               <w:pStyle w:val="Compact"/>
             </w:pPr>
             <w:r>
+              <w:rPr>
+                <w:rStyle w:val="Revised"/>
+              </w:rPr>
               <w:t xml:space="preserve">7.4</w:t>
             </w:r>
           </w:p>
@@ -18443,6 +19666,9 @@
               <w:pStyle w:val="Compact"/>
             </w:pPr>
             <w:r>
+              <w:rPr>
+                <w:rStyle w:val="Revised"/>
+              </w:rPr>
               <w:t xml:space="preserve">1.7</w:t>
             </w:r>
           </w:p>
@@ -18454,6 +19680,9 @@
               <w:pStyle w:val="Compact"/>
             </w:pPr>
             <w:r>
+              <w:rPr>
+                <w:rStyle w:val="Revised"/>
+              </w:rPr>
               <w:t xml:space="preserve">2.17 [1.70, 2.77]</w:t>
             </w:r>
           </w:p>
@@ -18465,19 +19694,25 @@
               <w:pStyle w:val="Compact"/>
             </w:pPr>
             <w:r>
-              <w:t xml:space="preserve">0.68</w:t>
-            </w:r>
-          </w:p>
-        </w:tc>
-      </w:tr>
-      <w:tr>
-        <w:tc>
-          <w:tcPr/>
-          <w:p>
-            <w:pPr>
-              <w:pStyle w:val="Compact"/>
-            </w:pPr>
-            <w:r>
+              <w:rPr>
+                <w:rStyle w:val="Revised"/>
+              </w:rPr>
+              <w:t xml:space="preserve">0.680</w:t>
+            </w:r>
+          </w:p>
+        </w:tc>
+      </w:tr>
+      <w:tr>
+        <w:tc>
+          <w:tcPr/>
+          <w:p>
+            <w:pPr>
+              <w:pStyle w:val="Compact"/>
+            </w:pPr>
+            <w:r>
+              <w:rPr>
+                <w:rStyle w:val="Revised"/>
+              </w:rPr>
               <w:t xml:space="preserve">All athletes born 1998–2002 with ≥1 result at 13–14</w:t>
             </w:r>
           </w:p>
@@ -18489,6 +19724,9 @@
               <w:pStyle w:val="Compact"/>
             </w:pPr>
             <w:r>
+              <w:rPr>
+                <w:rStyle w:val="Revised"/>
+              </w:rPr>
               <w:t xml:space="preserve">7,266</w:t>
             </w:r>
           </w:p>
@@ -18500,6 +19738,9 @@
               <w:pStyle w:val="Compact"/>
             </w:pPr>
             <w:r>
+              <w:rPr>
+                <w:rStyle w:val="Revised"/>
+              </w:rPr>
               <w:t xml:space="preserve">52.9</w:t>
             </w:r>
           </w:p>
@@ -18511,6 +19752,9 @@
               <w:pStyle w:val="Compact"/>
             </w:pPr>
             <w:r>
+              <w:rPr>
+                <w:rStyle w:val="Revised"/>
+              </w:rPr>
               <w:t xml:space="preserve">3 [1–10]</w:t>
             </w:r>
           </w:p>
@@ -18522,6 +19766,9 @@
               <w:pStyle w:val="Compact"/>
             </w:pPr>
             <w:r>
+              <w:rPr>
+                <w:rStyle w:val="Revised"/>
+              </w:rPr>
               <w:t xml:space="preserve">26.5</w:t>
             </w:r>
           </w:p>
@@ -18533,6 +19780,9 @@
               <w:pStyle w:val="Compact"/>
             </w:pPr>
             <w:r>
+              <w:rPr>
+                <w:rStyle w:val="Revised"/>
+              </w:rPr>
               <w:t xml:space="preserve">5.8</w:t>
             </w:r>
           </w:p>
@@ -18544,6 +19794,9 @@
               <w:pStyle w:val="Compact"/>
             </w:pPr>
             <w:r>
+              <w:rPr>
+                <w:rStyle w:val="Revised"/>
+              </w:rPr>
               <w:t xml:space="preserve">2.15 [2.02, 2.29]</w:t>
             </w:r>
           </w:p>
@@ -18555,6 +19808,9 @@
               <w:pStyle w:val="Compact"/>
             </w:pPr>
             <w:r>
+              <w:rPr>
+                <w:rStyle w:val="Revised"/>
+              </w:rPr>
               <w:t xml:space="preserve">0.835</w:t>
             </w:r>
           </w:p>
@@ -18567,15 +19823,22 @@
       </w:pPr>
       <w:r>
         <w:rPr>
+          <w:rStyle w:val="Revised"/>
           <w:i/>
           <w:iCs/>
         </w:rPr>
         <w:t xml:space="preserve">Note.</w:t>
       </w:r>
       <w:r>
+        <w:rPr>
+          <w:rStyle w:val="Revised"/>
+        </w:rPr>
         <w:t xml:space="preserve"> </w:t>
       </w:r>
       <w:r>
+        <w:rPr>
+          <w:rStyle w:val="Revised"/>
+        </w:rPr>
         <w:t xml:space="preserve">All athletes born 1998–2002 with at least one registered result at ages 13–14, from the register as it stood at the data extraction (rows registered by 18 May 2026; results through 2025), with cohort membership defined as in the main analyses. The cohort comprises 29% of these athletes but 80% of those with ten or more meets at 13–14 and 80% of the 424 who later had an active senior season. Meets are competition days, as in the main analyses; for cohort members the register counts reproduce the analysis data closely (mean 20.4 vs. 20.5 meets; senior retention 15.9% vs. 16.3%), the small differences reflecting rows re-registered after the extraction. Senior retention: ≥2 results in a calendar year at age 20 or later.</w:t>
       </w:r>
     </w:p>
@@ -18628,6 +19891,9 @@
               <w:pStyle w:val="Compact"/>
             </w:pPr>
             <w:r>
+              <w:rPr>
+                <w:rStyle w:val="Revised"/>
+              </w:rPr>
               <w:t xml:space="preserve">Baseline Tyrving quartile</w:t>
             </w:r>
           </w:p>
@@ -18639,6 +19905,9 @@
               <w:pStyle w:val="Compact"/>
             </w:pPr>
             <w:r>
+              <w:rPr>
+                <w:rStyle w:val="Revised"/>
+              </w:rPr>
               <w:t xml:space="preserve">Retention, volume above median</w:t>
             </w:r>
           </w:p>
@@ -18650,6 +19919,9 @@
               <w:pStyle w:val="Compact"/>
             </w:pPr>
             <w:r>
+              <w:rPr>
+                <w:rStyle w:val="Revised"/>
+              </w:rPr>
               <w:t xml:space="preserve">Retention, volume at or below median</w:t>
             </w:r>
           </w:p>
@@ -18663,6 +19935,9 @@
               <w:pStyle w:val="Compact"/>
             </w:pPr>
             <w:r>
+              <w:rPr>
+                <w:rStyle w:val="Revised"/>
+              </w:rPr>
               <w:t xml:space="preserve">Q1 (lowest)</w:t>
             </w:r>
           </w:p>
@@ -18674,6 +19949,9 @@
               <w:pStyle w:val="Compact"/>
             </w:pPr>
             <w:r>
+              <w:rPr>
+                <w:rStyle w:val="Revised"/>
+              </w:rPr>
               <w:t xml:space="preserve">15.8% (n = 152)</w:t>
             </w:r>
           </w:p>
@@ -18685,6 +19963,9 @@
               <w:pStyle w:val="Compact"/>
             </w:pPr>
             <w:r>
+              <w:rPr>
+                <w:rStyle w:val="Revised"/>
+              </w:rPr>
               <w:t xml:space="preserve">3.9% (n = 382)</w:t>
             </w:r>
           </w:p>
@@ -18698,6 +19979,9 @@
               <w:pStyle w:val="Compact"/>
             </w:pPr>
             <w:r>
+              <w:rPr>
+                <w:rStyle w:val="Revised"/>
+              </w:rPr>
               <w:t xml:space="preserve">Q2</w:t>
             </w:r>
           </w:p>
@@ -18709,6 +19993,9 @@
               <w:pStyle w:val="Compact"/>
             </w:pPr>
             <w:r>
+              <w:rPr>
+                <w:rStyle w:val="Revised"/>
+              </w:rPr>
               <w:t xml:space="preserve">18.1% (n = 221)</w:t>
             </w:r>
           </w:p>
@@ -18720,6 +20007,9 @@
               <w:pStyle w:val="Compact"/>
             </w:pPr>
             <w:r>
+              <w:rPr>
+                <w:rStyle w:val="Revised"/>
+              </w:rPr>
               <w:t xml:space="preserve">6.0% (n = 315)</w:t>
             </w:r>
           </w:p>
@@ -18733,6 +20023,9 @@
               <w:pStyle w:val="Compact"/>
             </w:pPr>
             <w:r>
+              <w:rPr>
+                <w:rStyle w:val="Revised"/>
+              </w:rPr>
               <w:t xml:space="preserve">Q3</w:t>
             </w:r>
           </w:p>
@@ -18744,6 +20037,9 @@
               <w:pStyle w:val="Compact"/>
             </w:pPr>
             <w:r>
+              <w:rPr>
+                <w:rStyle w:val="Revised"/>
+              </w:rPr>
               <w:t xml:space="preserve">20.8% (n = 269)</w:t>
             </w:r>
           </w:p>
@@ -18755,6 +20051,9 @@
               <w:pStyle w:val="Compact"/>
             </w:pPr>
             <w:r>
+              <w:rPr>
+                <w:rStyle w:val="Revised"/>
+              </w:rPr>
               <w:t xml:space="preserve">10.6% (n = 263)</w:t>
             </w:r>
           </w:p>
@@ -18768,6 +20067,9 @@
               <w:pStyle w:val="Compact"/>
             </w:pPr>
             <w:r>
+              <w:rPr>
+                <w:rStyle w:val="Revised"/>
+              </w:rPr>
               <w:t xml:space="preserve">Q4 (highest)</w:t>
             </w:r>
           </w:p>
@@ -18779,6 +20081,9 @@
               <w:pStyle w:val="Compact"/>
             </w:pPr>
             <w:r>
+              <w:rPr>
+                <w:rStyle w:val="Revised"/>
+              </w:rPr>
               <w:t xml:space="preserve">38.1% (n = 378)</w:t>
             </w:r>
           </w:p>
@@ -18790,6 +20095,9 @@
               <w:pStyle w:val="Compact"/>
             </w:pPr>
             <w:r>
+              <w:rPr>
+                <w:rStyle w:val="Revised"/>
+              </w:rPr>
               <w:t xml:space="preserve">13.5% (n = 156)</w:t>
             </w:r>
           </w:p>
@@ -18802,15 +20110,22 @@
       </w:pPr>
       <w:r>
         <w:rPr>
+          <w:rStyle w:val="Revised"/>
           <w:i/>
           <w:iCs/>
         </w:rPr>
         <w:t xml:space="preserve">Note.</w:t>
       </w:r>
       <w:r>
+        <w:rPr>
+          <w:rStyle w:val="Revised"/>
+        </w:rPr>
         <w:t xml:space="preserve"> </w:t>
       </w:r>
       <w:r>
+        <w:rPr>
+          <w:rStyle w:val="Revised"/>
+        </w:rPr>
         <w:t xml:space="preserve">Median pre-milestone volume = 17 meets. Above-median volume is associated with higher senior retention in every performance quartile.</w:t>
       </w:r>
     </w:p>
@@ -19185,7 +20500,7 @@
       <w:r>
         <w:drawing>
           <wp:inline>
-            <wp:extent cx="5334000" cy="3573058"/>
+            <wp:extent cx="5334000" cy="3577739"/>
             <wp:effectExtent b="0" l="0" r="0" t="0"/>
             <wp:docPr descr="" title="" id="70" name="Picture"/>
             <a:graphic>
@@ -19206,7 +20521,7 @@
                   <pic:spPr bwMode="auto">
                     <a:xfrm>
                       <a:off x="0" y="0"/>
-                      <a:ext cx="5334000" cy="3573058"/>
+                      <a:ext cx="5334000" cy="3577739"/>
                     </a:xfrm>
                     <a:prstGeom prst="rect">
                       <a:avLst/>
@@ -19324,7 +20639,1471 @@
         <w:t xml:space="preserve">Within-athlete decline in competition volume before exit. Estimates from a linear model of log(1 + meets) at ages 13–19 with athlete fixed effects, age fixed effects, and indicators for the three seasons before and the season of each athlete’s own final active season (1,909 athletes, 8,490 athlete-seasons; Supplementary Table S28). Points show the percentage difference in (1 + meets) relative to the same athlete’s earlier seasons, net of the common age profile, with 95% confidence intervals (cluster-robust by athlete). The final-season estimate is partly mechanical.</w:t>
       </w:r>
     </w:p>
+    <w:p>
+      <w:r>
+        <w:pict>
+          <v:rect style="width:0;height:1.5pt" o:hralign="center" o:hrstd="t" o:hr="t"/>
+        </w:pict>
+      </w:r>
+    </w:p>
     <w:bookmarkEnd w:id="75"/>
+    <w:bookmarkStart w:id="76" w:name="X2c3b4cd33b6256d604a09889c752fc96d4ce65e"/>
+    <w:p>
+      <w:pPr>
+        <w:pStyle w:val="Heading1"/>
+      </w:pPr>
+      <w:r>
+        <w:t xml:space="preserve">STROBE Statement — Checklist for Cohort Studies</w:t>
+      </w:r>
+    </w:p>
+    <w:p>
+      <w:pPr>
+        <w:pStyle w:val="FirstParagraph"/>
+      </w:pPr>
+      <w:r>
+        <w:t xml:space="preserve">Manuscript:</w:t>
+      </w:r>
+      <w:r>
+        <w:t xml:space="preserve"> </w:t>
+      </w:r>
+      <w:r>
+        <w:rPr>
+          <w:i/>
+          <w:iCs/>
+        </w:rPr>
+        <w:t xml:space="preserve">Pulling back before dropping out:</w:t>
+      </w:r>
+      <w:r>
+        <w:rPr>
+          <w:i/>
+          <w:iCs/>
+        </w:rPr>
+        <w:t xml:space="preserve"> </w:t>
+      </w:r>
+      <w:r>
+        <w:rPr>
+          <w:rStyle w:val="Revised"/>
+          <w:i/>
+          <w:iCs/>
+        </w:rPr>
+        <w:t xml:space="preserve">Declining competition participation</w:t>
+      </w:r>
+      <w:r>
+        <w:rPr>
+          <w:i/>
+          <w:iCs/>
+        </w:rPr>
+        <w:t xml:space="preserve"> </w:t>
+      </w:r>
+      <w:r>
+        <w:rPr>
+          <w:i/>
+          <w:iCs/>
+        </w:rPr>
+        <w:t xml:space="preserve">precedes exit from Norwegian youth track and field — a 14-year register study.</w:t>
+      </w:r>
+      <w:r>
+        <w:t xml:space="preserve"> </w:t>
+      </w:r>
+      <w:r>
+        <w:t xml:space="preserve">Item locations refer to manuscript sections.</w:t>
+      </w:r>
+    </w:p>
+    <w:tbl>
+      <w:tblPr>
+        <w:tblStyle w:val="Table"/>
+        <w:tblW w:type="pct" w:w="5000"/>
+        <w:tblLayout w:type="fixed"/>
+        <w:tblLook w:firstRow="1" w:lastRow="0" w:firstColumn="0" w:lastColumn="0" w:noHBand="0" w:noVBand="0" w:val="0020"/>
+      </w:tblPr>
+      <w:tblGrid>
+        <w:gridCol w:w="2640"/>
+        <w:gridCol w:w="2640"/>
+        <w:gridCol w:w="2640"/>
+      </w:tblGrid>
+      <w:tr>
+        <w:trPr>
+          <w:tblHeader w:val="on"/>
+        </w:trPr>
+        <w:tc>
+          <w:tcPr/>
+          <w:p>
+            <w:pPr>
+              <w:pStyle w:val="Compact"/>
+            </w:pPr>
+            <w:r>
+              <w:t xml:space="preserve">Item</w:t>
+            </w:r>
+          </w:p>
+        </w:tc>
+        <w:tc>
+          <w:tcPr/>
+          <w:p>
+            <w:pPr>
+              <w:pStyle w:val="Compact"/>
+            </w:pPr>
+            <w:r>
+              <w:t xml:space="preserve">Recommendation</w:t>
+            </w:r>
+          </w:p>
+        </w:tc>
+        <w:tc>
+          <w:tcPr/>
+          <w:p>
+            <w:pPr>
+              <w:pStyle w:val="Compact"/>
+            </w:pPr>
+            <w:r>
+              <w:t xml:space="preserve">Location</w:t>
+            </w:r>
+          </w:p>
+        </w:tc>
+      </w:tr>
+      <w:tr>
+        <w:tc>
+          <w:tcPr/>
+          <w:p>
+            <w:pPr>
+              <w:pStyle w:val="Compact"/>
+            </w:pPr>
+            <w:r>
+              <w:t xml:space="preserve">1 Title/abstract (a)</w:t>
+            </w:r>
+          </w:p>
+        </w:tc>
+        <w:tc>
+          <w:tcPr/>
+          <w:p>
+            <w:pPr>
+              <w:pStyle w:val="Compact"/>
+            </w:pPr>
+            <w:r>
+              <w:t xml:space="preserve">Indicate the study’s design in the title or abstract</w:t>
+            </w:r>
+          </w:p>
+        </w:tc>
+        <w:tc>
+          <w:tcPr/>
+          <w:p>
+            <w:pPr>
+              <w:pStyle w:val="Compact"/>
+            </w:pPr>
+            <w:r>
+              <w:t xml:space="preserve">Title (</w:t>
+            </w:r>
+            <w:r>
+              <w:t xml:space="preserve">“a 14-year register study”</w:t>
+            </w:r>
+            <w:r>
+              <w:t xml:space="preserve">); Abstract</w:t>
+            </w:r>
+          </w:p>
+        </w:tc>
+      </w:tr>
+      <w:tr>
+        <w:tc>
+          <w:tcPr/>
+          <w:p>
+            <w:pPr>
+              <w:pStyle w:val="Compact"/>
+            </w:pPr>
+            <w:r>
+              <w:t xml:space="preserve">1 (b)</w:t>
+            </w:r>
+          </w:p>
+        </w:tc>
+        <w:tc>
+          <w:tcPr/>
+          <w:p>
+            <w:pPr>
+              <w:pStyle w:val="Compact"/>
+            </w:pPr>
+            <w:r>
+              <w:t xml:space="preserve">Informative and balanced summary in the abstract</w:t>
+            </w:r>
+          </w:p>
+        </w:tc>
+        <w:tc>
+          <w:tcPr/>
+          <w:p>
+            <w:pPr>
+              <w:pStyle w:val="Compact"/>
+            </w:pPr>
+            <w:r>
+              <w:t xml:space="preserve">Abstract (design, n, follow-up, estimates with CIs,</w:t>
+            </w:r>
+            <w:r>
+              <w:t xml:space="preserve"> </w:t>
+            </w:r>
+            <w:r>
+              <w:rPr>
+                <w:rStyle w:val="Revised"/>
+              </w:rPr>
+              <w:t xml:space="preserve">cross-validated discrimination and calibration, internal cohort replication, candidate threshold</w:t>
+            </w:r>
+            <w:r>
+              <w:t xml:space="preserve">)</w:t>
+            </w:r>
+          </w:p>
+        </w:tc>
+      </w:tr>
+      <w:tr>
+        <w:tc>
+          <w:tcPr/>
+          <w:p>
+            <w:pPr>
+              <w:pStyle w:val="Compact"/>
+            </w:pPr>
+            <w:r>
+              <w:t xml:space="preserve">2 Background/rationale</w:t>
+            </w:r>
+          </w:p>
+        </w:tc>
+        <w:tc>
+          <w:tcPr/>
+          <w:p>
+            <w:pPr>
+              <w:pStyle w:val="Compact"/>
+            </w:pPr>
+            <w:r>
+              <w:t xml:space="preserve">Scientific background and rationale</w:t>
+            </w:r>
+          </w:p>
+        </w:tc>
+        <w:tc>
+          <w:tcPr/>
+          <w:p>
+            <w:pPr>
+              <w:pStyle w:val="Compact"/>
+            </w:pPr>
+            <w:r>
+              <w:t xml:space="preserve">§1–1.2</w:t>
+            </w:r>
+          </w:p>
+        </w:tc>
+      </w:tr>
+      <w:tr>
+        <w:tc>
+          <w:tcPr/>
+          <w:p>
+            <w:pPr>
+              <w:pStyle w:val="Compact"/>
+            </w:pPr>
+            <w:r>
+              <w:t xml:space="preserve">3 Objectives</w:t>
+            </w:r>
+          </w:p>
+        </w:tc>
+        <w:tc>
+          <w:tcPr/>
+          <w:p>
+            <w:pPr>
+              <w:pStyle w:val="Compact"/>
+            </w:pPr>
+            <w:r>
+              <w:t xml:space="preserve">State specific objectives, including any prespecified hypotheses</w:t>
+            </w:r>
+          </w:p>
+        </w:tc>
+        <w:tc>
+          <w:tcPr/>
+          <w:p>
+            <w:pPr>
+              <w:pStyle w:val="Compact"/>
+            </w:pPr>
+            <w:r>
+              <w:t xml:space="preserve">§1.3 (H1–H3, with H1’s two components and H3 labeled a robustness expectation)</w:t>
+            </w:r>
+          </w:p>
+        </w:tc>
+      </w:tr>
+      <w:tr>
+        <w:tc>
+          <w:tcPr/>
+          <w:p>
+            <w:pPr>
+              <w:pStyle w:val="Compact"/>
+            </w:pPr>
+            <w:r>
+              <w:t xml:space="preserve">4 Study design</w:t>
+            </w:r>
+          </w:p>
+        </w:tc>
+        <w:tc>
+          <w:tcPr/>
+          <w:p>
+            <w:pPr>
+              <w:pStyle w:val="Compact"/>
+            </w:pPr>
+            <w:r>
+              <w:t xml:space="preserve">Present key elements of study design early</w:t>
+            </w:r>
+          </w:p>
+        </w:tc>
+        <w:tc>
+          <w:tcPr/>
+          <w:p>
+            <w:pPr>
+              <w:pStyle w:val="Compact"/>
+            </w:pPr>
+            <w:r>
+              <w:t xml:space="preserve">§2.1</w:t>
+            </w:r>
+          </w:p>
+        </w:tc>
+      </w:tr>
+      <w:tr>
+        <w:tc>
+          <w:tcPr/>
+          <w:p>
+            <w:pPr>
+              <w:pStyle w:val="Compact"/>
+            </w:pPr>
+            <w:r>
+              <w:t xml:space="preserve">5 Setting</w:t>
+            </w:r>
+          </w:p>
+        </w:tc>
+        <w:tc>
+          <w:tcPr/>
+          <w:p>
+            <w:pPr>
+              <w:pStyle w:val="Compact"/>
+            </w:pPr>
+            <w:r>
+              <w:t xml:space="preserve">Settings, locations, relevant dates (recruitment, exposure, follow-up, data collection)</w:t>
+            </w:r>
+          </w:p>
+        </w:tc>
+        <w:tc>
+          <w:tcPr/>
+          <w:p>
+            <w:pPr>
+              <w:pStyle w:val="Compact"/>
+            </w:pPr>
+            <w:r>
+              <w:t xml:space="preserve">§2.2–2.3 (baseline meets 2011–2016; follow-up through 2025;</w:t>
+            </w:r>
+            <w:r>
+              <w:t xml:space="preserve"> </w:t>
+            </w:r>
+            <w:r>
+              <w:rPr>
+                <w:rStyle w:val="Revised"/>
+              </w:rPr>
+              <w:t xml:space="preserve">register extract of May 2026, Supplementary Methods S-M12</w:t>
+            </w:r>
+            <w:r>
+              <w:t xml:space="preserve">)</w:t>
+            </w:r>
+          </w:p>
+        </w:tc>
+      </w:tr>
+      <w:tr>
+        <w:tc>
+          <w:tcPr/>
+          <w:p>
+            <w:pPr>
+              <w:pStyle w:val="Compact"/>
+            </w:pPr>
+            <w:r>
+              <w:t xml:space="preserve">6 Participants (a)</w:t>
+            </w:r>
+          </w:p>
+        </w:tc>
+        <w:tc>
+          <w:tcPr/>
+          <w:p>
+            <w:pPr>
+              <w:pStyle w:val="Compact"/>
+            </w:pPr>
+            <w:r>
+              <w:t xml:space="preserve">Eligibility criteria, sources and methods of selection; follow-up</w:t>
+            </w:r>
+          </w:p>
+        </w:tc>
+        <w:tc>
+          <w:tcPr/>
+          <w:p>
+            <w:pPr>
+              <w:pStyle w:val="Compact"/>
+            </w:pPr>
+            <w:r>
+              <w:t xml:space="preserve">§2.2 (inclusion via baseline meet; district entry; birth years 1998–2002; de-duplication), §2.3</w:t>
+            </w:r>
+          </w:p>
+        </w:tc>
+      </w:tr>
+      <w:tr>
+        <w:tc>
+          <w:tcPr/>
+          <w:p>
+            <w:pPr>
+              <w:pStyle w:val="Compact"/>
+            </w:pPr>
+            <w:r>
+              <w:t xml:space="preserve">6 (b)</w:t>
+            </w:r>
+          </w:p>
+        </w:tc>
+        <w:tc>
+          <w:tcPr/>
+          <w:p>
+            <w:pPr>
+              <w:pStyle w:val="Compact"/>
+            </w:pPr>
+            <w:r>
+              <w:t xml:space="preserve">Matched studies — n/a</w:t>
+            </w:r>
+          </w:p>
+        </w:tc>
+        <w:tc>
+          <w:tcPr/>
+          <w:p>
+            <w:pPr>
+              <w:pStyle w:val="Compact"/>
+            </w:pPr>
+            <w:r>
+              <w:t xml:space="preserve">—</w:t>
+            </w:r>
+          </w:p>
+        </w:tc>
+      </w:tr>
+      <w:tr>
+        <w:tc>
+          <w:tcPr/>
+          <w:p>
+            <w:pPr>
+              <w:pStyle w:val="Compact"/>
+            </w:pPr>
+            <w:r>
+              <w:t xml:space="preserve">7 Variables</w:t>
+            </w:r>
+          </w:p>
+        </w:tc>
+        <w:tc>
+          <w:tcPr/>
+          <w:p>
+            <w:pPr>
+              <w:pStyle w:val="Compact"/>
+            </w:pPr>
+            <w:r>
+              <w:t xml:space="preserve">Define outcomes, exposures, predictors, confounders, effect modifiers</w:t>
+            </w:r>
+          </w:p>
+        </w:tc>
+        <w:tc>
+          <w:tcPr/>
+          <w:p>
+            <w:pPr>
+              <w:pStyle w:val="Compact"/>
+            </w:pPr>
+            <w:r>
+              <w:t xml:space="preserve">§2.4.1–2.4.5</w:t>
+            </w:r>
+          </w:p>
+        </w:tc>
+      </w:tr>
+      <w:tr>
+        <w:tc>
+          <w:tcPr/>
+          <w:p>
+            <w:pPr>
+              <w:pStyle w:val="Compact"/>
+            </w:pPr>
+            <w:r>
+              <w:t xml:space="preserve">8 Data sources/measurement</w:t>
+            </w:r>
+          </w:p>
+        </w:tc>
+        <w:tc>
+          <w:tcPr/>
+          <w:p>
+            <w:pPr>
+              <w:pStyle w:val="Compact"/>
+            </w:pPr>
+            <w:r>
+              <w:t xml:space="preserve">Sources of data and details of assessment methods</w:t>
+            </w:r>
+          </w:p>
+        </w:tc>
+        <w:tc>
+          <w:tcPr/>
+          <w:p>
+            <w:pPr>
+              <w:pStyle w:val="Compact"/>
+            </w:pPr>
+            <w:r>
+              <w:t xml:space="preserve">§2.2, §2.4 (national competition register; Tyrving scoring; HHI construction)</w:t>
+            </w:r>
+            <w:r>
+              <w:rPr>
+                <w:rStyle w:val="Revised"/>
+              </w:rPr>
+              <w:t xml:space="preserve">; S-M3 (performance scoring); S-M12 (data preparation)</w:t>
+            </w:r>
+          </w:p>
+        </w:tc>
+      </w:tr>
+      <w:tr>
+        <w:tc>
+          <w:tcPr/>
+          <w:p>
+            <w:pPr>
+              <w:pStyle w:val="Compact"/>
+            </w:pPr>
+            <w:r>
+              <w:t xml:space="preserve">9 Bias</w:t>
+            </w:r>
+          </w:p>
+        </w:tc>
+        <w:tc>
+          <w:tcPr/>
+          <w:p>
+            <w:pPr>
+              <w:pStyle w:val="Compact"/>
+            </w:pPr>
+            <w:r>
+              <w:t xml:space="preserve">Efforts to address potential sources of bias</w:t>
+            </w:r>
+          </w:p>
+        </w:tc>
+        <w:tc>
+          <w:tcPr/>
+          <w:p>
+            <w:pPr>
+              <w:pStyle w:val="Compact"/>
+            </w:pPr>
+            <w:r>
+              <w:t xml:space="preserve">§2.5.1 (baseline-only design), §2.5.3 (exit-aligned + contamination-free change model</w:t>
+            </w:r>
+            <w:r>
+              <w:t xml:space="preserve"> </w:t>
+            </w:r>
+            <w:r>
+              <w:rPr>
+                <w:rStyle w:val="Revised"/>
+              </w:rPr>
+              <w:t xml:space="preserve">+ athlete fixed-effects model, S-M6</w:t>
+            </w:r>
+            <w:r>
+              <w:t xml:space="preserve">), S-M1 (landmark timing), §3.4/S-M7 (club confounding</w:t>
+            </w:r>
+            <w:r>
+              <w:rPr>
+                <w:rStyle w:val="Revised"/>
+              </w:rPr>
+              <w:t xml:space="preserve">; club-grouped validation, S-M4</w:t>
+            </w:r>
+            <w:r>
+              <w:t xml:space="preserve">),</w:t>
+            </w:r>
+            <w:r>
+              <w:t xml:space="preserve"> </w:t>
+            </w:r>
+            <w:r>
+              <w:rPr>
+                <w:rStyle w:val="Revised"/>
+              </w:rPr>
+              <w:t xml:space="preserve">S-M10 (temporary gaps and returns),</w:t>
+            </w:r>
+            <w:r>
+              <w:t xml:space="preserve"> </w:t>
+            </w:r>
+            <w:r>
+              <w:t xml:space="preserve">§4.2 (alternative explanations)</w:t>
+            </w:r>
+          </w:p>
+        </w:tc>
+      </w:tr>
+      <w:tr>
+        <w:tc>
+          <w:tcPr/>
+          <w:p>
+            <w:pPr>
+              <w:pStyle w:val="Compact"/>
+            </w:pPr>
+            <w:r>
+              <w:t xml:space="preserve">10 Study size</w:t>
+            </w:r>
+          </w:p>
+        </w:tc>
+        <w:tc>
+          <w:tcPr/>
+          <w:p>
+            <w:pPr>
+              <w:pStyle w:val="Compact"/>
+            </w:pPr>
+            <w:r>
+              <w:t xml:space="preserve">How the study size was arrived at</w:t>
+            </w:r>
+          </w:p>
+        </w:tc>
+        <w:tc>
+          <w:tcPr/>
+          <w:p>
+            <w:pPr>
+              <w:pStyle w:val="Compact"/>
+            </w:pPr>
+            <w:r>
+              <w:t xml:space="preserve">§2.2 (full eligible population), §2.5.5 + S-M2 (detection capacity in lieu of a priori power)</w:t>
+            </w:r>
+          </w:p>
+        </w:tc>
+      </w:tr>
+      <w:tr>
+        <w:tc>
+          <w:tcPr/>
+          <w:p>
+            <w:pPr>
+              <w:pStyle w:val="Compact"/>
+            </w:pPr>
+            <w:r>
+              <w:t xml:space="preserve">11 Quantitative variables</w:t>
+            </w:r>
+          </w:p>
+        </w:tc>
+        <w:tc>
+          <w:tcPr/>
+          <w:p>
+            <w:pPr>
+              <w:pStyle w:val="Compact"/>
+            </w:pPr>
+            <w:r>
+              <w:t xml:space="preserve">How quantitative variables were handled; groupings</w:t>
+            </w:r>
+          </w:p>
+        </w:tc>
+        <w:tc>
+          <w:tcPr/>
+          <w:p>
+            <w:pPr>
+              <w:pStyle w:val="Compact"/>
+            </w:pPr>
+            <w:r>
+              <w:t xml:space="preserve">§2.4</w:t>
+            </w:r>
+            <w:r>
+              <w:rPr>
+                <w:rStyle w:val="Revised"/>
+              </w:rPr>
+              <w:t xml:space="preserve">, §2.5.1</w:t>
+            </w:r>
+            <w:r>
+              <w:t xml:space="preserve"> </w:t>
+            </w:r>
+            <w:r>
+              <w:t xml:space="preserve">(z-standardization</w:t>
+            </w:r>
+            <w:r>
+              <w:rPr>
+                <w:rStyle w:val="Revised"/>
+              </w:rPr>
+              <w:t xml:space="preserve">, within training folds in cross-validation</w:t>
+            </w:r>
+            <w:r>
+              <w:t xml:space="preserve">; per-SD effects; threshold grid in §2.5.3/Table 6)</w:t>
+            </w:r>
+          </w:p>
+        </w:tc>
+      </w:tr>
+      <w:tr>
+        <w:tc>
+          <w:tcPr/>
+          <w:p>
+            <w:pPr>
+              <w:pStyle w:val="Compact"/>
+            </w:pPr>
+            <w:r>
+              <w:t xml:space="preserve">12 Statistical methods (a)</w:t>
+            </w:r>
+          </w:p>
+        </w:tc>
+        <w:tc>
+          <w:tcPr/>
+          <w:p>
+            <w:pPr>
+              <w:pStyle w:val="Compact"/>
+            </w:pPr>
+            <w:r>
+              <w:t xml:space="preserve">All statistical methods, including confounding control</w:t>
+            </w:r>
+          </w:p>
+        </w:tc>
+        <w:tc>
+          <w:tcPr/>
+          <w:p>
+            <w:pPr>
+              <w:pStyle w:val="Compact"/>
+            </w:pPr>
+            <w:r>
+              <w:t xml:space="preserve">§2.5.1–2.5.6;</w:t>
+            </w:r>
+            <w:r>
+              <w:t xml:space="preserve"> </w:t>
+            </w:r>
+            <w:r>
+              <w:rPr>
+                <w:rStyle w:val="Revised"/>
+              </w:rPr>
+              <w:t xml:space="preserve">S-M1–S-M12</w:t>
+            </w:r>
+          </w:p>
+        </w:tc>
+      </w:tr>
+      <w:tr>
+        <w:tc>
+          <w:tcPr/>
+          <w:p>
+            <w:pPr>
+              <w:pStyle w:val="Compact"/>
+            </w:pPr>
+            <w:r>
+              <w:t xml:space="preserve">12 (b)</w:t>
+            </w:r>
+          </w:p>
+        </w:tc>
+        <w:tc>
+          <w:tcPr/>
+          <w:p>
+            <w:pPr>
+              <w:pStyle w:val="Compact"/>
+            </w:pPr>
+            <w:r>
+              <w:t xml:space="preserve">Subgroups and interactions</w:t>
+            </w:r>
+          </w:p>
+        </w:tc>
+        <w:tc>
+          <w:tcPr/>
+          <w:p>
+            <w:pPr>
+              <w:pStyle w:val="Compact"/>
+            </w:pPr>
+            <w:r>
+              <w:t xml:space="preserve">§2.5.2 (structural controls), Supplementary Table S7 (sex-stratified)</w:t>
+            </w:r>
+          </w:p>
+        </w:tc>
+      </w:tr>
+      <w:tr>
+        <w:tc>
+          <w:tcPr/>
+          <w:p>
+            <w:pPr>
+              <w:pStyle w:val="Compact"/>
+            </w:pPr>
+            <w:r>
+              <w:t xml:space="preserve">12 (c)</w:t>
+            </w:r>
+          </w:p>
+        </w:tc>
+        <w:tc>
+          <w:tcPr/>
+          <w:p>
+            <w:pPr>
+              <w:pStyle w:val="Compact"/>
+            </w:pPr>
+            <w:r>
+              <w:t xml:space="preserve">Missing data</w:t>
+            </w:r>
+          </w:p>
+        </w:tc>
+        <w:tc>
+          <w:tcPr/>
+          <w:p>
+            <w:pPr>
+              <w:pStyle w:val="Compact"/>
+            </w:pPr>
+            <w:r>
+              <w:t xml:space="preserve">§2.5.5, S-M3, Supplementary Tables S12/S21/S25</w:t>
+            </w:r>
+          </w:p>
+        </w:tc>
+      </w:tr>
+      <w:tr>
+        <w:tc>
+          <w:tcPr/>
+          <w:p>
+            <w:pPr>
+              <w:pStyle w:val="Compact"/>
+            </w:pPr>
+            <w:r>
+              <w:t xml:space="preserve">12 (d)</w:t>
+            </w:r>
+          </w:p>
+        </w:tc>
+        <w:tc>
+          <w:tcPr/>
+          <w:p>
+            <w:pPr>
+              <w:pStyle w:val="Compact"/>
+            </w:pPr>
+            <w:r>
+              <w:t xml:space="preserve">Loss to follow-up</w:t>
+            </w:r>
+          </w:p>
+        </w:tc>
+        <w:tc>
+          <w:tcPr/>
+          <w:p>
+            <w:pPr>
+              <w:pStyle w:val="Compact"/>
+            </w:pPr>
+            <w:r>
+              <w:t xml:space="preserve">§2.3 (complete register follow-up; censoring for athletes active 2024+), Supplementary Table S24 (fixed observation window)</w:t>
+            </w:r>
+            <w:r>
+              <w:rPr>
+                <w:rStyle w:val="Revised"/>
+              </w:rPr>
+              <w:t xml:space="preserve">; S-M10 and Supplementary Table S30 (temporary gaps and returns)</w:t>
+            </w:r>
+          </w:p>
+        </w:tc>
+      </w:tr>
+      <w:tr>
+        <w:tc>
+          <w:tcPr/>
+          <w:p>
+            <w:pPr>
+              <w:pStyle w:val="Compact"/>
+            </w:pPr>
+            <w:r>
+              <w:t xml:space="preserve">12 (e)</w:t>
+            </w:r>
+          </w:p>
+        </w:tc>
+        <w:tc>
+          <w:tcPr/>
+          <w:p>
+            <w:pPr>
+              <w:pStyle w:val="Compact"/>
+            </w:pPr>
+            <w:r>
+              <w:t xml:space="preserve">Sensitivity analyses</w:t>
+            </w:r>
+          </w:p>
+        </w:tc>
+        <w:tc>
+          <w:tcPr/>
+          <w:p>
+            <w:pPr>
+              <w:pStyle w:val="Compact"/>
+            </w:pPr>
+            <w:r>
+              <w:t xml:space="preserve">§3.10; Supplementary Tables S2, S5, S9, S11, S20, S21,</w:t>
+            </w:r>
+            <w:r>
+              <w:t xml:space="preserve"> </w:t>
+            </w:r>
+            <w:r>
+              <w:rPr>
+                <w:rStyle w:val="Revised"/>
+              </w:rPr>
+              <w:t xml:space="preserve">S22,</w:t>
+            </w:r>
+            <w:r>
+              <w:t xml:space="preserve"> </w:t>
+            </w:r>
+            <w:r>
+              <w:t xml:space="preserve">S24</w:t>
+            </w:r>
+            <w:r>
+              <w:rPr>
+                <w:rStyle w:val="Revised"/>
+              </w:rPr>
+              <w:t xml:space="preserve">, S26, S27, S29, S30</w:t>
+            </w:r>
+          </w:p>
+        </w:tc>
+      </w:tr>
+      <w:tr>
+        <w:tc>
+          <w:tcPr/>
+          <w:p>
+            <w:pPr>
+              <w:pStyle w:val="Compact"/>
+            </w:pPr>
+            <w:r>
+              <w:t xml:space="preserve">13 Participants (a)</w:t>
+            </w:r>
+          </w:p>
+        </w:tc>
+        <w:tc>
+          <w:tcPr/>
+          <w:p>
+            <w:pPr>
+              <w:pStyle w:val="Compact"/>
+            </w:pPr>
+            <w:r>
+              <w:t xml:space="preserve">Numbers at each stage</w:t>
+            </w:r>
+          </w:p>
+        </w:tc>
+        <w:tc>
+          <w:tcPr/>
+          <w:p>
+            <w:pPr>
+              <w:pStyle w:val="Compact"/>
+            </w:pPr>
+            <w:r>
+              <w:t xml:space="preserve">Supplementary Figure S0 (flow diagram); Supplementary Table S12 (sample flow)</w:t>
+            </w:r>
+          </w:p>
+        </w:tc>
+      </w:tr>
+      <w:tr>
+        <w:tc>
+          <w:tcPr/>
+          <w:p>
+            <w:pPr>
+              <w:pStyle w:val="Compact"/>
+            </w:pPr>
+            <w:r>
+              <w:t xml:space="preserve">13 (b)</w:t>
+            </w:r>
+          </w:p>
+        </w:tc>
+        <w:tc>
+          <w:tcPr/>
+          <w:p>
+            <w:pPr>
+              <w:pStyle w:val="Compact"/>
+            </w:pPr>
+            <w:r>
+              <w:t xml:space="preserve">Reasons for non-participation</w:t>
+            </w:r>
+          </w:p>
+        </w:tc>
+        <w:tc>
+          <w:tcPr/>
+          <w:p>
+            <w:pPr>
+              <w:pStyle w:val="Compact"/>
+            </w:pPr>
+            <w:r>
+              <w:t xml:space="preserve">§2.2 (boundary birth years; de-duplication)</w:t>
+            </w:r>
+          </w:p>
+        </w:tc>
+      </w:tr>
+      <w:tr>
+        <w:tc>
+          <w:tcPr/>
+          <w:p>
+            <w:pPr>
+              <w:pStyle w:val="Compact"/>
+            </w:pPr>
+            <w:r>
+              <w:t xml:space="preserve">13 (c)</w:t>
+            </w:r>
+          </w:p>
+        </w:tc>
+        <w:tc>
+          <w:tcPr/>
+          <w:p>
+            <w:pPr>
+              <w:pStyle w:val="Compact"/>
+            </w:pPr>
+            <w:r>
+              <w:t xml:space="preserve">Flow diagram</w:t>
+            </w:r>
+          </w:p>
+        </w:tc>
+        <w:tc>
+          <w:tcPr/>
+          <w:p>
+            <w:pPr>
+              <w:pStyle w:val="Compact"/>
+            </w:pPr>
+            <w:r>
+              <w:t xml:space="preserve">Supplementary Figure S0</w:t>
+            </w:r>
+          </w:p>
+        </w:tc>
+      </w:tr>
+      <w:tr>
+        <w:tc>
+          <w:tcPr/>
+          <w:p>
+            <w:pPr>
+              <w:pStyle w:val="Compact"/>
+            </w:pPr>
+            <w:r>
+              <w:t xml:space="preserve">14 Descriptive data (a)</w:t>
+            </w:r>
+          </w:p>
+        </w:tc>
+        <w:tc>
+          <w:tcPr/>
+          <w:p>
+            <w:pPr>
+              <w:pStyle w:val="Compact"/>
+            </w:pPr>
+            <w:r>
+              <w:t xml:space="preserve">Characteristics of participants</w:t>
+            </w:r>
+          </w:p>
+        </w:tc>
+        <w:tc>
+          <w:tcPr/>
+          <w:p>
+            <w:pPr>
+              <w:pStyle w:val="Compact"/>
+            </w:pPr>
+            <w:r>
+              <w:t xml:space="preserve">Table 1</w:t>
+            </w:r>
+          </w:p>
+        </w:tc>
+      </w:tr>
+      <w:tr>
+        <w:tc>
+          <w:tcPr/>
+          <w:p>
+            <w:pPr>
+              <w:pStyle w:val="Compact"/>
+            </w:pPr>
+            <w:r>
+              <w:t xml:space="preserve">14 (b)</w:t>
+            </w:r>
+          </w:p>
+        </w:tc>
+        <w:tc>
+          <w:tcPr/>
+          <w:p>
+            <w:pPr>
+              <w:pStyle w:val="Compact"/>
+            </w:pPr>
+            <w:r>
+              <w:t xml:space="preserve">Missing data per variable</w:t>
+            </w:r>
+          </w:p>
+        </w:tc>
+        <w:tc>
+          <w:tcPr/>
+          <w:p>
+            <w:pPr>
+              <w:pStyle w:val="Compact"/>
+            </w:pPr>
+            <w:r>
+              <w:t xml:space="preserve">§2.5.5 (</w:t>
+            </w:r>
+            <w:r>
+              <w:rPr>
+                <w:rStyle w:val="Revised"/>
+              </w:rPr>
+              <w:t xml:space="preserve">baseline Tyrving missing for 2 athletes, 0.1%; other variables complete</w:t>
+            </w:r>
+            <w:r>
+              <w:t xml:space="preserve">); Supplementary Table S25</w:t>
+            </w:r>
+          </w:p>
+        </w:tc>
+      </w:tr>
+      <w:tr>
+        <w:tc>
+          <w:tcPr/>
+          <w:p>
+            <w:pPr>
+              <w:pStyle w:val="Compact"/>
+            </w:pPr>
+            <w:r>
+              <w:t xml:space="preserve">14 (c)</w:t>
+            </w:r>
+          </w:p>
+        </w:tc>
+        <w:tc>
+          <w:tcPr/>
+          <w:p>
+            <w:pPr>
+              <w:pStyle w:val="Compact"/>
+            </w:pPr>
+            <w:r>
+              <w:t xml:space="preserve">Follow-up time</w:t>
+            </w:r>
+          </w:p>
+        </w:tc>
+        <w:tc>
+          <w:tcPr/>
+          <w:p>
+            <w:pPr>
+              <w:pStyle w:val="Compact"/>
+            </w:pPr>
+            <w:r>
+              <w:t xml:space="preserve">§2.3 (9–14 years)</w:t>
+            </w:r>
+          </w:p>
+        </w:tc>
+      </w:tr>
+      <w:tr>
+        <w:tc>
+          <w:tcPr/>
+          <w:p>
+            <w:pPr>
+              <w:pStyle w:val="Compact"/>
+            </w:pPr>
+            <w:r>
+              <w:t xml:space="preserve">15 Outcome data</w:t>
+            </w:r>
+          </w:p>
+        </w:tc>
+        <w:tc>
+          <w:tcPr/>
+          <w:p>
+            <w:pPr>
+              <w:pStyle w:val="Compact"/>
+            </w:pPr>
+            <w:r>
+              <w:t xml:space="preserve">Numbers of outcome events over time</w:t>
+            </w:r>
+          </w:p>
+        </w:tc>
+        <w:tc>
+          <w:tcPr/>
+          <w:p>
+            <w:pPr>
+              <w:pStyle w:val="Compact"/>
+            </w:pPr>
+            <w:r>
+              <w:t xml:space="preserve">§3.1 (retention rates), Table 2, Supplementary Figure S2</w:t>
+            </w:r>
+          </w:p>
+        </w:tc>
+      </w:tr>
+      <w:tr>
+        <w:tc>
+          <w:tcPr/>
+          <w:p>
+            <w:pPr>
+              <w:pStyle w:val="Compact"/>
+            </w:pPr>
+            <w:r>
+              <w:t xml:space="preserve">16 Main results (a)</w:t>
+            </w:r>
+          </w:p>
+        </w:tc>
+        <w:tc>
+          <w:tcPr/>
+          <w:p>
+            <w:pPr>
+              <w:pStyle w:val="Compact"/>
+            </w:pPr>
+            <w:r>
+              <w:t xml:space="preserve">Unadjusted and adjusted estimates with CIs; which confounders adjusted</w:t>
+            </w:r>
+          </w:p>
+        </w:tc>
+        <w:tc>
+          <w:tcPr/>
+          <w:p>
+            <w:pPr>
+              <w:pStyle w:val="Compact"/>
+            </w:pPr>
+            <w:r>
+              <w:t xml:space="preserve">Table 3 (nested L1–L4), Supplementary Table S13</w:t>
+            </w:r>
+          </w:p>
+        </w:tc>
+      </w:tr>
+      <w:tr>
+        <w:tc>
+          <w:tcPr/>
+          <w:p>
+            <w:pPr>
+              <w:pStyle w:val="Compact"/>
+            </w:pPr>
+            <w:r>
+              <w:t xml:space="preserve">16 (b)</w:t>
+            </w:r>
+          </w:p>
+        </w:tc>
+        <w:tc>
+          <w:tcPr/>
+          <w:p>
+            <w:pPr>
+              <w:pStyle w:val="Compact"/>
+            </w:pPr>
+            <w:r>
+              <w:t xml:space="preserve">Category boundaries for categorized variables</w:t>
+            </w:r>
+          </w:p>
+        </w:tc>
+        <w:tc>
+          <w:tcPr/>
+          <w:p>
+            <w:pPr>
+              <w:pStyle w:val="Compact"/>
+            </w:pPr>
+            <w:r>
+              <w:t xml:space="preserve">Table 6 (threshold grid)</w:t>
+            </w:r>
+          </w:p>
+        </w:tc>
+      </w:tr>
+      <w:tr>
+        <w:tc>
+          <w:tcPr/>
+          <w:p>
+            <w:pPr>
+              <w:pStyle w:val="Compact"/>
+            </w:pPr>
+            <w:r>
+              <w:t xml:space="preserve">16 (c)</w:t>
+            </w:r>
+          </w:p>
+        </w:tc>
+        <w:tc>
+          <w:tcPr/>
+          <w:p>
+            <w:pPr>
+              <w:pStyle w:val="Compact"/>
+            </w:pPr>
+            <w:r>
+              <w:t xml:space="preserve">Absolute risk translation</w:t>
+            </w:r>
+          </w:p>
+        </w:tc>
+        <w:tc>
+          <w:tcPr/>
+          <w:p>
+            <w:pPr>
+              <w:pStyle w:val="Compact"/>
+            </w:pPr>
+            <w:r>
+              <w:t xml:space="preserve">§3.8/Table 6 (retention among flagged vs unflagged)</w:t>
+            </w:r>
+          </w:p>
+        </w:tc>
+      </w:tr>
+      <w:tr>
+        <w:tc>
+          <w:tcPr/>
+          <w:p>
+            <w:pPr>
+              <w:pStyle w:val="Compact"/>
+            </w:pPr>
+            <w:r>
+              <w:t xml:space="preserve">17 Other analyses</w:t>
+            </w:r>
+          </w:p>
+        </w:tc>
+        <w:tc>
+          <w:tcPr/>
+          <w:p>
+            <w:pPr>
+              <w:pStyle w:val="Compact"/>
+            </w:pPr>
+            <w:r>
+              <w:t xml:space="preserve">Subgroup, interaction, sensitivity analyses</w:t>
+            </w:r>
+          </w:p>
+        </w:tc>
+        <w:tc>
+          <w:tcPr/>
+          <w:p>
+            <w:pPr>
+              <w:pStyle w:val="Compact"/>
+            </w:pPr>
+            <w:r>
+              <w:t xml:space="preserve">§3.4–3.10; Supplementary Tables</w:t>
+            </w:r>
+            <w:r>
+              <w:t xml:space="preserve"> </w:t>
+            </w:r>
+            <w:r>
+              <w:rPr>
+                <w:rStyle w:val="Revised"/>
+              </w:rPr>
+              <w:t xml:space="preserve">S1–S32</w:t>
+            </w:r>
+          </w:p>
+        </w:tc>
+      </w:tr>
+      <w:tr>
+        <w:tc>
+          <w:tcPr/>
+          <w:p>
+            <w:pPr>
+              <w:pStyle w:val="Compact"/>
+            </w:pPr>
+            <w:r>
+              <w:t xml:space="preserve">18 Key results</w:t>
+            </w:r>
+          </w:p>
+        </w:tc>
+        <w:tc>
+          <w:tcPr/>
+          <w:p>
+            <w:pPr>
+              <w:pStyle w:val="Compact"/>
+            </w:pPr>
+            <w:r>
+              <w:t xml:space="preserve">Summarize with reference to objectives</w:t>
+            </w:r>
+          </w:p>
+        </w:tc>
+        <w:tc>
+          <w:tcPr/>
+          <w:p>
+            <w:pPr>
+              <w:pStyle w:val="Compact"/>
+            </w:pPr>
+            <w:r>
+              <w:t xml:space="preserve">§4.1</w:t>
+            </w:r>
+          </w:p>
+        </w:tc>
+      </w:tr>
+      <w:tr>
+        <w:tc>
+          <w:tcPr/>
+          <w:p>
+            <w:pPr>
+              <w:pStyle w:val="Compact"/>
+            </w:pPr>
+            <w:r>
+              <w:t xml:space="preserve">19 Limitations</w:t>
+            </w:r>
+          </w:p>
+        </w:tc>
+        <w:tc>
+          <w:tcPr/>
+          <w:p>
+            <w:pPr>
+              <w:pStyle w:val="Compact"/>
+            </w:pPr>
+            <w:r>
+              <w:t xml:space="preserve">Sources of bias, imprecision, direction/magnitude</w:t>
+            </w:r>
+          </w:p>
+        </w:tc>
+        <w:tc>
+          <w:tcPr/>
+          <w:p>
+            <w:pPr>
+              <w:pStyle w:val="Compact"/>
+            </w:pPr>
+            <w:r>
+              <w:t xml:space="preserve">§4.9 (eight items, including applied limitations)</w:t>
+            </w:r>
+          </w:p>
+        </w:tc>
+      </w:tr>
+      <w:tr>
+        <w:tc>
+          <w:tcPr/>
+          <w:p>
+            <w:pPr>
+              <w:pStyle w:val="Compact"/>
+            </w:pPr>
+            <w:r>
+              <w:t xml:space="preserve">20 Interpretation</w:t>
+            </w:r>
+          </w:p>
+        </w:tc>
+        <w:tc>
+          <w:tcPr/>
+          <w:p>
+            <w:pPr>
+              <w:pStyle w:val="Compact"/>
+            </w:pPr>
+            <w:r>
+              <w:t xml:space="preserve">Cautious overall interpretation</w:t>
+            </w:r>
+          </w:p>
+        </w:tc>
+        <w:tc>
+          <w:tcPr/>
+          <w:p>
+            <w:pPr>
+              <w:pStyle w:val="Compact"/>
+            </w:pPr>
+            <w:r>
+              <w:t xml:space="preserve">§4.2–4.7, §4.11</w:t>
+            </w:r>
+          </w:p>
+        </w:tc>
+      </w:tr>
+      <w:tr>
+        <w:tc>
+          <w:tcPr/>
+          <w:p>
+            <w:pPr>
+              <w:pStyle w:val="Compact"/>
+            </w:pPr>
+            <w:r>
+              <w:t xml:space="preserve">21 Generalisability</w:t>
+            </w:r>
+          </w:p>
+        </w:tc>
+        <w:tc>
+          <w:tcPr/>
+          <w:p>
+            <w:pPr>
+              <w:pStyle w:val="Compact"/>
+            </w:pPr>
+            <w:r>
+              <w:t xml:space="preserve">External validity</w:t>
+            </w:r>
+          </w:p>
+        </w:tc>
+        <w:tc>
+          <w:tcPr/>
+          <w:p>
+            <w:pPr>
+              <w:pStyle w:val="Compact"/>
+            </w:pPr>
+            <w:r>
+              <w:t xml:space="preserve">§4.9 (boundary conditions), §2.2 (system description)</w:t>
+            </w:r>
+            <w:r>
+              <w:rPr>
+                <w:rStyle w:val="Revised"/>
+              </w:rPr>
+              <w:t xml:space="preserve">, §3.1 and Supplementary Table S31 (target population)</w:t>
+            </w:r>
+          </w:p>
+        </w:tc>
+      </w:tr>
+      <w:tr>
+        <w:tc>
+          <w:tcPr/>
+          <w:p>
+            <w:pPr>
+              <w:pStyle w:val="Compact"/>
+            </w:pPr>
+            <w:r>
+              <w:t xml:space="preserve">22 Funding</w:t>
+            </w:r>
+          </w:p>
+        </w:tc>
+        <w:tc>
+          <w:tcPr/>
+          <w:p>
+            <w:pPr>
+              <w:pStyle w:val="Compact"/>
+            </w:pPr>
+            <w:r>
+              <w:t xml:space="preserve">Source of funding and role</w:t>
+            </w:r>
+          </w:p>
+        </w:tc>
+        <w:tc>
+          <w:tcPr/>
+          <w:p>
+            <w:pPr>
+              <w:pStyle w:val="Compact"/>
+            </w:pPr>
+            <w:r>
+              <w:t xml:space="preserve">Statements and Declarations (Funding statement)</w:t>
+            </w:r>
+          </w:p>
+        </w:tc>
+      </w:tr>
+    </w:tbl>
+    <w:bookmarkEnd w:id="76"/>
     <w:sectPr>
       <w:footnotePr>
         <w:numRestart w:val="eachSect"/>

--- a/forskning/ncc-kohort/revision_r1/submission_r1/SUPPLEMENT_R1_highlighted.docx
+++ b/forskning/ncc-kohort/revision_r1/submission_r1/SUPPLEMENT_R1_highlighted.docx
@@ -631,13 +631,25 @@
         <w:pStyle w:val="FirstParagraph"/>
       </w:pPr>
       <w:r>
-        <w:t xml:space="preserve">The intraclass correlation of pre-milestone volume across baseline clubs was estimated from a random-intercept linear mixed model (ICC = between-club variance / total variance). The primary logistic model was refit with club random intercepts via a Bayesian binomial mixed model (variational approximation), Supplementary Table S22</w:t>
+        <w:t xml:space="preserve">The intraclass correlation of pre-milestone volume across baseline clubs was estimated from a random-intercept linear mixed model (ICC = between-club variance / total variance). The primary logistic model was refit with club random intercepts</w:t>
       </w:r>
       <w:r>
         <w:rPr>
           <w:rStyle w:val="Revised"/>
         </w:rPr>
-        <w:t xml:space="preserve">; because the variational approximation can understate posterior uncertainty, the model was also estimated with club-clustered (sandwich) standard errors and as a population-averaged model (generalized estimating equations with an exchangeable correlation within baseline clubs). Club-grouped cross-validation is described in S-M4</w:t>
+        <w:t xml:space="preserve">, now by maximum likelihood with the club intercepts integrated out by Gauss–Hermite quadrature (40 nodes; the submission used a variational Bayes approximation, which understates uncertainty), with a likelihood-ratio test of no club variation (p-value halved for the boundary),</w:t>
+      </w:r>
+      <w:r>
+        <w:t xml:space="preserve"> </w:t>
+      </w:r>
+      <w:r>
+        <w:t xml:space="preserve">Supplementary Table S22</w:t>
+      </w:r>
+      <w:r>
+        <w:rPr>
+          <w:rStyle w:val="Revised"/>
+        </w:rPr>
+        <w:t xml:space="preserve">. The model was also estimated with club-clustered (sandwich) standard errors and as a population-averaged model (generalized estimating equations with an exchangeable correlation within baseline clubs). Club-grouped cross-validation is described in S-M4</w:t>
       </w:r>
       <w:r>
         <w:t xml:space="preserve">.</w:t>
@@ -12843,7 +12855,7 @@
               <w:rPr>
                 <w:rStyle w:val="Revised"/>
               </w:rPr>
-              <w:t xml:space="preserve">0.751 (0.745-0.755)</w:t>
+              <w:t xml:space="preserve">0.751 (0.745–0.755)</w:t>
             </w:r>
           </w:p>
         </w:tc>
@@ -12947,7 +12959,7 @@
         <w:rPr>
           <w:rStyle w:val="Revised"/>
         </w:rPr>
-        <w:t xml:space="preserve">In the corrected data no sex-known athlete lacks a baseline score, so imputation and complete-case analysis coincide. The lower rows repeat the analysis on the submitted analysis file (n = 2,123; Tyrving missing for 395 sex-known athletes, 18.8%): chained-equation imputation (m = 20) with the outcome in the imputation model leaves the estimates essentially unchanged, and predictive performance with imputation fitted inside each training fold (outcome excluded) equals the complete-case CV-AUC. Details: Supplementary Methods S-M3.</w:t>
+        <w:t xml:space="preserve">In the corrected data no sex-known athlete lacks a baseline score, so imputation and complete-case analysis coincide. The lower rows repeat the analysis on the submitted analysis file (n = 2,123; Tyrving missing for 395 sex-known athletes, 18.8%): chained-equation imputation (m = 20) with the outcome in the imputation model leaves the estimates essentially unchanged, and predictive performance with imputation fitted inside each training fold (outcome excluded) equals the complete-case CV-AUC. CV-AUCs use 20 cross-validation splits (with imputation, one per imputed dataset), so the submitted complete-case value differs slightly from that of the submission’s single split (0.751; Supplementary Table S26). Details: Supplementary Methods S-M3.</w:t>
       </w:r>
     </w:p>
     <w:p>
@@ -13110,21 +13122,21 @@
               <w:rPr>
                 <w:rStyle w:val="Revised"/>
               </w:rPr>
-              <w:t xml:space="preserve">Volume OR, club random intercepts (variational Bayes)</w:t>
-            </w:r>
-          </w:p>
-        </w:tc>
-        <w:tc>
-          <w:tcPr/>
-          <w:p>
-            <w:pPr>
-              <w:pStyle w:val="Compact"/>
-            </w:pPr>
-            <w:r>
-              <w:rPr>
-                <w:rStyle w:val="Revised"/>
-              </w:rPr>
-              <w:t xml:space="preserve">2.10 [1.88, 2.34]</w:t>
+              <w:t xml:space="preserve">Volume OR, club random intercepts (maximum likelihood)</w:t>
+            </w:r>
+          </w:p>
+        </w:tc>
+        <w:tc>
+          <w:tcPr/>
+          <w:p>
+            <w:pPr>
+              <w:pStyle w:val="Compact"/>
+            </w:pPr>
+            <w:r>
+              <w:rPr>
+                <w:rStyle w:val="Revised"/>
+              </w:rPr>
+              <w:t xml:space="preserve">2.07 [1.80, 2.37]</w:t>
             </w:r>
           </w:p>
         </w:tc>
@@ -13154,21 +13166,65 @@
               <w:rPr>
                 <w:rStyle w:val="Revised"/>
               </w:rPr>
-              <w:t xml:space="preserve">HHI OR, club random intercepts (variational Bayes)</w:t>
-            </w:r>
-          </w:p>
-        </w:tc>
-        <w:tc>
-          <w:tcPr/>
-          <w:p>
-            <w:pPr>
-              <w:pStyle w:val="Compact"/>
-            </w:pPr>
-            <w:r>
-              <w:rPr>
-                <w:rStyle w:val="Revised"/>
-              </w:rPr>
-              <w:t xml:space="preserve">1.17</w:t>
+              <w:t xml:space="preserve">HHI OR, club random intercepts (maximum likelihood)</w:t>
+            </w:r>
+          </w:p>
+        </w:tc>
+        <w:tc>
+          <w:tcPr/>
+          <w:p>
+            <w:pPr>
+              <w:pStyle w:val="Compact"/>
+            </w:pPr>
+            <w:r>
+              <w:rPr>
+                <w:rStyle w:val="Revised"/>
+              </w:rPr>
+              <w:t xml:space="preserve">1.17 [1.03, 1.34]</w:t>
+            </w:r>
+          </w:p>
+        </w:tc>
+        <w:tc>
+          <w:tcPr/>
+          <w:p>
+            <w:pPr>
+              <w:pStyle w:val="Compact"/>
+            </w:pPr>
+            <w:r>
+              <w:rPr>
+                <w:rStyle w:val="Revised"/>
+              </w:rPr>
+              <w:t xml:space="preserve">2,136</w:t>
+            </w:r>
+          </w:p>
+        </w:tc>
+      </w:tr>
+      <w:tr>
+        <w:tc>
+          <w:tcPr/>
+          <w:p>
+            <w:pPr>
+              <w:pStyle w:val="Compact"/>
+            </w:pPr>
+            <w:r>
+              <w:rPr>
+                <w:rStyle w:val="Revised"/>
+              </w:rPr>
+              <w:t xml:space="preserve">SD of the club intercepts (log-odds); likelihood-ratio test of no club variation</w:t>
+            </w:r>
+          </w:p>
+        </w:tc>
+        <w:tc>
+          <w:tcPr/>
+          <w:p>
+            <w:pPr>
+              <w:pStyle w:val="Compact"/>
+            </w:pPr>
+            <w:r>
+              <w:rPr>
+                <w:rStyle w:val="Revised"/>
+              </w:rPr>
+              <w:t xml:space="preserve">0.17; p = .311</w:t>
             </w:r>
           </w:p>
         </w:tc>
@@ -13344,7 +13400,7 @@
         <w:rPr>
           <w:rStyle w:val="Revised"/>
         </w:rPr>
-        <w:t xml:space="preserve">estimate, club-clustered and population-averaged estimates give the same odds ratio with wider intervals, and discrimination is unchanged when validation clubs are held out of fitting. Variational Bayes can understate posterior uncertainty, so the random-intercept interval is likely too narrow; the clustered interval is the conservative one:</w:t>
+        <w:t xml:space="preserve">estimate, club-clustered and population-averaged estimates give the same odds ratio, the clubs differ little in retention itself, and discrimination is unchanged when validation clubs are held out of fitting. The random-intercept model is fitted by maximum likelihood (club intercepts integrated out with 40-node Gauss–Hermite quadrature; Wald intervals); the submission used a variational Bayes approximation, which understates uncertainty:</w:t>
       </w:r>
       <w:r>
         <w:t xml:space="preserve"> </w:t>
@@ -14591,7 +14647,7 @@
         <w:rPr>
           <w:rStyle w:val="Revised"/>
         </w:rPr>
-        <w:t xml:space="preserve">Rows 1–2 use the variables and the single 5-fold split (seed 42) of the original submission. Because the logistic models are unpenalized, standardizing inside the training folds is an affine re-parameterization that leaves out-of-fold predictions unchanged; the two procedures therefore agree to the third decimal. Rows 3–4 use the corrected data and revised variables (HHI from ages 13–14; complete Tyrving scoring) with 20 repeats; club-grouped folds keep every baseline club (287 clubs; largest 65 athletes) entirely in either the training or the validation fold.</w:t>
+        <w:t xml:space="preserve">Rows 1–2 use the variables and the single 5-fold split (seed 42) of the original submission. Because the logistic models are unpenalized, standardizing inside the training folds is an affine re-parameterization that leaves out-of-fold predictions unchanged; the two procedures therefore agree to the third decimal. Rows 3–4 use the corrected data and revised variables (HHI from ages 13–14; complete Tyrving scoring) with 20 repeats; club-grouped folds keep every baseline club (287 clubs; largest 65 athletes) entirely in either the training or the validation fold. Calibration-in-the-large is the intercept of a logistic model with the linear predictor as offset; the submitted Table S23 reported instead the intercept estimated jointly with the slope (−0.06), a different quantity.</w:t>
       </w:r>
     </w:p>
     <w:p>

--- a/forskning/ncc-kohort/revision_r1/submission_r1/SUPPLEMENT_R1_highlighted.docx
+++ b/forskning/ncc-kohort/revision_r1/submission_r1/SUPPLEMENT_R1_highlighted.docx
@@ -309,7 +309,7 @@
         <w:rPr>
           <w:rStyle w:val="Revised"/>
         </w:rPr>
-        <w:t xml:space="preserve">Every result is scored when its event and implement or hurdle specification match a row of the Tyrving table (the Norwegian Athletics Federation’s workbook, 2014 version) for the athlete’s sex and calendar age; the register codes events with their specification (e.g., shot put 3 kg, 60 m hurdles 76.2 cm), and the table gives one row per age-appropriate specification, so all events contested at the baseline meet (sprints, middle distances, hurdles, jumps, throws, race walking) are covered. Take-off-zone long and triple jumps, used in these age groups, have no separate norm and are scored against the board-jump norm (a slight advantage to zone jumpers; scoring them as missing instead leaves 17 rather than 2 athletes without a baseline score and gives volume OR 2.06 [1.82, 2.34], Tyrving OR 1.78 [1.50, 2.12], and CV-AUC 0.768, essentially unchanged). Race-walk and middle-distance times recorded in minutes.seconds format are converted before scoring. Points follow the table’s own formulas, which differ by event type: a linear rate per hundredth of a second for runs up to 400 m and per tenth of a second for 600 m and longer races and race walking; a linear rate per centimetre for horizontal jumps and high jump; and, for throws and pole vault, three rates per centimetre (one above the reference, one down to 80% of it, and a steeper one below 80%). Points are truncated to whole numbers. Our implementation reproduces the workbook exactly: 1,596 of 1,596 test values, computed by the workbook itself, agree (Supplementary Methods S-M12). With this scoring, 99.1% of baseline-meet results receive a score; none reaches the 1,500-point cap.</w:t>
+        <w:t xml:space="preserve">Every result is scored when its event and implement or hurdle specification match a row of the Tyrving table (the Norwegian Athletics Federation’s workbook, 2014 version) for the athlete’s sex and calendar age; the register codes events with their specification (e.g., shot put 3 kg, 60 m hurdles 76.2 cm), and the table gives one row per age-appropriate specification, so all events contested at the baseline meet (sprints, middle distances, hurdles, jumps, throws, race walking) are covered. Take-off-zone long and triple jumps, used in these age groups, have no separate norm and are scored against the board-jump norm (a slight advantage to zone jumpers; scoring them as missing instead leaves 17 rather than 2 athletes without a baseline score and gives volume OR 2.06 [1.82, 2.34], Tyrving OR 1.78 [1.50, 2.12], and CV-AUC 0.768, essentially unchanged). Race-walk and middle-distance times recorded in minutes.seconds format are converted before scoring. Points follow the table’s own formulas, which differ by event type: a linear rate per hundredth of a second for runs up to 400 m and per tenth of a second for 600 m and longer races and race walking; a linear rate per centimetre for horizontal jumps and high jump; and, for throws and pole vault, three rates per centimetre (one above the reference, one down to 80% of it, and a steeper one below 80%). Points are truncated to whole numbers. Our implementation reproduces the workbook exactly: 1,596 of 1,596 test values, computed by the workbook itself, agree. With this scoring, 99.1% of baseline-meet results receive a score; none reaches the 1,500-point cap.</w:t>
       </w:r>
     </w:p>
     <w:p>
@@ -370,7 +370,7 @@
         <w:rPr>
           <w:rStyle w:val="Revised"/>
         </w:rPr>
-        <w:t xml:space="preserve">The register records sex as a binary variable. In the submitted data 24 cohort athletes had none; after the register-wide correction of sex coding in July 2026, 2 (0.1%) remain. They are excluded from all regression models, which condition on sex (except the mean-imputation check of the post-baseline Cox model in Supplementary Table S5, which keeps every athlete and, as in the submission, codes them as male), and from Tyrving scoring, but included in cohort totals and unstratified Kaplan–Meier curves (one of the two retained). The same correction recoded 8 athletes (6 from male to female, 2 from female to male). The sex-specific implements and hurdle heights an athlete uses at ages 12–17 provide an independent check (each result is tested against the Tyrving rows for either sex at that age). Of the athletes whose sex changed or became known, 24 have implements that point to one sex, and all 24 agree with the corrected value (none with the original). Across the cohort, among the 1,296 athletes with clear evidence (at least three more results fitting one sex than the other), the implements contradict the registered sex for 2.</w:t>
+        <w:t xml:space="preserve">The register records sex as a binary variable. In the submitted data 24 cohort athletes had none; after the register-wide correction of sex coding in July 2026, 2 (0.1%) remain. They are excluded from all models that adjust for sex (except the mean-imputation check of the post-baseline Cox model in Supplementary Table S5, which keeps every athlete and, as in the submission, codes them as male) and from Tyrving scoring, but included in cohort totals, the fixed-effects model (which has no sex term) and the full-cohort descriptive analyses (one of the two retained). The same correction recoded 8 athletes (6 from male to female, 2 from female to male). The sex-specific implements and hurdle heights an athlete uses at ages 12–17 provide an independent check (each result is tested against the Tyrving rows for either sex at that age). Of the athletes whose sex changed or became known, 24 have implements that point to one sex, and all 24 agree with the corrected value (none with the original). Across the cohort, among the 1,296 athletes with clear evidence (at least three more results fitting one sex than the other), the implements contradict the registered sex for 2.</w:t>
       </w:r>
     </w:p>
     <w:bookmarkEnd w:id="12"/>
@@ -926,6 +926,69 @@
           <w:rStyle w:val="Revised"/>
         </w:rPr>
         <w:t xml:space="preserve">Tyrving: events registered with their implement or hurdle specification (throws, hurdles, zone jumps, race walking), which the submitted scoring left unscored, are now scored (missing baseline Tyrving 19.7% → 0.1%), with the workbook’s own formulas for 600 m and longer races, race walking, throws and pole vault (S-M3).</w:t>
+      </w:r>
+    </w:p>
+    <w:p>
+      <w:pPr>
+        <w:pStyle w:val="Compact"/>
+        <w:numPr>
+          <w:ilvl w:val="0"/>
+          <w:numId w:val="1001"/>
+        </w:numPr>
+      </w:pPr>
+      <w:r>
+        <w:rPr>
+          <w:rStyle w:val="Revised"/>
+        </w:rPr>
+        <w:t xml:space="preserve">Championship types (post-baseline models only): a type is counted when the athlete has a result before age 17 at a meet whose name identifies it as a district, youth-national, junior-national or senior-national championship. The submitted coding matched</w:t>
+      </w:r>
+      <w:r>
+        <w:rPr>
+          <w:rStyle w:val="Revised"/>
+        </w:rPr>
+        <w:t xml:space="preserve"> </w:t>
+      </w:r>
+      <w:r>
+        <w:rPr>
+          <w:rStyle w:val="Revised"/>
+        </w:rPr>
+        <w:t xml:space="preserve">“UM”</w:t>
+      </w:r>
+      <w:r>
+        <w:rPr>
+          <w:rStyle w:val="Revised"/>
+        </w:rPr>
+        <w:t xml:space="preserve"> </w:t>
+      </w:r>
+      <w:r>
+        <w:rPr>
+          <w:rStyle w:val="Revised"/>
+        </w:rPr>
+        <w:t xml:space="preserve">(youth championships) as letters anywhere in a meet name (e.g. Bærum, Jubileumsstevne), counted</w:t>
+      </w:r>
+      <w:r>
+        <w:rPr>
+          <w:rStyle w:val="Revised"/>
+        </w:rPr>
+        <w:t xml:space="preserve"> </w:t>
+      </w:r>
+      <w:r>
+        <w:rPr>
+          <w:rStyle w:val="Revised"/>
+        </w:rPr>
+        <w:t xml:space="preserve">“Junior-NM”</w:t>
+      </w:r>
+      <w:r>
+        <w:rPr>
+          <w:rStyle w:val="Revised"/>
+        </w:rPr>
+        <w:t xml:space="preserve"> </w:t>
+      </w:r>
+      <w:r>
+        <w:rPr>
+          <w:rStyle w:val="Revised"/>
+        </w:rPr>
+        <w:t xml:space="preserve">as a senior championship, and counted qualification, preparation, unofficial and veterans’ meets and side events at national championships before age 15 (the age from which they are open); corrected, the count changed for 318 athletes.</w:t>
       </w:r>
     </w:p>
     <w:p>
@@ -1369,21 +1432,21 @@
               <w:rPr>
                 <w:rStyle w:val="Revised"/>
               </w:rPr>
-              <w:t xml:space="preserve">2.52</w:t>
-            </w:r>
-          </w:p>
-        </w:tc>
-        <w:tc>
-          <w:tcPr/>
-          <w:p>
-            <w:pPr>
-              <w:pStyle w:val="Compact"/>
-            </w:pPr>
-            <w:r>
-              <w:rPr>
-                <w:rStyle w:val="Revised"/>
-              </w:rPr>
-              <w:t xml:space="preserve">.113</w:t>
+              <w:t xml:space="preserve">3.07</w:t>
+            </w:r>
+          </w:p>
+        </w:tc>
+        <w:tc>
+          <w:tcPr/>
+          <w:p>
+            <w:pPr>
+              <w:pStyle w:val="Compact"/>
+            </w:pPr>
+            <w:r>
+              <w:rPr>
+                <w:rStyle w:val="Revised"/>
+              </w:rPr>
+              <w:t xml:space="preserve">.080</w:t>
             </w:r>
           </w:p>
         </w:tc>
@@ -1410,21 +1473,21 @@
               <w:rPr>
                 <w:rStyle w:val="Revised"/>
               </w:rPr>
-              <w:t xml:space="preserve">0.34</w:t>
-            </w:r>
-          </w:p>
-        </w:tc>
-        <w:tc>
-          <w:tcPr/>
-          <w:p>
-            <w:pPr>
-              <w:pStyle w:val="Compact"/>
-            </w:pPr>
-            <w:r>
-              <w:rPr>
-                <w:rStyle w:val="Revised"/>
-              </w:rPr>
-              <w:t xml:space="preserve">.560</w:t>
+              <w:t xml:space="preserve">0.02</w:t>
+            </w:r>
+          </w:p>
+        </w:tc>
+        <w:tc>
+          <w:tcPr/>
+          <w:p>
+            <w:pPr>
+              <w:pStyle w:val="Compact"/>
+            </w:pPr>
+            <w:r>
+              <w:rPr>
+                <w:rStyle w:val="Revised"/>
+              </w:rPr>
+              <w:t xml:space="preserve">.877</w:t>
             </w:r>
           </w:p>
         </w:tc>
@@ -1454,7 +1517,7 @@
               <w:rPr>
                 <w:rStyle w:val="Revised"/>
               </w:rPr>
-              <w:t xml:space="preserve">14.40</w:t>
+              <w:t xml:space="preserve">12.98</w:t>
             </w:r>
           </w:p>
         </w:tc>
@@ -1492,7 +1555,7 @@
               <w:rPr>
                 <w:rStyle w:val="Revised"/>
               </w:rPr>
-              <w:t xml:space="preserve">293.15</w:t>
+              <w:t xml:space="preserve">264.28</w:t>
             </w:r>
           </w:p>
         </w:tc>
@@ -1530,21 +1593,21 @@
               <w:rPr>
                 <w:rStyle w:val="Revised"/>
               </w:rPr>
-              <w:t xml:space="preserve">13.52</w:t>
-            </w:r>
-          </w:p>
-        </w:tc>
-        <w:tc>
-          <w:tcPr/>
-          <w:p>
-            <w:pPr>
-              <w:pStyle w:val="Compact"/>
-            </w:pPr>
-            <w:r>
-              <w:rPr>
-                <w:rStyle w:val="Revised"/>
-              </w:rPr>
-              <w:t xml:space="preserve">&lt; .001</w:t>
+              <w:t xml:space="preserve">6.32</w:t>
+            </w:r>
+          </w:p>
+        </w:tc>
+        <w:tc>
+          <w:tcPr/>
+          <w:p>
+            <w:pPr>
+              <w:pStyle w:val="Compact"/>
+            </w:pPr>
+            <w:r>
+              <w:rPr>
+                <w:rStyle w:val="Revised"/>
+              </w:rPr>
+              <w:t xml:space="preserve">.012</w:t>
             </w:r>
           </w:p>
         </w:tc>
@@ -1651,35 +1714,35 @@
               <w:rPr>
                 <w:rStyle w:val="Revised"/>
               </w:rPr>
-              <w:t xml:space="preserve">1.15</w:t>
-            </w:r>
-          </w:p>
-        </w:tc>
-        <w:tc>
-          <w:tcPr/>
-          <w:p>
-            <w:pPr>
-              <w:pStyle w:val="Compact"/>
-            </w:pPr>
-            <w:r>
-              <w:rPr>
-                <w:rStyle w:val="Revised"/>
-              </w:rPr>
-              <w:t xml:space="preserve">[1.02, 1.30]</w:t>
-            </w:r>
-          </w:p>
-        </w:tc>
-        <w:tc>
-          <w:tcPr/>
-          <w:p>
-            <w:pPr>
-              <w:pStyle w:val="Compact"/>
-            </w:pPr>
-            <w:r>
-              <w:rPr>
-                <w:rStyle w:val="Revised"/>
-              </w:rPr>
-              <w:t xml:space="preserve">.021</w:t>
+              <w:t xml:space="preserve">1.16</w:t>
+            </w:r>
+          </w:p>
+        </w:tc>
+        <w:tc>
+          <w:tcPr/>
+          <w:p>
+            <w:pPr>
+              <w:pStyle w:val="Compact"/>
+            </w:pPr>
+            <w:r>
+              <w:rPr>
+                <w:rStyle w:val="Revised"/>
+              </w:rPr>
+              <w:t xml:space="preserve">[1.03, 1.30]</w:t>
+            </w:r>
+          </w:p>
+        </w:tc>
+        <w:tc>
+          <w:tcPr/>
+          <w:p>
+            <w:pPr>
+              <w:pStyle w:val="Compact"/>
+            </w:pPr>
+            <w:r>
+              <w:rPr>
+                <w:rStyle w:val="Revised"/>
+              </w:rPr>
+              <w:t xml:space="preserve">.018</w:t>
             </w:r>
           </w:p>
         </w:tc>
@@ -1706,35 +1769,35 @@
               <w:rPr>
                 <w:rStyle w:val="Revised"/>
               </w:rPr>
-              <w:t xml:space="preserve">0.91</w:t>
-            </w:r>
-          </w:p>
-        </w:tc>
-        <w:tc>
-          <w:tcPr/>
-          <w:p>
-            <w:pPr>
-              <w:pStyle w:val="Compact"/>
-            </w:pPr>
-            <w:r>
-              <w:rPr>
-                <w:rStyle w:val="Revised"/>
-              </w:rPr>
-              <w:t xml:space="preserve">[0.86, 0.96]</w:t>
-            </w:r>
-          </w:p>
-        </w:tc>
-        <w:tc>
-          <w:tcPr/>
-          <w:p>
-            <w:pPr>
-              <w:pStyle w:val="Compact"/>
-            </w:pPr>
-            <w:r>
-              <w:rPr>
-                <w:rStyle w:val="Revised"/>
-              </w:rPr>
-              <w:t xml:space="preserve">.001</w:t>
+              <w:t xml:space="preserve">0.92</w:t>
+            </w:r>
+          </w:p>
+        </w:tc>
+        <w:tc>
+          <w:tcPr/>
+          <w:p>
+            <w:pPr>
+              <w:pStyle w:val="Compact"/>
+            </w:pPr>
+            <w:r>
+              <w:rPr>
+                <w:rStyle w:val="Revised"/>
+              </w:rPr>
+              <w:t xml:space="preserve">[0.87, 0.98]</w:t>
+            </w:r>
+          </w:p>
+        </w:tc>
+        <w:tc>
+          <w:tcPr/>
+          <w:p>
+            <w:pPr>
+              <w:pStyle w:val="Compact"/>
+            </w:pPr>
+            <w:r>
+              <w:rPr>
+                <w:rStyle w:val="Revised"/>
+              </w:rPr>
+              <w:t xml:space="preserve">.010</w:t>
             </w:r>
           </w:p>
         </w:tc>
@@ -1778,21 +1841,21 @@
               <w:rPr>
                 <w:rStyle w:val="Revised"/>
               </w:rPr>
-              <w:t xml:space="preserve">[0.92, 1.05]</w:t>
-            </w:r>
-          </w:p>
-        </w:tc>
-        <w:tc>
-          <w:tcPr/>
-          <w:p>
-            <w:pPr>
-              <w:pStyle w:val="Compact"/>
-            </w:pPr>
-            <w:r>
-              <w:rPr>
-                <w:rStyle w:val="Revised"/>
-              </w:rPr>
-              <w:t xml:space="preserve">.583</w:t>
+              <w:t xml:space="preserve">[0.92, 1.04]</w:t>
+            </w:r>
+          </w:p>
+        </w:tc>
+        <w:tc>
+          <w:tcPr/>
+          <w:p>
+            <w:pPr>
+              <w:pStyle w:val="Compact"/>
+            </w:pPr>
+            <w:r>
+              <w:rPr>
+                <w:rStyle w:val="Revised"/>
+              </w:rPr>
+              <w:t xml:space="preserve">.450</w:t>
             </w:r>
           </w:p>
         </w:tc>
@@ -1819,21 +1882,21 @@
               <w:rPr>
                 <w:rStyle w:val="Revised"/>
               </w:rPr>
-              <w:t xml:space="preserve">0.45</w:t>
-            </w:r>
-          </w:p>
-        </w:tc>
-        <w:tc>
-          <w:tcPr/>
-          <w:p>
-            <w:pPr>
-              <w:pStyle w:val="Compact"/>
-            </w:pPr>
-            <w:r>
-              <w:rPr>
-                <w:rStyle w:val="Revised"/>
-              </w:rPr>
-              <w:t xml:space="preserve">[0.41, 0.51]</w:t>
+              <w:t xml:space="preserve">0.49</w:t>
+            </w:r>
+          </w:p>
+        </w:tc>
+        <w:tc>
+          <w:tcPr/>
+          <w:p>
+            <w:pPr>
+              <w:pStyle w:val="Compact"/>
+            </w:pPr>
+            <w:r>
+              <w:rPr>
+                <w:rStyle w:val="Revised"/>
+              </w:rPr>
+              <w:t xml:space="preserve">[0.43, 0.54]</w:t>
             </w:r>
           </w:p>
         </w:tc>
@@ -1871,21 +1934,21 @@
               <w:rPr>
                 <w:rStyle w:val="Revised"/>
               </w:rPr>
-              <w:t xml:space="preserve">0.75</w:t>
-            </w:r>
-          </w:p>
-        </w:tc>
-        <w:tc>
-          <w:tcPr/>
-          <w:p>
-            <w:pPr>
-              <w:pStyle w:val="Compact"/>
-            </w:pPr>
-            <w:r>
-              <w:rPr>
-                <w:rStyle w:val="Revised"/>
-              </w:rPr>
-              <w:t xml:space="preserve">[0.69, 0.81]</w:t>
+              <w:t xml:space="preserve">0.70</w:t>
+            </w:r>
+          </w:p>
+        </w:tc>
+        <w:tc>
+          <w:tcPr/>
+          <w:p>
+            <w:pPr>
+              <w:pStyle w:val="Compact"/>
+            </w:pPr>
+            <w:r>
+              <w:rPr>
+                <w:rStyle w:val="Revised"/>
+              </w:rPr>
+              <w:t xml:space="preserve">[0.64, 0.77]</w:t>
             </w:r>
           </w:p>
         </w:tc>
@@ -2758,21 +2821,21 @@
               <w:rPr>
                 <w:rStyle w:val="Revised"/>
               </w:rPr>
-              <w:t xml:space="preserve">1.15</w:t>
-            </w:r>
-          </w:p>
-        </w:tc>
-        <w:tc>
-          <w:tcPr/>
-          <w:p>
-            <w:pPr>
-              <w:pStyle w:val="Compact"/>
-            </w:pPr>
-            <w:r>
-              <w:rPr>
-                <w:rStyle w:val="Revised"/>
-              </w:rPr>
-              <w:t xml:space="preserve">1.15</w:t>
+              <w:t xml:space="preserve">1.16</w:t>
+            </w:r>
+          </w:p>
+        </w:tc>
+        <w:tc>
+          <w:tcPr/>
+          <w:p>
+            <w:pPr>
+              <w:pStyle w:val="Compact"/>
+            </w:pPr>
+            <w:r>
+              <w:rPr>
+                <w:rStyle w:val="Revised"/>
+              </w:rPr>
+              <w:t xml:space="preserve">1.16</w:t>
             </w:r>
           </w:p>
         </w:tc>
@@ -2799,21 +2862,21 @@
               <w:rPr>
                 <w:rStyle w:val="Revised"/>
               </w:rPr>
-              <w:t xml:space="preserve">0.91</w:t>
-            </w:r>
-          </w:p>
-        </w:tc>
-        <w:tc>
-          <w:tcPr/>
-          <w:p>
-            <w:pPr>
-              <w:pStyle w:val="Compact"/>
-            </w:pPr>
-            <w:r>
-              <w:rPr>
-                <w:rStyle w:val="Revised"/>
-              </w:rPr>
-              <w:t xml:space="preserve">0.91</w:t>
+              <w:t xml:space="preserve">0.92</w:t>
+            </w:r>
+          </w:p>
+        </w:tc>
+        <w:tc>
+          <w:tcPr/>
+          <w:p>
+            <w:pPr>
+              <w:pStyle w:val="Compact"/>
+            </w:pPr>
+            <w:r>
+              <w:rPr>
+                <w:rStyle w:val="Revised"/>
+              </w:rPr>
+              <w:t xml:space="preserve">0.92</w:t>
             </w:r>
           </w:p>
         </w:tc>
@@ -2884,18 +2947,21 @@
               <w:rPr>
                 <w:rStyle w:val="Revised"/>
               </w:rPr>
-              <w:t xml:space="preserve">0.45</w:t>
-            </w:r>
-          </w:p>
-        </w:tc>
-        <w:tc>
-          <w:tcPr/>
-          <w:p>
-            <w:pPr>
-              <w:pStyle w:val="Compact"/>
-            </w:pPr>
-            <w:r>
-              <w:t xml:space="preserve">0.45</w:t>
+              <w:t xml:space="preserve">0.49</w:t>
+            </w:r>
+          </w:p>
+        </w:tc>
+        <w:tc>
+          <w:tcPr/>
+          <w:p>
+            <w:pPr>
+              <w:pStyle w:val="Compact"/>
+            </w:pPr>
+            <w:r>
+              <w:rPr>
+                <w:rStyle w:val="Revised"/>
+              </w:rPr>
+              <w:t xml:space="preserve">0.49</w:t>
             </w:r>
           </w:p>
         </w:tc>
@@ -2922,21 +2988,21 @@
               <w:rPr>
                 <w:rStyle w:val="Revised"/>
               </w:rPr>
-              <w:t xml:space="preserve">0.75</w:t>
-            </w:r>
-          </w:p>
-        </w:tc>
-        <w:tc>
-          <w:tcPr/>
-          <w:p>
-            <w:pPr>
-              <w:pStyle w:val="Compact"/>
-            </w:pPr>
-            <w:r>
-              <w:rPr>
-                <w:rStyle w:val="Revised"/>
-              </w:rPr>
-              <w:t xml:space="preserve">0.75</w:t>
+              <w:t xml:space="preserve">0.70</w:t>
+            </w:r>
+          </w:p>
+        </w:tc>
+        <w:tc>
+          <w:tcPr/>
+          <w:p>
+            <w:pPr>
+              <w:pStyle w:val="Compact"/>
+            </w:pPr>
+            <w:r>
+              <w:rPr>
+                <w:rStyle w:val="Revised"/>
+              </w:rPr>
+              <w:t xml:space="preserve">0.70</w:t>
             </w:r>
           </w:p>
         </w:tc>
@@ -3113,7 +3179,7 @@
               <w:rPr>
                 <w:rStyle w:val="Revised"/>
               </w:rPr>
-              <w:t xml:space="preserve">.003</w:t>
+              <w:t xml:space="preserve">.002</w:t>
             </w:r>
           </w:p>
         </w:tc>
@@ -3140,7 +3206,7 @@
               <w:rPr>
                 <w:rStyle w:val="Revised"/>
               </w:rPr>
-              <w:t xml:space="preserve">0.91</w:t>
+              <w:t xml:space="preserve">0.92</w:t>
             </w:r>
           </w:p>
         </w:tc>
@@ -3178,7 +3244,10 @@
               <w:pStyle w:val="Compact"/>
             </w:pPr>
             <w:r>
-              <w:t xml:space="preserve">0.44</w:t>
+              <w:rPr>
+                <w:rStyle w:val="Revised"/>
+              </w:rPr>
+              <w:t xml:space="preserve">0.47</w:t>
             </w:r>
           </w:p>
         </w:tc>
@@ -3216,7 +3285,7 @@
               <w:rPr>
                 <w:rStyle w:val="Revised"/>
               </w:rPr>
-              <w:t xml:space="preserve">0.76</w:t>
+              <w:t xml:space="preserve">0.71</w:t>
             </w:r>
           </w:p>
         </w:tc>
@@ -3408,6 +3477,80 @@
               <w:rPr>
                 <w:rStyle w:val="Revised"/>
               </w:rPr>
+              <w:t xml:space="preserve">0.99</w:t>
+            </w:r>
+          </w:p>
+        </w:tc>
+        <w:tc>
+          <w:tcPr/>
+          <w:p>
+            <w:pPr>
+              <w:pStyle w:val="Compact"/>
+            </w:pPr>
+            <w:r>
+              <w:rPr>
+                <w:rStyle w:val="Revised"/>
+              </w:rPr>
+              <w:t xml:space="preserve">[0.93, 1.05]</w:t>
+            </w:r>
+          </w:p>
+        </w:tc>
+        <w:tc>
+          <w:tcPr/>
+          <w:p>
+            <w:pPr>
+              <w:pStyle w:val="Compact"/>
+            </w:pPr>
+            <w:r>
+              <w:rPr>
+                <w:rStyle w:val="Revised"/>
+              </w:rPr>
+              <w:t xml:space="preserve">.674</w:t>
+            </w:r>
+          </w:p>
+        </w:tc>
+      </w:tr>
+      <w:tr>
+        <w:tc>
+          <w:tcPr/>
+          <w:p>
+            <w:pPr>
+              <w:pStyle w:val="Compact"/>
+            </w:pPr>
+          </w:p>
+        </w:tc>
+        <w:tc>
+          <w:tcPr/>
+          <w:p>
+            <w:pPr>
+              <w:pStyle w:val="Compact"/>
+            </w:pPr>
+          </w:p>
+        </w:tc>
+        <w:tc>
+          <w:tcPr/>
+          <w:p>
+            <w:pPr>
+              <w:pStyle w:val="Compact"/>
+            </w:pPr>
+            <w:r>
+              <w:rPr>
+                <w:rStyle w:val="Revised"/>
+              </w:rPr>
+              <w:t xml:space="preserve">HHI, ages 13–14 (z)</w:t>
+            </w:r>
+          </w:p>
+        </w:tc>
+        <w:tc>
+          <w:tcPr/>
+          <w:p>
+            <w:pPr>
+              <w:pStyle w:val="Compact"/>
+            </w:pPr>
+            <w:r>
+              <w:rPr>
+                <w:rStyle w:val="Revised"/>
+              </w:rPr>
               <w:t xml:space="preserve">0.97</w:t>
             </w:r>
           </w:p>
@@ -3436,7 +3579,223 @@
               <w:rPr>
                 <w:rStyle w:val="Revised"/>
               </w:rPr>
-              <w:t xml:space="preserve">.260</w:t>
+              <w:t xml:space="preserve">.284</w:t>
+            </w:r>
+          </w:p>
+        </w:tc>
+      </w:tr>
+      <w:tr>
+        <w:tc>
+          <w:tcPr/>
+          <w:p>
+            <w:pPr>
+              <w:pStyle w:val="Compact"/>
+            </w:pPr>
+          </w:p>
+        </w:tc>
+        <w:tc>
+          <w:tcPr/>
+          <w:p>
+            <w:pPr>
+              <w:pStyle w:val="Compact"/>
+            </w:pPr>
+          </w:p>
+        </w:tc>
+        <w:tc>
+          <w:tcPr/>
+          <w:p>
+            <w:pPr>
+              <w:pStyle w:val="Compact"/>
+            </w:pPr>
+            <w:r>
+              <w:t xml:space="preserve">Volume at age 15–16 (z)</w:t>
+            </w:r>
+          </w:p>
+        </w:tc>
+        <w:tc>
+          <w:tcPr/>
+          <w:p>
+            <w:pPr>
+              <w:pStyle w:val="Compact"/>
+            </w:pPr>
+            <w:r>
+              <w:rPr>
+                <w:rStyle w:val="Revised"/>
+              </w:rPr>
+              <w:t xml:space="preserve">0.49</w:t>
+            </w:r>
+          </w:p>
+        </w:tc>
+        <w:tc>
+          <w:tcPr/>
+          <w:p>
+            <w:pPr>
+              <w:pStyle w:val="Compact"/>
+            </w:pPr>
+            <w:r>
+              <w:rPr>
+                <w:rStyle w:val="Revised"/>
+              </w:rPr>
+              <w:t xml:space="preserve">[0.43, 0.55]</w:t>
+            </w:r>
+          </w:p>
+        </w:tc>
+        <w:tc>
+          <w:tcPr/>
+          <w:p>
+            <w:pPr>
+              <w:pStyle w:val="Compact"/>
+            </w:pPr>
+            <w:r>
+              <w:t xml:space="preserve">&lt; .001</w:t>
+            </w:r>
+          </w:p>
+        </w:tc>
+      </w:tr>
+      <w:tr>
+        <w:tc>
+          <w:tcPr/>
+          <w:p>
+            <w:pPr>
+              <w:pStyle w:val="Compact"/>
+            </w:pPr>
+          </w:p>
+        </w:tc>
+        <w:tc>
+          <w:tcPr/>
+          <w:p>
+            <w:pPr>
+              <w:pStyle w:val="Compact"/>
+            </w:pPr>
+          </w:p>
+        </w:tc>
+        <w:tc>
+          <w:tcPr/>
+          <w:p>
+            <w:pPr>
+              <w:pStyle w:val="Compact"/>
+            </w:pPr>
+            <w:r>
+              <w:t xml:space="preserve">Championship types</w:t>
+            </w:r>
+          </w:p>
+        </w:tc>
+        <w:tc>
+          <w:tcPr/>
+          <w:p>
+            <w:pPr>
+              <w:pStyle w:val="Compact"/>
+            </w:pPr>
+            <w:r>
+              <w:rPr>
+                <w:rStyle w:val="Revised"/>
+              </w:rPr>
+              <w:t xml:space="preserve">0.61</w:t>
+            </w:r>
+          </w:p>
+        </w:tc>
+        <w:tc>
+          <w:tcPr/>
+          <w:p>
+            <w:pPr>
+              <w:pStyle w:val="Compact"/>
+            </w:pPr>
+            <w:r>
+              <w:rPr>
+                <w:rStyle w:val="Revised"/>
+              </w:rPr>
+              <w:t xml:space="preserve">[0.55, 0.68]</w:t>
+            </w:r>
+          </w:p>
+        </w:tc>
+        <w:tc>
+          <w:tcPr/>
+          <w:p>
+            <w:pPr>
+              <w:pStyle w:val="Compact"/>
+            </w:pPr>
+            <w:r>
+              <w:t xml:space="preserve">&lt; .001</w:t>
+            </w:r>
+          </w:p>
+        </w:tc>
+      </w:tr>
+      <w:tr>
+        <w:tc>
+          <w:tcPr/>
+          <w:p>
+            <w:pPr>
+              <w:pStyle w:val="Compact"/>
+            </w:pPr>
+            <w:r>
+              <w:t xml:space="preserve">Female</w:t>
+            </w:r>
+          </w:p>
+        </w:tc>
+        <w:tc>
+          <w:tcPr/>
+          <w:p>
+            <w:pPr>
+              <w:pStyle w:val="Compact"/>
+            </w:pPr>
+            <w:r>
+              <w:rPr>
+                <w:rStyle w:val="Revised"/>
+              </w:rPr>
+              <w:t xml:space="preserve">1,130</w:t>
+            </w:r>
+          </w:p>
+        </w:tc>
+        <w:tc>
+          <w:tcPr/>
+          <w:p>
+            <w:pPr>
+              <w:pStyle w:val="Compact"/>
+            </w:pPr>
+            <w:r>
+              <w:t xml:space="preserve">Tyrving (z)</w:t>
+            </w:r>
+          </w:p>
+        </w:tc>
+        <w:tc>
+          <w:tcPr/>
+          <w:p>
+            <w:pPr>
+              <w:pStyle w:val="Compact"/>
+            </w:pPr>
+            <w:r>
+              <w:rPr>
+                <w:rStyle w:val="Revised"/>
+              </w:rPr>
+              <w:t xml:space="preserve">0.84</w:t>
+            </w:r>
+          </w:p>
+        </w:tc>
+        <w:tc>
+          <w:tcPr/>
+          <w:p>
+            <w:pPr>
+              <w:pStyle w:val="Compact"/>
+            </w:pPr>
+            <w:r>
+              <w:rPr>
+                <w:rStyle w:val="Revised"/>
+              </w:rPr>
+              <w:t xml:space="preserve">[0.78, 0.90]</w:t>
+            </w:r>
+          </w:p>
+        </w:tc>
+        <w:tc>
+          <w:tcPr/>
+          <w:p>
+            <w:pPr>
+              <w:pStyle w:val="Compact"/>
+            </w:pPr>
+            <w:r>
+              <w:rPr>
+                <w:rStyle w:val="Revised"/>
+              </w:rPr>
+              <w:t xml:space="preserve">&lt; .001</w:t>
             </w:r>
           </w:p>
         </w:tc>
@@ -3482,35 +3841,35 @@
               <w:rPr>
                 <w:rStyle w:val="Revised"/>
               </w:rPr>
-              <w:t xml:space="preserve">0.98</w:t>
-            </w:r>
-          </w:p>
-        </w:tc>
-        <w:tc>
-          <w:tcPr/>
-          <w:p>
-            <w:pPr>
-              <w:pStyle w:val="Compact"/>
-            </w:pPr>
-            <w:r>
-              <w:rPr>
-                <w:rStyle w:val="Revised"/>
-              </w:rPr>
-              <w:t xml:space="preserve">[0.92, 1.04]</w:t>
-            </w:r>
-          </w:p>
-        </w:tc>
-        <w:tc>
-          <w:tcPr/>
-          <w:p>
-            <w:pPr>
-              <w:pStyle w:val="Compact"/>
-            </w:pPr>
-            <w:r>
-              <w:rPr>
-                <w:rStyle w:val="Revised"/>
-              </w:rPr>
-              <w:t xml:space="preserve">.518</w:t>
+              <w:t xml:space="preserve">0.99</w:t>
+            </w:r>
+          </w:p>
+        </w:tc>
+        <w:tc>
+          <w:tcPr/>
+          <w:p>
+            <w:pPr>
+              <w:pStyle w:val="Compact"/>
+            </w:pPr>
+            <w:r>
+              <w:rPr>
+                <w:rStyle w:val="Revised"/>
+              </w:rPr>
+              <w:t xml:space="preserve">[0.92, 1.05]</w:t>
+            </w:r>
+          </w:p>
+        </w:tc>
+        <w:tc>
+          <w:tcPr/>
+          <w:p>
+            <w:pPr>
+              <w:pStyle w:val="Compact"/>
+            </w:pPr>
+            <w:r>
+              <w:rPr>
+                <w:rStyle w:val="Revised"/>
+              </w:rPr>
+              <w:t xml:space="preserve">.671</w:t>
             </w:r>
           </w:p>
         </w:tc>
@@ -3553,21 +3912,21 @@
               <w:rPr>
                 <w:rStyle w:val="Revised"/>
               </w:rPr>
-              <w:t xml:space="preserve">0.46</w:t>
-            </w:r>
-          </w:p>
-        </w:tc>
-        <w:tc>
-          <w:tcPr/>
-          <w:p>
-            <w:pPr>
-              <w:pStyle w:val="Compact"/>
-            </w:pPr>
-            <w:r>
-              <w:rPr>
-                <w:rStyle w:val="Revised"/>
-              </w:rPr>
-              <w:t xml:space="preserve">[0.41, 0.51]</w:t>
+              <w:t xml:space="preserve">0.48</w:t>
+            </w:r>
+          </w:p>
+        </w:tc>
+        <w:tc>
+          <w:tcPr/>
+          <w:p>
+            <w:pPr>
+              <w:pStyle w:val="Compact"/>
+            </w:pPr>
+            <w:r>
+              <w:rPr>
+                <w:rStyle w:val="Revised"/>
+              </w:rPr>
+              <w:t xml:space="preserve">[0.43, 0.54]</w:t>
             </w:r>
           </w:p>
         </w:tc>
@@ -3621,308 +3980,21 @@
               <w:rPr>
                 <w:rStyle w:val="Revised"/>
               </w:rPr>
-              <w:t xml:space="preserve">0.64</w:t>
-            </w:r>
-          </w:p>
-        </w:tc>
-        <w:tc>
-          <w:tcPr/>
-          <w:p>
-            <w:pPr>
-              <w:pStyle w:val="Compact"/>
-            </w:pPr>
-            <w:r>
-              <w:rPr>
-                <w:rStyle w:val="Revised"/>
-              </w:rPr>
-              <w:t xml:space="preserve">[0.58, 0.71]</w:t>
-            </w:r>
-          </w:p>
-        </w:tc>
-        <w:tc>
-          <w:tcPr/>
-          <w:p>
-            <w:pPr>
-              <w:pStyle w:val="Compact"/>
-            </w:pPr>
-            <w:r>
-              <w:t xml:space="preserve">&lt; .001</w:t>
-            </w:r>
-          </w:p>
-        </w:tc>
-      </w:tr>
-      <w:tr>
-        <w:tc>
-          <w:tcPr/>
-          <w:p>
-            <w:pPr>
-              <w:pStyle w:val="Compact"/>
-            </w:pPr>
-            <w:r>
-              <w:t xml:space="preserve">Female</w:t>
-            </w:r>
-          </w:p>
-        </w:tc>
-        <w:tc>
-          <w:tcPr/>
-          <w:p>
-            <w:pPr>
-              <w:pStyle w:val="Compact"/>
-            </w:pPr>
-            <w:r>
-              <w:rPr>
-                <w:rStyle w:val="Revised"/>
-              </w:rPr>
-              <w:t xml:space="preserve">1,130</w:t>
-            </w:r>
-          </w:p>
-        </w:tc>
-        <w:tc>
-          <w:tcPr/>
-          <w:p>
-            <w:pPr>
-              <w:pStyle w:val="Compact"/>
-            </w:pPr>
-            <w:r>
-              <w:t xml:space="preserve">Tyrving (z)</w:t>
-            </w:r>
-          </w:p>
-        </w:tc>
-        <w:tc>
-          <w:tcPr/>
-          <w:p>
-            <w:pPr>
-              <w:pStyle w:val="Compact"/>
-            </w:pPr>
-            <w:r>
-              <w:rPr>
-                <w:rStyle w:val="Revised"/>
-              </w:rPr>
-              <w:t xml:space="preserve">0.83</w:t>
-            </w:r>
-          </w:p>
-        </w:tc>
-        <w:tc>
-          <w:tcPr/>
-          <w:p>
-            <w:pPr>
-              <w:pStyle w:val="Compact"/>
-            </w:pPr>
-            <w:r>
-              <w:rPr>
-                <w:rStyle w:val="Revised"/>
-              </w:rPr>
-              <w:t xml:space="preserve">[0.78, 0.89]</w:t>
-            </w:r>
-          </w:p>
-        </w:tc>
-        <w:tc>
-          <w:tcPr/>
-          <w:p>
-            <w:pPr>
-              <w:pStyle w:val="Compact"/>
-            </w:pPr>
-            <w:r>
-              <w:rPr>
-                <w:rStyle w:val="Revised"/>
-              </w:rPr>
-              <w:t xml:space="preserve">&lt; .001</w:t>
-            </w:r>
-          </w:p>
-        </w:tc>
-      </w:tr>
-      <w:tr>
-        <w:tc>
-          <w:tcPr/>
-          <w:p>
-            <w:pPr>
-              <w:pStyle w:val="Compact"/>
-            </w:pPr>
-          </w:p>
-        </w:tc>
-        <w:tc>
-          <w:tcPr/>
-          <w:p>
-            <w:pPr>
-              <w:pStyle w:val="Compact"/>
-            </w:pPr>
-          </w:p>
-        </w:tc>
-        <w:tc>
-          <w:tcPr/>
-          <w:p>
-            <w:pPr>
-              <w:pStyle w:val="Compact"/>
-            </w:pPr>
-            <w:r>
-              <w:rPr>
-                <w:rStyle w:val="Revised"/>
-              </w:rPr>
-              <w:t xml:space="preserve">HHI, ages 13–14 (z)</w:t>
-            </w:r>
-          </w:p>
-        </w:tc>
-        <w:tc>
-          <w:tcPr/>
-          <w:p>
-            <w:pPr>
-              <w:pStyle w:val="Compact"/>
-            </w:pPr>
-            <w:r>
-              <w:rPr>
-                <w:rStyle w:val="Revised"/>
-              </w:rPr>
-              <w:t xml:space="preserve">0.99</w:t>
-            </w:r>
-          </w:p>
-        </w:tc>
-        <w:tc>
-          <w:tcPr/>
-          <w:p>
-            <w:pPr>
-              <w:pStyle w:val="Compact"/>
-            </w:pPr>
-            <w:r>
-              <w:rPr>
-                <w:rStyle w:val="Revised"/>
-              </w:rPr>
-              <w:t xml:space="preserve">[0.93, 1.05]</w:t>
-            </w:r>
-          </w:p>
-        </w:tc>
-        <w:tc>
-          <w:tcPr/>
-          <w:p>
-            <w:pPr>
-              <w:pStyle w:val="Compact"/>
-            </w:pPr>
-            <w:r>
-              <w:rPr>
-                <w:rStyle w:val="Revised"/>
-              </w:rPr>
-              <w:t xml:space="preserve">.692</w:t>
-            </w:r>
-          </w:p>
-        </w:tc>
-      </w:tr>
-      <w:tr>
-        <w:tc>
-          <w:tcPr/>
-          <w:p>
-            <w:pPr>
-              <w:pStyle w:val="Compact"/>
-            </w:pPr>
-          </w:p>
-        </w:tc>
-        <w:tc>
-          <w:tcPr/>
-          <w:p>
-            <w:pPr>
-              <w:pStyle w:val="Compact"/>
-            </w:pPr>
-          </w:p>
-        </w:tc>
-        <w:tc>
-          <w:tcPr/>
-          <w:p>
-            <w:pPr>
-              <w:pStyle w:val="Compact"/>
-            </w:pPr>
-            <w:r>
-              <w:t xml:space="preserve">Volume at age 15–16 (z)</w:t>
-            </w:r>
-          </w:p>
-        </w:tc>
-        <w:tc>
-          <w:tcPr/>
-          <w:p>
-            <w:pPr>
-              <w:pStyle w:val="Compact"/>
-            </w:pPr>
-            <w:r>
-              <w:t xml:space="preserve">0.45</w:t>
-            </w:r>
-          </w:p>
-        </w:tc>
-        <w:tc>
-          <w:tcPr/>
-          <w:p>
-            <w:pPr>
-              <w:pStyle w:val="Compact"/>
-            </w:pPr>
-            <w:r>
-              <w:rPr>
-                <w:rStyle w:val="Revised"/>
-              </w:rPr>
-              <w:t xml:space="preserve">[0.40, 0.50]</w:t>
-            </w:r>
-          </w:p>
-        </w:tc>
-        <w:tc>
-          <w:tcPr/>
-          <w:p>
-            <w:pPr>
-              <w:pStyle w:val="Compact"/>
-            </w:pPr>
-            <w:r>
-              <w:t xml:space="preserve">&lt; .001</w:t>
-            </w:r>
-          </w:p>
-        </w:tc>
-      </w:tr>
-      <w:tr>
-        <w:tc>
-          <w:tcPr/>
-          <w:p>
-            <w:pPr>
-              <w:pStyle w:val="Compact"/>
-            </w:pPr>
-          </w:p>
-        </w:tc>
-        <w:tc>
-          <w:tcPr/>
-          <w:p>
-            <w:pPr>
-              <w:pStyle w:val="Compact"/>
-            </w:pPr>
-          </w:p>
-        </w:tc>
-        <w:tc>
-          <w:tcPr/>
-          <w:p>
-            <w:pPr>
-              <w:pStyle w:val="Compact"/>
-            </w:pPr>
-            <w:r>
-              <w:t xml:space="preserve">Championship types</w:t>
-            </w:r>
-          </w:p>
-        </w:tc>
-        <w:tc>
-          <w:tcPr/>
-          <w:p>
-            <w:pPr>
-              <w:pStyle w:val="Compact"/>
-            </w:pPr>
-            <w:r>
-              <w:rPr>
-                <w:rStyle w:val="Revised"/>
-              </w:rPr>
-              <w:t xml:space="preserve">0.85</w:t>
-            </w:r>
-          </w:p>
-        </w:tc>
-        <w:tc>
-          <w:tcPr/>
-          <w:p>
-            <w:pPr>
-              <w:pStyle w:val="Compact"/>
-            </w:pPr>
-            <w:r>
-              <w:rPr>
-                <w:rStyle w:val="Revised"/>
-              </w:rPr>
-              <w:t xml:space="preserve">[0.78, 0.93]</w:t>
+              <w:t xml:space="preserve">0.78</w:t>
+            </w:r>
+          </w:p>
+        </w:tc>
+        <w:tc>
+          <w:tcPr/>
+          <w:p>
+            <w:pPr>
+              <w:pStyle w:val="Compact"/>
+            </w:pPr>
+            <w:r>
+              <w:rPr>
+                <w:rStyle w:val="Revised"/>
+              </w:rPr>
+              <w:t xml:space="preserve">[0.71, 0.86]</w:t>
             </w:r>
           </w:p>
         </w:tc>
@@ -3963,7 +4035,7 @@
         <w:rPr>
           <w:rStyle w:val="Revised"/>
         </w:rPr>
-        <w:t xml:space="preserve">0.849 (male) and 0.846 (female).</w:t>
+        <w:t xml:space="preserve">0.852 (male) and 0.844 (female).</w:t>
       </w:r>
       <w:r>
         <w:t xml:space="preserve"> </w:t>
@@ -3978,7 +4050,7 @@
         <w:rPr>
           <w:rStyle w:val="Revised"/>
         </w:rPr>
-        <w:t xml:space="preserve">0.46</w:t>
+        <w:t xml:space="preserve">0.49</w:t>
       </w:r>
       <w:r>
         <w:t xml:space="preserve"> </w:t>
@@ -3993,7 +4065,7 @@
         <w:rPr>
           <w:rStyle w:val="Revised"/>
         </w:rPr>
-        <w:t xml:space="preserve">0.45).</w:t>
+        <w:t xml:space="preserve">0.48).</w:t>
       </w:r>
     </w:p>
     <w:p>
@@ -4106,21 +4178,21 @@
               <w:rPr>
                 <w:rStyle w:val="Revised"/>
               </w:rPr>
-              <w:t xml:space="preserve">1.24</w:t>
-            </w:r>
-          </w:p>
-        </w:tc>
-        <w:tc>
-          <w:tcPr/>
-          <w:p>
-            <w:pPr>
-              <w:pStyle w:val="Compact"/>
-            </w:pPr>
-            <w:r>
-              <w:rPr>
-                <w:rStyle w:val="Revised"/>
-              </w:rPr>
-              <w:t xml:space="preserve">[1.09, 1.41]</w:t>
+              <w:t xml:space="preserve">1.25</w:t>
+            </w:r>
+          </w:p>
+        </w:tc>
+        <w:tc>
+          <w:tcPr/>
+          <w:p>
+            <w:pPr>
+              <w:pStyle w:val="Compact"/>
+            </w:pPr>
+            <w:r>
+              <w:rPr>
+                <w:rStyle w:val="Revised"/>
+              </w:rPr>
+              <w:t xml:space="preserve">[1.10, 1.43]</w:t>
             </w:r>
           </w:p>
         </w:tc>
@@ -4158,35 +4230,35 @@
               <w:rPr>
                 <w:rStyle w:val="Revised"/>
               </w:rPr>
-              <w:t xml:space="preserve">0.89</w:t>
-            </w:r>
-          </w:p>
-        </w:tc>
-        <w:tc>
-          <w:tcPr/>
-          <w:p>
-            <w:pPr>
-              <w:pStyle w:val="Compact"/>
-            </w:pPr>
-            <w:r>
-              <w:rPr>
-                <w:rStyle w:val="Revised"/>
-              </w:rPr>
-              <w:t xml:space="preserve">[0.83, 0.96]</w:t>
-            </w:r>
-          </w:p>
-        </w:tc>
-        <w:tc>
-          <w:tcPr/>
-          <w:p>
-            <w:pPr>
-              <w:pStyle w:val="Compact"/>
-            </w:pPr>
-            <w:r>
-              <w:rPr>
-                <w:rStyle w:val="Revised"/>
-              </w:rPr>
-              <w:t xml:space="preserve">.002</w:t>
+              <w:t xml:space="preserve">0.91</w:t>
+            </w:r>
+          </w:p>
+        </w:tc>
+        <w:tc>
+          <w:tcPr/>
+          <w:p>
+            <w:pPr>
+              <w:pStyle w:val="Compact"/>
+            </w:pPr>
+            <w:r>
+              <w:rPr>
+                <w:rStyle w:val="Revised"/>
+              </w:rPr>
+              <w:t xml:space="preserve">[0.85, 0.98]</w:t>
+            </w:r>
+          </w:p>
+        </w:tc>
+        <w:tc>
+          <w:tcPr/>
+          <w:p>
+            <w:pPr>
+              <w:pStyle w:val="Compact"/>
+            </w:pPr>
+            <w:r>
+              <w:rPr>
+                <w:rStyle w:val="Revised"/>
+              </w:rPr>
+              <w:t xml:space="preserve">.014</w:t>
             </w:r>
           </w:p>
         </w:tc>
@@ -4216,7 +4288,7 @@
               <w:rPr>
                 <w:rStyle w:val="Revised"/>
               </w:rPr>
-              <w:t xml:space="preserve">0.91</w:t>
+              <w:t xml:space="preserve">0.90</w:t>
             </w:r>
           </w:p>
         </w:tc>
@@ -4244,7 +4316,7 @@
               <w:rPr>
                 <w:rStyle w:val="Revised"/>
               </w:rPr>
-              <w:t xml:space="preserve">.004</w:t>
+              <w:t xml:space="preserve">.003</w:t>
             </w:r>
           </w:p>
         </w:tc>
@@ -4275,21 +4347,21 @@
               <w:rPr>
                 <w:rStyle w:val="Revised"/>
               </w:rPr>
-              <w:t xml:space="preserve">0.68</w:t>
-            </w:r>
-          </w:p>
-        </w:tc>
-        <w:tc>
-          <w:tcPr/>
-          <w:p>
-            <w:pPr>
-              <w:pStyle w:val="Compact"/>
-            </w:pPr>
-            <w:r>
-              <w:rPr>
-                <w:rStyle w:val="Revised"/>
-              </w:rPr>
-              <w:t xml:space="preserve">[0.62, 0.74]</w:t>
+              <w:t xml:space="preserve">0.71</w:t>
+            </w:r>
+          </w:p>
+        </w:tc>
+        <w:tc>
+          <w:tcPr/>
+          <w:p>
+            <w:pPr>
+              <w:pStyle w:val="Compact"/>
+            </w:pPr>
+            <w:r>
+              <w:rPr>
+                <w:rStyle w:val="Revised"/>
+              </w:rPr>
+              <w:t xml:space="preserve">[0.65, 0.78]</w:t>
             </w:r>
           </w:p>
         </w:tc>
@@ -4327,35 +4399,32 @@
               <w:rPr>
                 <w:rStyle w:val="Revised"/>
               </w:rPr>
-              <w:t xml:space="preserve">0.87</w:t>
-            </w:r>
-          </w:p>
-        </w:tc>
-        <w:tc>
-          <w:tcPr/>
-          <w:p>
-            <w:pPr>
-              <w:pStyle w:val="Compact"/>
-            </w:pPr>
-            <w:r>
-              <w:rPr>
-                <w:rStyle w:val="Revised"/>
-              </w:rPr>
-              <w:t xml:space="preserve">[0.79, 0.96]</w:t>
-            </w:r>
-          </w:p>
-        </w:tc>
-        <w:tc>
-          <w:tcPr/>
-          <w:p>
-            <w:pPr>
-              <w:pStyle w:val="Compact"/>
-            </w:pPr>
-            <w:r>
-              <w:rPr>
-                <w:rStyle w:val="Revised"/>
-              </w:rPr>
-              <w:t xml:space="preserve">.005</w:t>
+              <w:t xml:space="preserve">0.81</w:t>
+            </w:r>
+          </w:p>
+        </w:tc>
+        <w:tc>
+          <w:tcPr/>
+          <w:p>
+            <w:pPr>
+              <w:pStyle w:val="Compact"/>
+            </w:pPr>
+            <w:r>
+              <w:rPr>
+                <w:rStyle w:val="Revised"/>
+              </w:rPr>
+              <w:t xml:space="preserve">[0.74, 0.89]</w:t>
+            </w:r>
+          </w:p>
+        </w:tc>
+        <w:tc>
+          <w:tcPr/>
+          <w:p>
+            <w:pPr>
+              <w:pStyle w:val="Compact"/>
+            </w:pPr>
+            <w:r>
+              <w:t xml:space="preserve">&lt; .001</w:t>
             </w:r>
           </w:p>
         </w:tc>
@@ -4425,7 +4494,7 @@
               <w:rPr>
                 <w:rStyle w:val="Revised"/>
               </w:rPr>
-              <w:t xml:space="preserve">0.695</w:t>
+              <w:t xml:space="preserve">0.696</w:t>
             </w:r>
           </w:p>
         </w:tc>
@@ -5341,21 +5410,21 @@
               <w:rPr>
                 <w:rStyle w:val="Revised"/>
               </w:rPr>
-              <w:t xml:space="preserve">1.22</w:t>
-            </w:r>
-          </w:p>
-        </w:tc>
-        <w:tc>
-          <w:tcPr/>
-          <w:p>
-            <w:pPr>
-              <w:pStyle w:val="Compact"/>
-            </w:pPr>
-            <w:r>
-              <w:rPr>
-                <w:rStyle w:val="Revised"/>
-              </w:rPr>
-              <w:t xml:space="preserve">[1.10, 1.36]</w:t>
+              <w:t xml:space="preserve">1.23</w:t>
+            </w:r>
+          </w:p>
+        </w:tc>
+        <w:tc>
+          <w:tcPr/>
+          <w:p>
+            <w:pPr>
+              <w:pStyle w:val="Compact"/>
+            </w:pPr>
+            <w:r>
+              <w:rPr>
+                <w:rStyle w:val="Revised"/>
+              </w:rPr>
+              <w:t xml:space="preserve">[1.10, 1.37]</w:t>
             </w:r>
           </w:p>
         </w:tc>
@@ -5396,35 +5465,35 @@
               <w:rPr>
                 <w:rStyle w:val="Revised"/>
               </w:rPr>
-              <w:t xml:space="preserve">0.91</w:t>
-            </w:r>
-          </w:p>
-        </w:tc>
-        <w:tc>
-          <w:tcPr/>
-          <w:p>
-            <w:pPr>
-              <w:pStyle w:val="Compact"/>
-            </w:pPr>
-            <w:r>
-              <w:rPr>
-                <w:rStyle w:val="Revised"/>
-              </w:rPr>
-              <w:t xml:space="preserve">[0.86, 0.96]</w:t>
-            </w:r>
-          </w:p>
-        </w:tc>
-        <w:tc>
-          <w:tcPr/>
-          <w:p>
-            <w:pPr>
-              <w:pStyle w:val="Compact"/>
-            </w:pPr>
-            <w:r>
-              <w:rPr>
-                <w:rStyle w:val="Revised"/>
-              </w:rPr>
-              <w:t xml:space="preserve">&lt; .001</w:t>
+              <w:t xml:space="preserve">0.92</w:t>
+            </w:r>
+          </w:p>
+        </w:tc>
+        <w:tc>
+          <w:tcPr/>
+          <w:p>
+            <w:pPr>
+              <w:pStyle w:val="Compact"/>
+            </w:pPr>
+            <w:r>
+              <w:rPr>
+                <w:rStyle w:val="Revised"/>
+              </w:rPr>
+              <w:t xml:space="preserve">[0.87, 0.98]</w:t>
+            </w:r>
+          </w:p>
+        </w:tc>
+        <w:tc>
+          <w:tcPr/>
+          <w:p>
+            <w:pPr>
+              <w:pStyle w:val="Compact"/>
+            </w:pPr>
+            <w:r>
+              <w:rPr>
+                <w:rStyle w:val="Revised"/>
+              </w:rPr>
+              <w:t xml:space="preserve">.006</w:t>
             </w:r>
           </w:p>
         </w:tc>
@@ -5479,7 +5548,7 @@
               <w:rPr>
                 <w:rStyle w:val="Revised"/>
               </w:rPr>
-              <w:t xml:space="preserve">.141</w:t>
+              <w:t xml:space="preserve">.104</w:t>
             </w:r>
           </w:p>
         </w:tc>
@@ -5510,21 +5579,21 @@
               <w:rPr>
                 <w:rStyle w:val="Revised"/>
               </w:rPr>
-              <w:t xml:space="preserve">0.52</w:t>
-            </w:r>
-          </w:p>
-        </w:tc>
-        <w:tc>
-          <w:tcPr/>
-          <w:p>
-            <w:pPr>
-              <w:pStyle w:val="Compact"/>
-            </w:pPr>
-            <w:r>
-              <w:rPr>
-                <w:rStyle w:val="Revised"/>
-              </w:rPr>
-              <w:t xml:space="preserve">[0.48, 0.56]</w:t>
+              <w:t xml:space="preserve">0.55</w:t>
+            </w:r>
+          </w:p>
+        </w:tc>
+        <w:tc>
+          <w:tcPr/>
+          <w:p>
+            <w:pPr>
+              <w:pStyle w:val="Compact"/>
+            </w:pPr>
+            <w:r>
+              <w:rPr>
+                <w:rStyle w:val="Revised"/>
+              </w:rPr>
+              <w:t xml:space="preserve">[0.50, 0.60]</w:t>
             </w:r>
           </w:p>
         </w:tc>
@@ -5559,21 +5628,24 @@
               <w:pStyle w:val="Compact"/>
             </w:pPr>
             <w:r>
-              <w:t xml:space="preserve">0.80</w:t>
-            </w:r>
-          </w:p>
-        </w:tc>
-        <w:tc>
-          <w:tcPr/>
-          <w:p>
-            <w:pPr>
-              <w:pStyle w:val="Compact"/>
-            </w:pPr>
-            <w:r>
-              <w:rPr>
-                <w:rStyle w:val="Revised"/>
-              </w:rPr>
-              <w:t xml:space="preserve">[0.74, 0.87]</w:t>
+              <w:rPr>
+                <w:rStyle w:val="Revised"/>
+              </w:rPr>
+              <w:t xml:space="preserve">0.76</w:t>
+            </w:r>
+          </w:p>
+        </w:tc>
+        <w:tc>
+          <w:tcPr/>
+          <w:p>
+            <w:pPr>
+              <w:pStyle w:val="Compact"/>
+            </w:pPr>
+            <w:r>
+              <w:rPr>
+                <w:rStyle w:val="Revised"/>
+              </w:rPr>
+              <w:t xml:space="preserve">[0.70, 0.82]</w:t>
             </w:r>
           </w:p>
         </w:tc>
@@ -5644,7 +5716,7 @@
         <w:rPr>
           <w:rStyle w:val="Revised"/>
         </w:rPr>
-        <w:t xml:space="preserve">0.790. Follow-up starts at baseline, and having any volume at 15–16 requires remaining active to 15–16, so this restriction does not remove the survival conditioning of the post-baseline specification; descriptive only. The landmark analysis (Supplementary Table S8) is the appropriate check.</w:t>
+        <w:t xml:space="preserve">0.789. Follow-up starts at baseline, and having any volume at 15–16 requires remaining active to 15–16, so this restriction does not remove the survival conditioning of the post-baseline specification; descriptive only. The landmark analysis (Supplementary Table S8) is the appropriate check.</w:t>
       </w:r>
     </w:p>
     <w:p>
@@ -5788,7 +5860,7 @@
               <w:rPr>
                 <w:rStyle w:val="Revised"/>
               </w:rPr>
-              <w:t xml:space="preserve">Gender M/F registered (2 unknown; excluded from regression models except the mean-imputation check in Table S5, included in cohort totals and unstratified KM curves)</w:t>
+              <w:t xml:space="preserve">Gender M/F registered (2 unknown; excluded from models that adjust for sex except the mean-imputation check in Table S5; included in cohort totals, the fixed-effects model and full-cohort descriptive analyses)</w:t>
             </w:r>
           </w:p>
         </w:tc>
@@ -6237,7 +6309,46 @@
         <w:t xml:space="preserve"> </w:t>
       </w:r>
       <w:r>
-        <w:t xml:space="preserve">One map of every analysis sample in the manuscript; each n is derivable from the row’s definition.</w:t>
+        <w:rPr>
+          <w:rStyle w:val="Revised"/>
+        </w:rPr>
+        <w:t xml:space="preserve">Map</w:t>
+      </w:r>
+      <w:r>
+        <w:t xml:space="preserve"> </w:t>
+      </w:r>
+      <w:r>
+        <w:t xml:space="preserve">of</w:t>
+      </w:r>
+      <w:r>
+        <w:t xml:space="preserve"> </w:t>
+      </w:r>
+      <w:r>
+        <w:rPr>
+          <w:rStyle w:val="Revised"/>
+        </w:rPr>
+        <w:t xml:space="preserve">the main</w:t>
+      </w:r>
+      <w:r>
+        <w:t xml:space="preserve"> </w:t>
+      </w:r>
+      <w:r>
+        <w:t xml:space="preserve">analysis</w:t>
+      </w:r>
+      <w:r>
+        <w:t xml:space="preserve"> </w:t>
+      </w:r>
+      <w:r>
+        <w:rPr>
+          <w:rStyle w:val="Revised"/>
+        </w:rPr>
+        <w:t xml:space="preserve">samples;</w:t>
+      </w:r>
+      <w:r>
+        <w:t xml:space="preserve"> </w:t>
+      </w:r>
+      <w:r>
+        <w:t xml:space="preserve">each n is derivable from the row’s definition.</w:t>
       </w:r>
     </w:p>
     <w:p>
@@ -7086,7 +7197,7 @@
               <w:rPr>
                 <w:rStyle w:val="Revised"/>
               </w:rPr>
-              <w:t xml:space="preserve">χ²(2) = 6.32, p = 0.04</w:t>
+              <w:t xml:space="preserve">χ²(2) = 6.32, p = .042</w:t>
             </w:r>
           </w:p>
         </w:tc>
@@ -7350,7 +7461,7 @@
               <w:rPr>
                 <w:rStyle w:val="Revised"/>
               </w:rPr>
-              <w:t xml:space="preserve">χ²(2) = 7.17, p = 0.03</w:t>
+              <w:t xml:space="preserve">χ²(2) = 7.17, p = .028</w:t>
             </w:r>
           </w:p>
         </w:tc>
@@ -7614,7 +7725,7 @@
               <w:rPr>
                 <w:rStyle w:val="Revised"/>
               </w:rPr>
-              <w:t xml:space="preserve">χ²(3) = 7.45, p = 0.06</w:t>
+              <w:t xml:space="preserve">χ²(3) = 7.45, p = .059</w:t>
             </w:r>
           </w:p>
         </w:tc>
@@ -7748,7 +7859,7 @@
               <w:rPr>
                 <w:rStyle w:val="Revised"/>
               </w:rPr>
-              <w:t xml:space="preserve">1.55</w:t>
+              <w:t xml:space="preserve">1.54</w:t>
             </w:r>
           </w:p>
         </w:tc>
@@ -7960,7 +8071,7 @@
               <w:rPr>
                 <w:rStyle w:val="Revised"/>
               </w:rPr>
-              <w:t xml:space="preserve">χ²(1) = 6.11, p = 0.01</w:t>
+              <w:t xml:space="preserve">χ²(1) = 6.11, p = .013</w:t>
             </w:r>
           </w:p>
         </w:tc>
@@ -10291,7 +10402,7 @@
         <w:rPr>
           <w:rStyle w:val="Revised"/>
         </w:rPr>
-        <w:t xml:space="preserve">The complete-case requirement (which includes HHI at age 15) keeps only athletes who competed at 15 (senior retention 22.4% vs. 16.3% in the cohort), so every row, including the baseline-only one, is computed on a sample selected on later participation.</w:t>
+        <w:t xml:space="preserve">The complete-case requirement (which includes HHI at age 15) keeps only athletes who competed at 15 (senior retention 22.4% vs. 16.3% in the cohort), so every row, including the baseline-only one, is computed on a sample selected on later participation. AUCs (± SD over folds) are from a single stratified 5-fold split (seed 42), as in the original analysis.</w:t>
       </w:r>
     </w:p>
     <w:p>
@@ -12165,7 +12276,7 @@
               <w:rPr>
                 <w:rStyle w:val="Revised"/>
               </w:rPr>
-              <w:t xml:space="preserve">≥ 5 results at ages 13-14</w:t>
+              <w:t xml:space="preserve">≥ 5 results at ages 13–14</w:t>
             </w:r>
           </w:p>
         </w:tc>
@@ -12223,7 +12334,7 @@
               <w:rPr>
                 <w:rStyle w:val="Revised"/>
               </w:rPr>
-              <w:t xml:space="preserve">≥ 8 results at ages 13-14</w:t>
+              <w:t xml:space="preserve">≥ 8 results at ages 13–14</w:t>
             </w:r>
           </w:p>
         </w:tc>
@@ -12278,10 +12389,7 @@
               <w:pStyle w:val="Compact"/>
             </w:pPr>
             <w:r>
-              <w:rPr>
-                <w:rStyle w:val="Revised"/>
-              </w:rPr>
-              <w:t xml:space="preserve">Finite-sample-corrected HHI* = (HHI - 1/n)/(1 - 1/n)</w:t>
+              <w:t xml:space="preserve">Finite-sample-corrected HHI* = (HHI − 1/n)/(1 − 1/n)</w:t>
             </w:r>
           </w:p>
         </w:tc>
@@ -12377,7 +12485,7 @@
         <w:rPr>
           <w:rStyle w:val="Revised"/>
         </w:rPr>
-        <w:t xml:space="preserve">-0.40;</w:t>
+        <w:t xml:space="preserve">−0.40;</w:t>
       </w:r>
       <w:r>
         <w:t xml:space="preserve"> </w:t>
@@ -12392,7 +12500,7 @@
         <w:rPr>
           <w:rStyle w:val="Revised"/>
         </w:rPr>
-        <w:t xml:space="preserve">-0.22.</w:t>
+        <w:t xml:space="preserve">−0.22. The corrected index is undefined for the 12 athletes with a single result at ages 13–14.</w:t>
       </w:r>
       <w:r>
         <w:t xml:space="preserve"> </w:t>
@@ -14102,7 +14210,7 @@
         <w:rPr>
           <w:rStyle w:val="Revised"/>
         </w:rPr>
-        <w:t xml:space="preserve">2 excluded (2 without registered sex, 0 without a baseline Tyrving score). The excluded</w:t>
+        <w:t xml:space="preserve">2 excluded (2 without registered sex; 0 further without a baseline Tyrving score). The excluded</w:t>
       </w:r>
       <w:r>
         <w:t xml:space="preserve"> </w:t>
@@ -20469,16 +20577,32 @@
         <w:t xml:space="preserve">0.66</w:t>
       </w:r>
       <w:r>
-        <w:t xml:space="preserve">, p =</w:t>
+        <w:t xml:space="preserve">,</w:t>
       </w:r>
       <w:r>
         <w:t xml:space="preserve"> </w:t>
       </w:r>
       <w:r>
         <w:rPr>
+          <w:i/>
+          <w:iCs/>
+        </w:rPr>
+        <w:t xml:space="preserve">p</w:t>
+      </w:r>
+      <w:r>
+        <w:t xml:space="preserve"> </w:t>
+      </w:r>
+      <w:r>
+        <w:t xml:space="preserve">=</w:t>
+      </w:r>
+      <w:r>
+        <w:t xml:space="preserve"> </w:t>
+      </w:r>
+      <w:r>
+        <w:rPr>
           <w:rStyle w:val="Revised"/>
         </w:rPr>
-        <w:t xml:space="preserve">0.42</w:t>
+        <w:t xml:space="preserve">.42</w:t>
       </w:r>
       <w:r>
         <w:t xml:space="preserve">.</w:t>
@@ -20546,7 +20670,28 @@
         <w:t xml:space="preserve"> </w:t>
       </w:r>
       <w:r>
-        <w:t xml:space="preserve">Kaplan–Meier retention curves stratified by the number of championship types entered before age 17 (range 0–4, comprising regional, youth-national, junior-national, and senior-national championships). Retention is strongly monotonic in number of championship types.</w:t>
+        <w:t xml:space="preserve">Kaplan–Meier retention curves stratified by the number of championship types entered before age 17 (range 0–4, comprising</w:t>
+      </w:r>
+      <w:r>
+        <w:t xml:space="preserve"> </w:t>
+      </w:r>
+      <w:r>
+        <w:rPr>
+          <w:rStyle w:val="Revised"/>
+        </w:rPr>
+        <w:t xml:space="preserve">district</w:t>
+      </w:r>
+      <w:r>
+        <w:t xml:space="preserve">, youth-national, junior-national, and senior-national championships</w:t>
+      </w:r>
+      <w:r>
+        <w:rPr>
+          <w:rStyle w:val="Revised"/>
+        </w:rPr>
+        <w:t xml:space="preserve">; classification in Supplementary Methods S-M12</w:t>
+      </w:r>
+      <w:r>
+        <w:t xml:space="preserve">). Retention is strongly monotonic in number of championship types.</w:t>
       </w:r>
     </w:p>
     <w:p>
@@ -21507,7 +21652,22 @@
               <w:pStyle w:val="Compact"/>
             </w:pPr>
             <w:r>
-              <w:t xml:space="preserve">§2.3 (complete register follow-up; censoring for athletes active 2024+), Supplementary Table S24 (fixed observation window)</w:t>
+              <w:t xml:space="preserve">§2.3 (complete register follow-up),</w:t>
+            </w:r>
+            <w:r>
+              <w:t xml:space="preserve"> </w:t>
+            </w:r>
+            <w:r>
+              <w:rPr>
+                <w:rStyle w:val="Revised"/>
+              </w:rPr>
+              <w:t xml:space="preserve">§2.4.1 and §2.5.4 (censoring for athletes active 2024+),</w:t>
+            </w:r>
+            <w:r>
+              <w:t xml:space="preserve"> </w:t>
+            </w:r>
+            <w:r>
+              <w:t xml:space="preserve">Supplementary Table S24 (fixed observation window)</w:t>
             </w:r>
             <w:r>
               <w:rPr>
@@ -21750,7 +21910,7 @@
               <w:rPr>
                 <w:rStyle w:val="Revised"/>
               </w:rPr>
-              <w:t xml:space="preserve">baseline Tyrving missing for 2 athletes, 0.1%; other variables complete</w:t>
+              <w:t xml:space="preserve">baseline Tyrving and sex missing for the same 2 athletes, 0.1%; HHI, volume and the outcome complete</w:t>
             </w:r>
             <w:r>
               <w:t xml:space="preserve">); Supplementary Table S25</w:t>

--- a/forskning/ncc-kohort/revision_r1/submission_r1/SUPPLEMENT_R1_highlighted.docx
+++ b/forskning/ncc-kohort/revision_r1/submission_r1/SUPPLEMENT_R1_highlighted.docx
@@ -166,7 +166,16 @@
         <w:t xml:space="preserve"> </w:t>
       </w:r>
       <w:r>
-        <w:t xml:space="preserve">Second, follow-up time is measured from age 16, so the age-16 portion of the exposure window (volume at ages 15–16) lies at the very start of the at-risk window; the fully contamination-free version of the same question is therefore the logistic change model of main-text Section 3.5 (level at 15 + change 15→16 among athletes active at 16, outcome at 20+), which involves no overlap at all. Proportional hazards were assessed via scaled Schoenfeld residuals (Grambsch &amp; Therneau, 1994). Pooled hazard ratios from the post-baseline specification average over the strongly time-varying pattern shown in Table 5 and are reported descriptively; no robustness quantity (e.g., E-value) is computed from that specification. Cluster-robust standard errors on club name (Lin &amp; Wei, 1989) and sex-stratified models are reported in Supplementary Tables S2 and S7. Kaplan–Meier curves were stratified by sex, ages-15–16 volume, and pre-17 championship types.</w:t>
+        <w:t xml:space="preserve">Second, follow-up time is measured from age 16, so the age-16 portion of the exposure window (volume at ages 15–16) lies at the very start of the at-risk window; the version of the same question without this overlap is therefore the logistic change model of main-text Section 3.5 (level at 15 + change 15→16 among athletes active at 16, outcome at 20+)</w:t>
+      </w:r>
+      <w:r>
+        <w:rPr>
+          <w:rStyle w:val="Revised"/>
+        </w:rPr>
+        <w:t xml:space="preserve">, although 16 was the final active season for a quarter of these athletes</w:t>
+      </w:r>
+      <w:r>
+        <w:t xml:space="preserve">. Proportional hazards were assessed via scaled Schoenfeld residuals (Grambsch &amp; Therneau, 1994). Pooled hazard ratios from the post-baseline specification average over the strongly time-varying pattern shown in Table 5 and are reported descriptively; no robustness quantity (e.g., E-value) is computed from that specification. Cluster-robust standard errors on club name (Lin &amp; Wei, 1989) and sex-stratified models are reported in Supplementary Tables S2 and S7. Kaplan–Meier curves were stratified by sex, ages-15–16 volume, and pre-17 championship types.</w:t>
       </w:r>
       <w:r>
         <w:t xml:space="preserve"> </w:t>
@@ -558,7 +567,7 @@
         <w:t xml:space="preserve">800</w:t>
       </w:r>
       <w:r>
-        <w:t xml:space="preserve">, for whom at least one season precedes the penultimate), the share whose penultimate-season volume was reduced but nonzero relative to their earlier personal peak, at their peak (abrupt profile), or zero (gap year). The contamination-free change model is a logistic regression among athletes with ≥2 results at age 16 (n =</w:t>
+        <w:t xml:space="preserve">, for whom at least one season precedes the penultimate), the share whose penultimate-season volume was reduced but nonzero relative to their earlier personal peak, at their peak (abrupt profile), or zero (gap year). The change model</w:t>
       </w:r>
       <w:r>
         <w:t xml:space="preserve"> </w:t>
@@ -567,6 +576,21 @@
         <w:rPr>
           <w:rStyle w:val="Revised"/>
         </w:rPr>
+        <w:t xml:space="preserve">among athletes still active at 16</w:t>
+      </w:r>
+      <w:r>
+        <w:t xml:space="preserve"> </w:t>
+      </w:r>
+      <w:r>
+        <w:t xml:space="preserve">is a logistic regression among athletes with ≥2 results at age 16 (n =</w:t>
+      </w:r>
+      <w:r>
+        <w:t xml:space="preserve"> </w:t>
+      </w:r>
+      <w:r>
+        <w:rPr>
+          <w:rStyle w:val="Revised"/>
+        </w:rPr>
         <w:t xml:space="preserve">1,088</w:t>
       </w:r>
       <w:r>
@@ -579,7 +603,16 @@
         <w:t xml:space="preserve">; volume at 16 minus volume at 15</w:t>
       </w:r>
       <w:r>
-        <w:t xml:space="preserve">). All predictors are measured by age 16 and every athlete in the sample is, by construction, still active when measured; the outcome window begins at age 20.</w:t>
+        <w:t xml:space="preserve">). All predictors are measured by age 16 and every athlete in the sample is, by construction, still active when measured</w:t>
+      </w:r>
+      <w:r>
+        <w:rPr>
+          <w:rStyle w:val="Revised"/>
+        </w:rPr>
+        <w:t xml:space="preserve">, although for 269 of them 16 was the final active season</w:t>
+      </w:r>
+      <w:r>
+        <w:t xml:space="preserve">; the outcome window begins at age 20.</w:t>
       </w:r>
       <w:r>
         <w:t xml:space="preserve"> </w:t>
@@ -4576,7 +4609,22 @@
         <w:t xml:space="preserve"> </w:t>
       </w:r>
       <w:r>
-        <w:t xml:space="preserve">age-16 share of the exposure window lies at the start of the at-risk window (see Supplementary Methods S-M1). The fully contamination-free logistic analogue is the change model in main-text Section 3.5 / Supplementary Table S19.</w:t>
+        <w:t xml:space="preserve">age-16 share of the exposure window lies at the start of the at-risk window (see Supplementary Methods S-M1). The logistic analogue</w:t>
+      </w:r>
+      <w:r>
+        <w:t xml:space="preserve"> </w:t>
+      </w:r>
+      <w:r>
+        <w:rPr>
+          <w:rStyle w:val="Revised"/>
+        </w:rPr>
+        <w:t xml:space="preserve">among athletes still active at 16</w:t>
+      </w:r>
+      <w:r>
+        <w:t xml:space="preserve"> </w:t>
+      </w:r>
+      <w:r>
+        <w:t xml:space="preserve">is the change model in main-text Section 3.5 / Supplementary Table S19.</w:t>
       </w:r>
     </w:p>
     <w:p>
@@ -5952,7 +6000,10 @@
               <w:pStyle w:val="Compact"/>
             </w:pPr>
             <w:r>
-              <w:t xml:space="preserve">Contamination-free change model</w:t>
+              <w:rPr>
+                <w:rStyle w:val="Revised"/>
+              </w:rPr>
+              <w:t xml:space="preserve">Change model among athletes active at 16</w:t>
             </w:r>
           </w:p>
         </w:tc>
@@ -12128,7 +12179,22 @@
         <w:t xml:space="preserve"> </w:t>
       </w:r>
       <w:r>
-        <w:t xml:space="preserve">all predictors are measured by 16, so neither predictor can be the exit itself. See Supplementary Methods S-M6.</w:t>
+        <w:t xml:space="preserve">all predictors are measured by 16, so neither predictor can be the exit</w:t>
+      </w:r>
+      <w:r>
+        <w:t xml:space="preserve"> </w:t>
+      </w:r>
+      <w:r>
+        <w:rPr>
+          <w:rStyle w:val="Revised"/>
+        </w:rPr>
+        <w:t xml:space="preserve">itself, although 16 was the final active season for 269 of the 1,088. In the level form, volume at 15 had OR = 1.03 per meet [1.01, 1.05] once volume at 16 was known.</w:t>
+      </w:r>
+      <w:r>
+        <w:t xml:space="preserve"> </w:t>
+      </w:r>
+      <w:r>
+        <w:t xml:space="preserve">See Supplementary Methods S-M6.</w:t>
       </w:r>
     </w:p>
     <w:p>
@@ -21376,7 +21442,22 @@
               <w:pStyle w:val="Compact"/>
             </w:pPr>
             <w:r>
-              <w:t xml:space="preserve">§2.5.1 (baseline-only design), §2.5.3 (exit-aligned + contamination-free change model</w:t>
+              <w:t xml:space="preserve">§2.5.1 (baseline-only design), §2.5.3 (exit-aligned +</w:t>
+            </w:r>
+            <w:r>
+              <w:t xml:space="preserve"> </w:t>
+            </w:r>
+            <w:r>
+              <w:rPr>
+                <w:rStyle w:val="Revised"/>
+              </w:rPr>
+              <w:t xml:space="preserve">active-at-16</w:t>
+            </w:r>
+            <w:r>
+              <w:t xml:space="preserve"> </w:t>
+            </w:r>
+            <w:r>
+              <w:t xml:space="preserve">change model</w:t>
             </w:r>
             <w:r>
               <w:t xml:space="preserve"> </w:t>

--- a/forskning/ncc-kohort/revision_r1/submission_r1/SUPPLEMENT_R1_highlighted.docx
+++ b/forskning/ncc-kohort/revision_r1/submission_r1/SUPPLEMENT_R1_highlighted.docx
@@ -973,18 +973,30 @@
         <w:rPr>
           <w:rStyle w:val="Revised"/>
         </w:rPr>
-        <w:t xml:space="preserve">Championship types (post-baseline models only): a type is counted when the athlete has a result before age 17 at a meet whose name identifies it as a district, youth-national, junior-national or senior-national championship. The submitted coding matched</w:t>
+        <w:t xml:space="preserve">Championship types (post-baseline models only): a type is counted when the athlete has a result before age 17 at a meet whose name identifies it as a district (KM, DM, FM), youth-national (UM), junior-national or senior-national championship, in an age class open to the athlete. National championships are open from age 15; at national combined-events championships athletes under 17 compete in youth classes (counted as youth-national); a district championship named for some age classes (e.g. </w:t>
       </w:r>
       <w:r>
         <w:rPr>
           <w:rStyle w:val="Revised"/>
         </w:rPr>
-        <w:t xml:space="preserve"> </w:t>
+        <w:t xml:space="preserve">“11–14 år”</w:t>
       </w:r>
       <w:r>
         <w:rPr>
           <w:rStyle w:val="Revised"/>
         </w:rPr>
+        <w:t xml:space="preserve">, senior) counts only for those ages. Not counted: relay championships (individual results there are side events), qualification, preparation, unofficial and test meets, veterans’ and school championships, meets abroad, and multi-district regional championships (e.g. North Norwegian). The submitted coding matched</w:t>
+      </w:r>
+      <w:r>
+        <w:rPr>
+          <w:rStyle w:val="Revised"/>
+        </w:rPr>
+        <w:t xml:space="preserve"> </w:t>
+      </w:r>
+      <w:r>
+        <w:rPr>
+          <w:rStyle w:val="Revised"/>
+        </w:rPr>
         <w:t xml:space="preserve">“UM”</w:t>
       </w:r>
       <w:r>
@@ -997,7 +1009,7 @@
         <w:rPr>
           <w:rStyle w:val="Revised"/>
         </w:rPr>
-        <w:t xml:space="preserve">(youth championships) as letters anywhere in a meet name (e.g. Bærum, Jubileumsstevne), counted</w:t>
+        <w:t xml:space="preserve">as letters anywhere in a meet name (e.g. Bærum, Jubileumsstevne), counted</w:t>
       </w:r>
       <w:r>
         <w:rPr>
@@ -1021,7 +1033,19 @@
         <w:rPr>
           <w:rStyle w:val="Revised"/>
         </w:rPr>
-        <w:t xml:space="preserve">as a senior championship, and counted qualification, preparation, unofficial and veterans’ meets and side events at national championships before age 15 (the age from which they are open); corrected, the count changed for 318 athletes.</w:t>
+        <w:t xml:space="preserve">as a senior championship, and counted the excluded meets. Every matched meet name was read; corrected, the count changed for 361 athletes. For 10 athletes the district type rests only on meets with embedded district-championship events (</w:t>
+      </w:r>
+      <w:r>
+        <w:rPr>
+          <w:rStyle w:val="Revised"/>
+        </w:rPr>
+        <w:t xml:space="preserve">“innlagt KM”</w:t>
+      </w:r>
+      <w:r>
+        <w:rPr>
+          <w:rStyle w:val="Revised"/>
+        </w:rPr>
+        <w:t xml:space="preserve">), at which they may have entered other events.</w:t>
       </w:r>
     </w:p>
     <w:p>
@@ -1465,21 +1489,21 @@
               <w:rPr>
                 <w:rStyle w:val="Revised"/>
               </w:rPr>
-              <w:t xml:space="preserve">3.07</w:t>
-            </w:r>
-          </w:p>
-        </w:tc>
-        <w:tc>
-          <w:tcPr/>
-          <w:p>
-            <w:pPr>
-              <w:pStyle w:val="Compact"/>
-            </w:pPr>
-            <w:r>
-              <w:rPr>
-                <w:rStyle w:val="Revised"/>
-              </w:rPr>
-              <w:t xml:space="preserve">.080</w:t>
+              <w:t xml:space="preserve">2.58</w:t>
+            </w:r>
+          </w:p>
+        </w:tc>
+        <w:tc>
+          <w:tcPr/>
+          <w:p>
+            <w:pPr>
+              <w:pStyle w:val="Compact"/>
+            </w:pPr>
+            <w:r>
+              <w:rPr>
+                <w:rStyle w:val="Revised"/>
+              </w:rPr>
+              <w:t xml:space="preserve">.108</w:t>
             </w:r>
           </w:p>
         </w:tc>
@@ -1506,21 +1530,21 @@
               <w:rPr>
                 <w:rStyle w:val="Revised"/>
               </w:rPr>
-              <w:t xml:space="preserve">0.02</w:t>
-            </w:r>
-          </w:p>
-        </w:tc>
-        <w:tc>
-          <w:tcPr/>
-          <w:p>
-            <w:pPr>
-              <w:pStyle w:val="Compact"/>
-            </w:pPr>
-            <w:r>
-              <w:rPr>
-                <w:rStyle w:val="Revised"/>
-              </w:rPr>
-              <w:t xml:space="preserve">.877</w:t>
+              <w:t xml:space="preserve">0.00</w:t>
+            </w:r>
+          </w:p>
+        </w:tc>
+        <w:tc>
+          <w:tcPr/>
+          <w:p>
+            <w:pPr>
+              <w:pStyle w:val="Compact"/>
+            </w:pPr>
+            <w:r>
+              <w:rPr>
+                <w:rStyle w:val="Revised"/>
+              </w:rPr>
+              <w:t xml:space="preserve">.954</w:t>
             </w:r>
           </w:p>
         </w:tc>
@@ -1550,7 +1574,7 @@
               <w:rPr>
                 <w:rStyle w:val="Revised"/>
               </w:rPr>
-              <w:t xml:space="preserve">12.98</w:t>
+              <w:t xml:space="preserve">12.86</w:t>
             </w:r>
           </w:p>
         </w:tc>
@@ -1588,7 +1612,7 @@
               <w:rPr>
                 <w:rStyle w:val="Revised"/>
               </w:rPr>
-              <w:t xml:space="preserve">264.28</w:t>
+              <w:t xml:space="preserve">262.84</w:t>
             </w:r>
           </w:p>
         </w:tc>
@@ -1626,21 +1650,21 @@
               <w:rPr>
                 <w:rStyle w:val="Revised"/>
               </w:rPr>
-              <w:t xml:space="preserve">6.32</w:t>
-            </w:r>
-          </w:p>
-        </w:tc>
-        <w:tc>
-          <w:tcPr/>
-          <w:p>
-            <w:pPr>
-              <w:pStyle w:val="Compact"/>
-            </w:pPr>
-            <w:r>
-              <w:rPr>
-                <w:rStyle w:val="Revised"/>
-              </w:rPr>
-              <w:t xml:space="preserve">.012</w:t>
+              <w:t xml:space="preserve">8.71</w:t>
+            </w:r>
+          </w:p>
+        </w:tc>
+        <w:tc>
+          <w:tcPr/>
+          <w:p>
+            <w:pPr>
+              <w:pStyle w:val="Compact"/>
+            </w:pPr>
+            <w:r>
+              <w:rPr>
+                <w:rStyle w:val="Revised"/>
+              </w:rPr>
+              <w:t xml:space="preserve">.003</w:t>
             </w:r>
           </w:p>
         </w:tc>
@@ -1775,7 +1799,7 @@
               <w:rPr>
                 <w:rStyle w:val="Revised"/>
               </w:rPr>
-              <w:t xml:space="preserve">.018</w:t>
+              <w:t xml:space="preserve">.017</w:t>
             </w:r>
           </w:p>
         </w:tc>
@@ -1816,21 +1840,21 @@
               <w:rPr>
                 <w:rStyle w:val="Revised"/>
               </w:rPr>
-              <w:t xml:space="preserve">[0.87, 0.98]</w:t>
-            </w:r>
-          </w:p>
-        </w:tc>
-        <w:tc>
-          <w:tcPr/>
-          <w:p>
-            <w:pPr>
-              <w:pStyle w:val="Compact"/>
-            </w:pPr>
-            <w:r>
-              <w:rPr>
-                <w:rStyle w:val="Revised"/>
-              </w:rPr>
-              <w:t xml:space="preserve">.010</w:t>
+              <w:t xml:space="preserve">[0.86, 0.98]</w:t>
+            </w:r>
+          </w:p>
+        </w:tc>
+        <w:tc>
+          <w:tcPr/>
+          <w:p>
+            <w:pPr>
+              <w:pStyle w:val="Compact"/>
+            </w:pPr>
+            <w:r>
+              <w:rPr>
+                <w:rStyle w:val="Revised"/>
+              </w:rPr>
+              <w:t xml:space="preserve">.009</w:t>
             </w:r>
           </w:p>
         </w:tc>
@@ -1860,35 +1884,35 @@
               <w:rPr>
                 <w:rStyle w:val="Revised"/>
               </w:rPr>
-              <w:t xml:space="preserve">0.98</w:t>
-            </w:r>
-          </w:p>
-        </w:tc>
-        <w:tc>
-          <w:tcPr/>
-          <w:p>
-            <w:pPr>
-              <w:pStyle w:val="Compact"/>
-            </w:pPr>
-            <w:r>
-              <w:rPr>
-                <w:rStyle w:val="Revised"/>
-              </w:rPr>
-              <w:t xml:space="preserve">[0.92, 1.04]</w:t>
-            </w:r>
-          </w:p>
-        </w:tc>
-        <w:tc>
-          <w:tcPr/>
-          <w:p>
-            <w:pPr>
-              <w:pStyle w:val="Compact"/>
-            </w:pPr>
-            <w:r>
-              <w:rPr>
-                <w:rStyle w:val="Revised"/>
-              </w:rPr>
-              <w:t xml:space="preserve">.450</w:t>
+              <w:t xml:space="preserve">0.97</w:t>
+            </w:r>
+          </w:p>
+        </w:tc>
+        <w:tc>
+          <w:tcPr/>
+          <w:p>
+            <w:pPr>
+              <w:pStyle w:val="Compact"/>
+            </w:pPr>
+            <w:r>
+              <w:rPr>
+                <w:rStyle w:val="Revised"/>
+              </w:rPr>
+              <w:t xml:space="preserve">[0.91, 1.03]</w:t>
+            </w:r>
+          </w:p>
+        </w:tc>
+        <w:tc>
+          <w:tcPr/>
+          <w:p>
+            <w:pPr>
+              <w:pStyle w:val="Compact"/>
+            </w:pPr>
+            <w:r>
+              <w:rPr>
+                <w:rStyle w:val="Revised"/>
+              </w:rPr>
+              <w:t xml:space="preserve">.374</w:t>
             </w:r>
           </w:p>
         </w:tc>
@@ -1915,7 +1939,7 @@
               <w:rPr>
                 <w:rStyle w:val="Revised"/>
               </w:rPr>
-              <w:t xml:space="preserve">0.49</w:t>
+              <w:t xml:space="preserve">0.48</w:t>
             </w:r>
           </w:p>
         </w:tc>
@@ -1981,7 +2005,7 @@
               <w:rPr>
                 <w:rStyle w:val="Revised"/>
               </w:rPr>
-              <w:t xml:space="preserve">[0.64, 0.77]</w:t>
+              <w:t xml:space="preserve">[0.64, 0.76]</w:t>
             </w:r>
           </w:p>
         </w:tc>
@@ -2939,21 +2963,21 @@
               <w:rPr>
                 <w:rStyle w:val="Revised"/>
               </w:rPr>
-              <w:t xml:space="preserve">0.98</w:t>
-            </w:r>
-          </w:p>
-        </w:tc>
-        <w:tc>
-          <w:tcPr/>
-          <w:p>
-            <w:pPr>
-              <w:pStyle w:val="Compact"/>
-            </w:pPr>
-            <w:r>
-              <w:rPr>
-                <w:rStyle w:val="Revised"/>
-              </w:rPr>
-              <w:t xml:space="preserve">0.98</w:t>
+              <w:t xml:space="preserve">0.97</w:t>
+            </w:r>
+          </w:p>
+        </w:tc>
+        <w:tc>
+          <w:tcPr/>
+          <w:p>
+            <w:pPr>
+              <w:pStyle w:val="Compact"/>
+            </w:pPr>
+            <w:r>
+              <w:rPr>
+                <w:rStyle w:val="Revised"/>
+              </w:rPr>
+              <w:t xml:space="preserve">0.97</w:t>
             </w:r>
           </w:p>
         </w:tc>
@@ -2980,21 +3004,21 @@
               <w:rPr>
                 <w:rStyle w:val="Revised"/>
               </w:rPr>
-              <w:t xml:space="preserve">0.49</w:t>
-            </w:r>
-          </w:p>
-        </w:tc>
-        <w:tc>
-          <w:tcPr/>
-          <w:p>
-            <w:pPr>
-              <w:pStyle w:val="Compact"/>
-            </w:pPr>
-            <w:r>
-              <w:rPr>
-                <w:rStyle w:val="Revised"/>
-              </w:rPr>
-              <w:t xml:space="preserve">0.49</w:t>
+              <w:t xml:space="preserve">0.48</w:t>
+            </w:r>
+          </w:p>
+        </w:tc>
+        <w:tc>
+          <w:tcPr/>
+          <w:p>
+            <w:pPr>
+              <w:pStyle w:val="Compact"/>
+            </w:pPr>
+            <w:r>
+              <w:rPr>
+                <w:rStyle w:val="Revised"/>
+              </w:rPr>
+              <w:t xml:space="preserve">0.48</w:t>
             </w:r>
           </w:p>
         </w:tc>
@@ -3357,7 +3381,7 @@
         <w:rPr>
           <w:rStyle w:val="Revised"/>
         </w:rPr>
-        <w:t xml:space="preserve">Post-baseline specification. HHI is one of the covariates that violate proportional hazards (Supplementary Table S1); stratifying on it leaves the other estimates unchanged. The dominant violation, ages-15–16 volume, is addressed by the period-specific estimates in Table 5, not by this model.</w:t>
+        <w:t xml:space="preserve">Post-baseline specification. HHI is one of the covariates that violate proportional hazards (Supplementary Table S1); stratifying on it leaves the other estimates essentially unchanged. The dominant violation, ages-15–16 volume, is addressed by the period-specific estimates in Table 5, not by this model.</w:t>
       </w:r>
     </w:p>
     <w:p>
@@ -3538,7 +3562,7 @@
               <w:rPr>
                 <w:rStyle w:val="Revised"/>
               </w:rPr>
-              <w:t xml:space="preserve">.674</w:t>
+              <w:t xml:space="preserve">.698</w:t>
             </w:r>
           </w:p>
         </w:tc>
@@ -3612,7 +3636,7 @@
               <w:rPr>
                 <w:rStyle w:val="Revised"/>
               </w:rPr>
-              <w:t xml:space="preserve">.284</w:t>
+              <w:t xml:space="preserve">.274</w:t>
             </w:r>
           </w:p>
         </w:tc>
@@ -3655,7 +3679,7 @@
               <w:rPr>
                 <w:rStyle w:val="Revised"/>
               </w:rPr>
-              <w:t xml:space="preserve">0.49</w:t>
+              <w:t xml:space="preserve">0.48</w:t>
             </w:r>
           </w:p>
         </w:tc>
@@ -3723,21 +3747,21 @@
               <w:rPr>
                 <w:rStyle w:val="Revised"/>
               </w:rPr>
-              <w:t xml:space="preserve">0.61</w:t>
-            </w:r>
-          </w:p>
-        </w:tc>
-        <w:tc>
-          <w:tcPr/>
-          <w:p>
-            <w:pPr>
-              <w:pStyle w:val="Compact"/>
-            </w:pPr>
-            <w:r>
-              <w:rPr>
-                <w:rStyle w:val="Revised"/>
-              </w:rPr>
-              <w:t xml:space="preserve">[0.55, 0.68]</w:t>
+              <w:t xml:space="preserve">0.60</w:t>
+            </w:r>
+          </w:p>
+        </w:tc>
+        <w:tc>
+          <w:tcPr/>
+          <w:p>
+            <w:pPr>
+              <w:pStyle w:val="Compact"/>
+            </w:pPr>
+            <w:r>
+              <w:rPr>
+                <w:rStyle w:val="Revised"/>
+              </w:rPr>
+              <w:t xml:space="preserve">[0.54, 0.67]</w:t>
             </w:r>
           </w:p>
         </w:tc>
@@ -3800,21 +3824,21 @@
               <w:rPr>
                 <w:rStyle w:val="Revised"/>
               </w:rPr>
-              <w:t xml:space="preserve">0.84</w:t>
-            </w:r>
-          </w:p>
-        </w:tc>
-        <w:tc>
-          <w:tcPr/>
-          <w:p>
-            <w:pPr>
-              <w:pStyle w:val="Compact"/>
-            </w:pPr>
-            <w:r>
-              <w:rPr>
-                <w:rStyle w:val="Revised"/>
-              </w:rPr>
-              <w:t xml:space="preserve">[0.78, 0.90]</w:t>
+              <w:t xml:space="preserve">0.83</w:t>
+            </w:r>
+          </w:p>
+        </w:tc>
+        <w:tc>
+          <w:tcPr/>
+          <w:p>
+            <w:pPr>
+              <w:pStyle w:val="Compact"/>
+            </w:pPr>
+            <w:r>
+              <w:rPr>
+                <w:rStyle w:val="Revised"/>
+              </w:rPr>
+              <w:t xml:space="preserve">[0.78, 0.89]</w:t>
             </w:r>
           </w:p>
         </w:tc>
@@ -3874,7 +3898,7 @@
               <w:rPr>
                 <w:rStyle w:val="Revised"/>
               </w:rPr>
-              <w:t xml:space="preserve">0.99</w:t>
+              <w:t xml:space="preserve">0.98</w:t>
             </w:r>
           </w:p>
         </w:tc>
@@ -3902,7 +3926,7 @@
               <w:rPr>
                 <w:rStyle w:val="Revised"/>
               </w:rPr>
-              <w:t xml:space="preserve">.671</w:t>
+              <w:t xml:space="preserve">.553</w:t>
             </w:r>
           </w:p>
         </w:tc>
@@ -4068,7 +4092,7 @@
         <w:rPr>
           <w:rStyle w:val="Revised"/>
         </w:rPr>
-        <w:t xml:space="preserve">0.852 (male) and 0.844 (female).</w:t>
+        <w:t xml:space="preserve">0.851 (male) and 0.846 (female).</w:t>
       </w:r>
       <w:r>
         <w:t xml:space="preserve"> </w:t>
@@ -4083,7 +4107,7 @@
         <w:rPr>
           <w:rStyle w:val="Revised"/>
         </w:rPr>
-        <w:t xml:space="preserve">0.49</w:t>
+        <w:t xml:space="preserve">0.48</w:t>
       </w:r>
       <w:r>
         <w:t xml:space="preserve"> </w:t>
@@ -4225,7 +4249,7 @@
               <w:rPr>
                 <w:rStyle w:val="Revised"/>
               </w:rPr>
-              <w:t xml:space="preserve">[1.10, 1.43]</w:t>
+              <w:t xml:space="preserve">[1.10, 1.42]</w:t>
             </w:r>
           </w:p>
         </w:tc>
@@ -4277,21 +4301,21 @@
               <w:rPr>
                 <w:rStyle w:val="Revised"/>
               </w:rPr>
-              <w:t xml:space="preserve">[0.85, 0.98]</w:t>
-            </w:r>
-          </w:p>
-        </w:tc>
-        <w:tc>
-          <w:tcPr/>
-          <w:p>
-            <w:pPr>
-              <w:pStyle w:val="Compact"/>
-            </w:pPr>
-            <w:r>
-              <w:rPr>
-                <w:rStyle w:val="Revised"/>
-              </w:rPr>
-              <w:t xml:space="preserve">.014</w:t>
+              <w:t xml:space="preserve">[0.84, 0.98]</w:t>
+            </w:r>
+          </w:p>
+        </w:tc>
+        <w:tc>
+          <w:tcPr/>
+          <w:p>
+            <w:pPr>
+              <w:pStyle w:val="Compact"/>
+            </w:pPr>
+            <w:r>
+              <w:rPr>
+                <w:rStyle w:val="Revised"/>
+              </w:rPr>
+              <w:t xml:space="preserve">.010</w:t>
             </w:r>
           </w:p>
         </w:tc>
@@ -4335,7 +4359,7 @@
               <w:rPr>
                 <w:rStyle w:val="Revised"/>
               </w:rPr>
-              <w:t xml:space="preserve">[0.85, 0.97]</w:t>
+              <w:t xml:space="preserve">[0.84, 0.96]</w:t>
             </w:r>
           </w:p>
         </w:tc>
@@ -4394,7 +4418,7 @@
               <w:rPr>
                 <w:rStyle w:val="Revised"/>
               </w:rPr>
-              <w:t xml:space="preserve">[0.65, 0.78]</w:t>
+              <w:t xml:space="preserve">[0.65, 0.77]</w:t>
             </w:r>
           </w:p>
         </w:tc>
@@ -4432,21 +4456,21 @@
               <w:rPr>
                 <w:rStyle w:val="Revised"/>
               </w:rPr>
-              <w:t xml:space="preserve">0.81</w:t>
-            </w:r>
-          </w:p>
-        </w:tc>
-        <w:tc>
-          <w:tcPr/>
-          <w:p>
-            <w:pPr>
-              <w:pStyle w:val="Compact"/>
-            </w:pPr>
-            <w:r>
-              <w:rPr>
-                <w:rStyle w:val="Revised"/>
-              </w:rPr>
-              <w:t xml:space="preserve">[0.74, 0.89]</w:t>
+              <w:t xml:space="preserve">0.82</w:t>
+            </w:r>
+          </w:p>
+        </w:tc>
+        <w:tc>
+          <w:tcPr/>
+          <w:p>
+            <w:pPr>
+              <w:pStyle w:val="Compact"/>
+            </w:pPr>
+            <w:r>
+              <w:rPr>
+                <w:rStyle w:val="Revised"/>
+              </w:rPr>
+              <w:t xml:space="preserve">[0.75, 0.90]</w:t>
             </w:r>
           </w:p>
         </w:tc>
@@ -5527,21 +5551,21 @@
               <w:rPr>
                 <w:rStyle w:val="Revised"/>
               </w:rPr>
-              <w:t xml:space="preserve">[0.87, 0.98]</w:t>
-            </w:r>
-          </w:p>
-        </w:tc>
-        <w:tc>
-          <w:tcPr/>
-          <w:p>
-            <w:pPr>
-              <w:pStyle w:val="Compact"/>
-            </w:pPr>
-            <w:r>
-              <w:rPr>
-                <w:rStyle w:val="Revised"/>
-              </w:rPr>
-              <w:t xml:space="preserve">.006</w:t>
+              <w:t xml:space="preserve">[0.87, 0.97]</w:t>
+            </w:r>
+          </w:p>
+        </w:tc>
+        <w:tc>
+          <w:tcPr/>
+          <w:p>
+            <w:pPr>
+              <w:pStyle w:val="Compact"/>
+            </w:pPr>
+            <w:r>
+              <w:rPr>
+                <w:rStyle w:val="Revised"/>
+              </w:rPr>
+              <w:t xml:space="preserve">.005</w:t>
             </w:r>
           </w:p>
         </w:tc>
@@ -5568,35 +5592,38 @@
               <w:pStyle w:val="Compact"/>
             </w:pPr>
             <w:r>
-              <w:t xml:space="preserve">0.96</w:t>
-            </w:r>
-          </w:p>
-        </w:tc>
-        <w:tc>
-          <w:tcPr/>
-          <w:p>
-            <w:pPr>
-              <w:pStyle w:val="Compact"/>
-            </w:pPr>
-            <w:r>
-              <w:rPr>
-                <w:rStyle w:val="Revised"/>
-              </w:rPr>
-              <w:t xml:space="preserve">[0.91, 1.01]</w:t>
-            </w:r>
-          </w:p>
-        </w:tc>
-        <w:tc>
-          <w:tcPr/>
-          <w:p>
-            <w:pPr>
-              <w:pStyle w:val="Compact"/>
-            </w:pPr>
-            <w:r>
-              <w:rPr>
-                <w:rStyle w:val="Revised"/>
-              </w:rPr>
-              <w:t xml:space="preserve">.104</w:t>
+              <w:rPr>
+                <w:rStyle w:val="Revised"/>
+              </w:rPr>
+              <w:t xml:space="preserve">0.95</w:t>
+            </w:r>
+          </w:p>
+        </w:tc>
+        <w:tc>
+          <w:tcPr/>
+          <w:p>
+            <w:pPr>
+              <w:pStyle w:val="Compact"/>
+            </w:pPr>
+            <w:r>
+              <w:rPr>
+                <w:rStyle w:val="Revised"/>
+              </w:rPr>
+              <w:t xml:space="preserve">[0.90, 1.01]</w:t>
+            </w:r>
+          </w:p>
+        </w:tc>
+        <w:tc>
+          <w:tcPr/>
+          <w:p>
+            <w:pPr>
+              <w:pStyle w:val="Compact"/>
+            </w:pPr>
+            <w:r>
+              <w:rPr>
+                <w:rStyle w:val="Revised"/>
+              </w:rPr>
+              <w:t xml:space="preserve">.079</w:t>
             </w:r>
           </w:p>
         </w:tc>
@@ -5627,21 +5654,21 @@
               <w:rPr>
                 <w:rStyle w:val="Revised"/>
               </w:rPr>
-              <w:t xml:space="preserve">0.55</w:t>
-            </w:r>
-          </w:p>
-        </w:tc>
-        <w:tc>
-          <w:tcPr/>
-          <w:p>
-            <w:pPr>
-              <w:pStyle w:val="Compact"/>
-            </w:pPr>
-            <w:r>
-              <w:rPr>
-                <w:rStyle w:val="Revised"/>
-              </w:rPr>
-              <w:t xml:space="preserve">[0.50, 0.60]</w:t>
+              <w:t xml:space="preserve">0.54</w:t>
+            </w:r>
+          </w:p>
+        </w:tc>
+        <w:tc>
+          <w:tcPr/>
+          <w:p>
+            <w:pPr>
+              <w:pStyle w:val="Compact"/>
+            </w:pPr>
+            <w:r>
+              <w:rPr>
+                <w:rStyle w:val="Revised"/>
+              </w:rPr>
+              <w:t xml:space="preserve">[0.50, 0.59]</w:t>
             </w:r>
           </w:p>
         </w:tc>
@@ -5693,7 +5720,7 @@
               <w:rPr>
                 <w:rStyle w:val="Revised"/>
               </w:rPr>
-              <w:t xml:space="preserve">[0.70, 0.82]</w:t>
+              <w:t xml:space="preserve">[0.70, 0.83]</w:t>
             </w:r>
           </w:p>
         </w:tc>
@@ -8991,13 +9018,28 @@
       </w:r>
     </w:p>
     <w:bookmarkEnd w:id="37"/>
-    <w:bookmarkStart w:id="38" w:name="Xb293417190d9faaf41133ce5387c505a3b79956"/>
+    <w:bookmarkStart w:id="38" w:name="Xdb0524e60331b00b314991104db8094c3fd0d54"/>
     <w:p>
       <w:pPr>
         <w:pStyle w:val="Heading2"/>
       </w:pPr>
       <w:r>
-        <w:t xml:space="preserve">Table S15. Time-aligned behavior versus performance</w:t>
+        <w:t xml:space="preserve">Table S15.</w:t>
+      </w:r>
+      <w:r>
+        <w:t xml:space="preserve"> </w:t>
+      </w:r>
+      <w:r>
+        <w:rPr>
+          <w:rStyle w:val="Revised"/>
+        </w:rPr>
+        <w:t xml:space="preserve">Baseline-window</w:t>
+      </w:r>
+      <w:r>
+        <w:t xml:space="preserve"> </w:t>
+      </w:r>
+      <w:r>
+        <w:t xml:space="preserve">behavior versus performance</w:t>
       </w:r>
       <w:r>
         <w:t xml:space="preserve"> </w:t>
@@ -12179,7 +12221,7 @@
         <w:t xml:space="preserve"> </w:t>
       </w:r>
       <w:r>
-        <w:t xml:space="preserve">all predictors are measured by 16, so neither predictor can be the exit</w:t>
+        <w:t xml:space="preserve">all predictors are measured by 16, so</w:t>
       </w:r>
       <w:r>
         <w:t xml:space="preserve"> </w:t>
@@ -12188,7 +12230,37 @@
         <w:rPr>
           <w:rStyle w:val="Revised"/>
         </w:rPr>
-        <w:t xml:space="preserve">itself, although 16 was the final active season for 269 of the 1,088. In the level form, volume at 15 had OR = 1.03 per meet [1.01, 1.05] once volume at 16 was known.</w:t>
+        <w:t xml:space="preserve">no</w:t>
+      </w:r>
+      <w:r>
+        <w:t xml:space="preserve"> </w:t>
+      </w:r>
+      <w:r>
+        <w:t xml:space="preserve">predictor</w:t>
+      </w:r>
+      <w:r>
+        <w:t xml:space="preserve"> </w:t>
+      </w:r>
+      <w:r>
+        <w:rPr>
+          <w:rStyle w:val="Revised"/>
+        </w:rPr>
+        <w:t xml:space="preserve">is measured after exit; for 269 of</w:t>
+      </w:r>
+      <w:r>
+        <w:t xml:space="preserve"> </w:t>
+      </w:r>
+      <w:r>
+        <w:t xml:space="preserve">the</w:t>
+      </w:r>
+      <w:r>
+        <w:t xml:space="preserve"> </w:t>
+      </w:r>
+      <w:r>
+        <w:rPr>
+          <w:rStyle w:val="Revised"/>
+        </w:rPr>
+        <w:t xml:space="preserve">1,088, 16 was the final active season, so their change from 15 to 16 ends in that season. In the level form, volume at 15 had OR = 1.03 per meet [1.01, 1.05] once volume at 16 was known.</w:t>
       </w:r>
       <w:r>
         <w:t xml:space="preserve"> </w:t>
@@ -13516,6 +13588,50 @@
               <w:rPr>
                 <w:rStyle w:val="Revised"/>
               </w:rPr>
+              <w:t xml:space="preserve">Volume OR, club fixed effects (conditional logit; comparisons within clubs)</w:t>
+            </w:r>
+          </w:p>
+        </w:tc>
+        <w:tc>
+          <w:tcPr/>
+          <w:p>
+            <w:pPr>
+              <w:pStyle w:val="Compact"/>
+            </w:pPr>
+            <w:r>
+              <w:rPr>
+                <w:rStyle w:val="Revised"/>
+              </w:rPr>
+              <w:t xml:space="preserve">2.28 [1.93, 2.69]</w:t>
+            </w:r>
+          </w:p>
+        </w:tc>
+        <w:tc>
+          <w:tcPr/>
+          <w:p>
+            <w:pPr>
+              <w:pStyle w:val="Compact"/>
+            </w:pPr>
+            <w:r>
+              <w:rPr>
+                <w:rStyle w:val="Revised"/>
+              </w:rPr>
+              <w:t xml:space="preserve">1,698 athletes in the 127 clubs with both outcomes</w:t>
+            </w:r>
+          </w:p>
+        </w:tc>
+      </w:tr>
+      <w:tr>
+        <w:tc>
+          <w:tcPr/>
+          <w:p>
+            <w:pPr>
+              <w:pStyle w:val="Compact"/>
+            </w:pPr>
+            <w:r>
+              <w:rPr>
+                <w:rStyle w:val="Revised"/>
+              </w:rPr>
               <w:t xml:space="preserve">CV-AUC, folds grouped by club (20 repeats)</w:t>
             </w:r>
           </w:p>
@@ -13565,7 +13681,22 @@
         <w:t xml:space="preserve"> </w:t>
       </w:r>
       <w:r>
-        <w:t xml:space="preserve">A quarter of the variance in pre-milestone volume lies between clubs, but the within-club volume effect is, if anything, slightly larger than the pooled</w:t>
+        <w:t xml:space="preserve">A quarter of the variance in pre-milestone volume lies between clubs, but the within-club volume effect</w:t>
+      </w:r>
+      <w:r>
+        <w:t xml:space="preserve"> </w:t>
+      </w:r>
+      <w:r>
+        <w:rPr>
+          <w:rStyle w:val="Revised"/>
+        </w:rPr>
+        <w:t xml:space="preserve">(club fixed effects)</w:t>
+      </w:r>
+      <w:r>
+        <w:t xml:space="preserve"> </w:t>
+      </w:r>
+      <w:r>
+        <w:t xml:space="preserve">is, if anything, slightly larger than the pooled</w:t>
       </w:r>
       <w:r>
         <w:t xml:space="preserve"> </w:t>
@@ -15280,7 +15411,7 @@
               <w:rPr>
                 <w:rStyle w:val="Revised"/>
               </w:rPr>
-              <w:t xml:space="preserve">Sex + volume vs. sex + Tyrving (time-aligned)</w:t>
+              <w:t xml:space="preserve">Sex + volume vs. sex + Tyrving (baseline window)</w:t>
             </w:r>
           </w:p>
         </w:tc>

--- a/forskning/ncc-kohort/revision_r1/submission_r1/SUPPLEMENT_R1_highlighted.docx
+++ b/forskning/ncc-kohort/revision_r1/submission_r1/SUPPLEMENT_R1_highlighted.docx
@@ -682,7 +682,7 @@
         <w:rPr>
           <w:rStyle w:val="Revised"/>
         </w:rPr>
-        <w:t xml:space="preserve">. The model was also estimated with club-clustered (sandwich) standard errors and as a population-averaged model (generalized estimating equations with an exchangeable correlation within baseline clubs). Club-grouped cross-validation is described in S-M4</w:t>
+        <w:t xml:space="preserve">. The model was also estimated with club-clustered (sandwich) standard errors and as a population-averaged model (generalized estimating equations with an exchangeable correlation within baseline clubs). Club fixed effects were estimated by conditional logistic regression with the baseline club as stratum; only clubs with both retained and non-retained athletes contribute (127 clubs, 1,698 athletes). Club-grouped cross-validation is described in S-M4</w:t>
       </w:r>
       <w:r>
         <w:t xml:space="preserve">.</w:t>
@@ -985,7 +985,7 @@
         <w:rPr>
           <w:rStyle w:val="Revised"/>
         </w:rPr>
-        <w:t xml:space="preserve">, senior) counts only for those ages. Not counted: relay championships (individual results there are side events), qualification, preparation, unofficial and test meets, veterans’ and school championships, meets abroad, and multi-district regional championships (e.g. North Norwegian). The submitted coding matched</w:t>
+        <w:t xml:space="preserve">, senior) counts only for those ages (an age range of another event held alongside, such as a karusell or indoor games, does not restrict it). Not counted: relay championships (individual results there are side events), qualification, preparation, unofficial and test meets, veterans’ and school championships, meets abroad, and multi-district regional championships (e.g. North Norwegian). The submitted coding matched</w:t>
       </w:r>
       <w:r>
         <w:rPr>
@@ -1033,7 +1033,7 @@
         <w:rPr>
           <w:rStyle w:val="Revised"/>
         </w:rPr>
-        <w:t xml:space="preserve">as a senior championship, and counted the excluded meets. Every matched meet name was read; corrected, the count changed for 361 athletes. For 10 athletes the district type rests only on meets with embedded district-championship events (</w:t>
+        <w:t xml:space="preserve">as a senior championship, and counted the excluded meets. Every matched meet name was read; corrected, the count changed for 360 athletes. For 10 athletes the district type rests only on meets with embedded district-championship events (</w:t>
       </w:r>
       <w:r>
         <w:rPr>
@@ -1489,21 +1489,21 @@
               <w:rPr>
                 <w:rStyle w:val="Revised"/>
               </w:rPr>
-              <w:t xml:space="preserve">2.58</w:t>
-            </w:r>
-          </w:p>
-        </w:tc>
-        <w:tc>
-          <w:tcPr/>
-          <w:p>
-            <w:pPr>
-              <w:pStyle w:val="Compact"/>
-            </w:pPr>
-            <w:r>
-              <w:rPr>
-                <w:rStyle w:val="Revised"/>
-              </w:rPr>
-              <w:t xml:space="preserve">.108</w:t>
+              <w:t xml:space="preserve">2.66</w:t>
+            </w:r>
+          </w:p>
+        </w:tc>
+        <w:tc>
+          <w:tcPr/>
+          <w:p>
+            <w:pPr>
+              <w:pStyle w:val="Compact"/>
+            </w:pPr>
+            <w:r>
+              <w:rPr>
+                <w:rStyle w:val="Revised"/>
+              </w:rPr>
+              <w:t xml:space="preserve">.103</w:t>
             </w:r>
           </w:p>
         </w:tc>
@@ -1530,21 +1530,21 @@
               <w:rPr>
                 <w:rStyle w:val="Revised"/>
               </w:rPr>
-              <w:t xml:space="preserve">0.00</w:t>
-            </w:r>
-          </w:p>
-        </w:tc>
-        <w:tc>
-          <w:tcPr/>
-          <w:p>
-            <w:pPr>
-              <w:pStyle w:val="Compact"/>
-            </w:pPr>
-            <w:r>
-              <w:rPr>
-                <w:rStyle w:val="Revised"/>
-              </w:rPr>
-              <w:t xml:space="preserve">.954</w:t>
+              <w:t xml:space="preserve">0.01</w:t>
+            </w:r>
+          </w:p>
+        </w:tc>
+        <w:tc>
+          <w:tcPr/>
+          <w:p>
+            <w:pPr>
+              <w:pStyle w:val="Compact"/>
+            </w:pPr>
+            <w:r>
+              <w:rPr>
+                <w:rStyle w:val="Revised"/>
+              </w:rPr>
+              <w:t xml:space="preserve">.940</w:t>
             </w:r>
           </w:p>
         </w:tc>
@@ -1574,7 +1574,7 @@
               <w:rPr>
                 <w:rStyle w:val="Revised"/>
               </w:rPr>
-              <w:t xml:space="preserve">12.86</w:t>
+              <w:t xml:space="preserve">12.46</w:t>
             </w:r>
           </w:p>
         </w:tc>
@@ -1612,7 +1612,7 @@
               <w:rPr>
                 <w:rStyle w:val="Revised"/>
               </w:rPr>
-              <w:t xml:space="preserve">262.84</w:t>
+              <w:t xml:space="preserve">263.12</w:t>
             </w:r>
           </w:p>
         </w:tc>
@@ -1650,21 +1650,21 @@
               <w:rPr>
                 <w:rStyle w:val="Revised"/>
               </w:rPr>
-              <w:t xml:space="preserve">8.71</w:t>
-            </w:r>
-          </w:p>
-        </w:tc>
-        <w:tc>
-          <w:tcPr/>
-          <w:p>
-            <w:pPr>
-              <w:pStyle w:val="Compact"/>
-            </w:pPr>
-            <w:r>
-              <w:rPr>
-                <w:rStyle w:val="Revised"/>
-              </w:rPr>
-              <w:t xml:space="preserve">.003</w:t>
+              <w:t xml:space="preserve">8.14</w:t>
+            </w:r>
+          </w:p>
+        </w:tc>
+        <w:tc>
+          <w:tcPr/>
+          <w:p>
+            <w:pPr>
+              <w:pStyle w:val="Compact"/>
+            </w:pPr>
+            <w:r>
+              <w:rPr>
+                <w:rStyle w:val="Revised"/>
+              </w:rPr>
+              <w:t xml:space="preserve">.004</w:t>
             </w:r>
           </w:p>
         </w:tc>
@@ -1785,21 +1785,21 @@
               <w:rPr>
                 <w:rStyle w:val="Revised"/>
               </w:rPr>
-              <w:t xml:space="preserve">[1.03, 1.30]</w:t>
-            </w:r>
-          </w:p>
-        </w:tc>
-        <w:tc>
-          <w:tcPr/>
-          <w:p>
-            <w:pPr>
-              <w:pStyle w:val="Compact"/>
-            </w:pPr>
-            <w:r>
-              <w:rPr>
-                <w:rStyle w:val="Revised"/>
-              </w:rPr>
-              <w:t xml:space="preserve">.017</w:t>
+              <w:t xml:space="preserve">[1.03, 1.31]</w:t>
+            </w:r>
+          </w:p>
+        </w:tc>
+        <w:tc>
+          <w:tcPr/>
+          <w:p>
+            <w:pPr>
+              <w:pStyle w:val="Compact"/>
+            </w:pPr>
+            <w:r>
+              <w:rPr>
+                <w:rStyle w:val="Revised"/>
+              </w:rPr>
+              <w:t xml:space="preserve">.016</w:t>
             </w:r>
           </w:p>
         </w:tc>
@@ -1898,21 +1898,21 @@
               <w:rPr>
                 <w:rStyle w:val="Revised"/>
               </w:rPr>
-              <w:t xml:space="preserve">[0.91, 1.03]</w:t>
-            </w:r>
-          </w:p>
-        </w:tc>
-        <w:tc>
-          <w:tcPr/>
-          <w:p>
-            <w:pPr>
-              <w:pStyle w:val="Compact"/>
-            </w:pPr>
-            <w:r>
-              <w:rPr>
-                <w:rStyle w:val="Revised"/>
-              </w:rPr>
-              <w:t xml:space="preserve">.374</w:t>
+              <w:t xml:space="preserve">[0.92, 1.04]</w:t>
+            </w:r>
+          </w:p>
+        </w:tc>
+        <w:tc>
+          <w:tcPr/>
+          <w:p>
+            <w:pPr>
+              <w:pStyle w:val="Compact"/>
+            </w:pPr>
+            <w:r>
+              <w:rPr>
+                <w:rStyle w:val="Revised"/>
+              </w:rPr>
+              <w:t xml:space="preserve">.400</w:t>
             </w:r>
           </w:p>
         </w:tc>
@@ -3342,7 +3342,7 @@
               <w:rPr>
                 <w:rStyle w:val="Revised"/>
               </w:rPr>
-              <w:t xml:space="preserve">0.71</w:t>
+              <w:t xml:space="preserve">0.70</w:t>
             </w:r>
           </w:p>
         </w:tc>
@@ -3926,7 +3926,7 @@
               <w:rPr>
                 <w:rStyle w:val="Revised"/>
               </w:rPr>
-              <w:t xml:space="preserve">.553</w:t>
+              <w:t xml:space="preserve">.593</w:t>
             </w:r>
           </w:p>
         </w:tc>
@@ -4315,7 +4315,7 @@
               <w:rPr>
                 <w:rStyle w:val="Revised"/>
               </w:rPr>
-              <w:t xml:space="preserve">.010</w:t>
+              <w:t xml:space="preserve">.011</w:t>
             </w:r>
           </w:p>
         </w:tc>
@@ -4359,7 +4359,7 @@
               <w:rPr>
                 <w:rStyle w:val="Revised"/>
               </w:rPr>
-              <w:t xml:space="preserve">[0.84, 0.96]</w:t>
+              <w:t xml:space="preserve">[0.84, 0.97]</w:t>
             </w:r>
           </w:p>
         </w:tc>
@@ -4418,7 +4418,7 @@
               <w:rPr>
                 <w:rStyle w:val="Revised"/>
               </w:rPr>
-              <w:t xml:space="preserve">[0.65, 0.77]</w:t>
+              <w:t xml:space="preserve">[0.65, 0.78]</w:t>
             </w:r>
           </w:p>
         </w:tc>
@@ -4470,7 +4470,7 @@
               <w:rPr>
                 <w:rStyle w:val="Revised"/>
               </w:rPr>
-              <w:t xml:space="preserve">[0.75, 0.90]</w:t>
+              <w:t xml:space="preserve">[0.74, 0.90]</w:t>
             </w:r>
           </w:p>
         </w:tc>
@@ -5551,7 +5551,7 @@
               <w:rPr>
                 <w:rStyle w:val="Revised"/>
               </w:rPr>
-              <w:t xml:space="preserve">[0.87, 0.97]</w:t>
+              <w:t xml:space="preserve">[0.87, 0.98]</w:t>
             </w:r>
           </w:p>
         </w:tc>
@@ -5623,7 +5623,7 @@
               <w:rPr>
                 <w:rStyle w:val="Revised"/>
               </w:rPr>
-              <w:t xml:space="preserve">.079</w:t>
+              <w:t xml:space="preserve">.088</w:t>
             </w:r>
           </w:p>
         </w:tc>
@@ -13705,13 +13705,28 @@
         <w:rPr>
           <w:rStyle w:val="Revised"/>
         </w:rPr>
-        <w:t xml:space="preserve">estimate, club-clustered and population-averaged estimates give the same odds ratio, the clubs differ little in retention itself, and discrimination is unchanged when validation clubs are held out of fitting. The random-intercept model is fitted by maximum likelihood (club intercepts integrated out with 40-node Gauss–Hermite quadrature; Wald intervals); the submission used a variational Bayes approximation, which understates uncertainty:</w:t>
-      </w:r>
-      <w:r>
-        <w:t xml:space="preserve"> </w:t>
-      </w:r>
-      <w:r>
-        <w:t xml:space="preserve">the association is not a club-supply artifact. See Supplementary Methods S-M7.</w:t>
+        <w:t xml:space="preserve">estimate, club-clustered and population-averaged estimates give the same odds ratio, the clubs differ little in retention itself, and discrimination is unchanged when validation clubs are held out of fitting:</w:t>
+      </w:r>
+      <w:r>
+        <w:t xml:space="preserve"> </w:t>
+      </w:r>
+      <w:r>
+        <w:t xml:space="preserve">the association is not a club-supply artifact.</w:t>
+      </w:r>
+      <w:r>
+        <w:t xml:space="preserve"> </w:t>
+      </w:r>
+      <w:r>
+        <w:rPr>
+          <w:rStyle w:val="Revised"/>
+        </w:rPr>
+        <w:t xml:space="preserve">The random-intercept model is fitted by maximum likelihood (club intercepts integrated out with 40-node Gauss–Hermite quadrature; Wald intervals); the submission used a variational Bayes approximation, which understates uncertainty.</w:t>
+      </w:r>
+      <w:r>
+        <w:t xml:space="preserve"> </w:t>
+      </w:r>
+      <w:r>
+        <w:t xml:space="preserve">See Supplementary Methods S-M7.</w:t>
       </w:r>
     </w:p>
     <w:p>
